--- a/public/Lighthouse_PTC_Admin_Manual.docx
+++ b/public/Lighthouse_PTC_Admin_Manual.docx
@@ -4,3832 +4,1850 @@
   <w:body>
     <w:p>
       <w:pPr>
+        <w:spacing w:before="200" w:after="80"/>
         <w:jc w:val="center"/>
       </w:pPr>
       <w:r>
         <w:rPr>
+          <w:rFonts w:ascii="Malgun Gothic" w:hAnsi="Malgun Gothic"/>
           <w:b/>
-          <w:color w:val="AA3344"/>
-          <w:sz w:val="20"/>
+          <w:color w:val="735C00"/>
+          <w:sz w:val="24"/>
         </w:rPr>
-        <w:t>LIGHTHOUSE INTERNATIONAL SCHOOL</w:t>
+        <w:t>Lighthouse International School</w:t>
         <w:br/>
       </w:r>
       <w:r>
         <w:rPr>
+          <w:rFonts w:ascii="Malgun Gothic" w:hAnsi="Malgun Gothic"/>
           <w:b/>
           <w:color w:val="00193C"/>
-          <w:sz w:val="40"/>
+          <w:sz w:val="44"/>
         </w:rPr>
-        <w:t>Lighthouse PTC 예약 관리 시스템</w:t>
+        <w:t>학부모-교사 상담 예약 시스템 (PTC)</w:t>
         <w:br/>
-        <w:t>운영자 종합 매뉴얼 (Admin Operations Manual)</w:t>
-        <w:br/>
-      </w:r>
-      <w:r>
-        <w:rPr>
-          <w:color w:val="475569"/>
-          <w:sz w:val="21"/>
-        </w:rPr>
-        <w:t>Parent-Teacher Conference Official Reservation Portal · v2.0 Production Guide</w:t>
-      </w:r>
-    </w:p>
-    <w:p/>
-    <w:tbl>
-      <w:tblPr>
-        <w:tblStyle w:val="TableGrid"/>
-        <w:tblW w:type="auto" w:w="0"/>
-        <w:jc w:val="center"/>
-        <w:tblLook w:firstColumn="1" w:firstRow="1" w:lastColumn="0" w:lastRow="0" w:noHBand="0" w:noVBand="1" w:val="04A0"/>
-      </w:tblPr>
-      <w:tblGrid>
-        <w:gridCol w:w="4968"/>
-        <w:gridCol w:w="4968"/>
-      </w:tblGrid>
-      <w:tr>
-        <w:tc>
-          <w:tcPr>
-            <w:tcW w:type="dxa" w:w="4968"/>
-            <w:shd w:val="clear" w:color="auto" w:fill="00193C"/>
-            <w:tcMar>
-              <w:top w:w="120" w:type="dxa"/>
-              <w:bottom w:w="120" w:type="dxa"/>
-              <w:left w:w="140" w:type="dxa"/>
-              <w:right w:w="140" w:type="dxa"/>
-            </w:tcMar>
-          </w:tcPr>
-          <w:p>
-            <w:r/>
-            <w:r>
-              <w:rPr>
-                <w:b/>
-                <w:color w:val="FFFFFF"/>
-                <w:sz w:val="20"/>
-              </w:rPr>
-              <w:t>항목 (Item)</w:t>
-            </w:r>
-          </w:p>
-        </w:tc>
-        <w:tc>
-          <w:tcPr>
-            <w:tcW w:type="dxa" w:w="4968"/>
-            <w:shd w:val="clear" w:color="auto" w:fill="00193C"/>
-            <w:tcMar>
-              <w:top w:w="120" w:type="dxa"/>
-              <w:bottom w:w="120" w:type="dxa"/>
-              <w:left w:w="140" w:type="dxa"/>
-              <w:right w:w="140" w:type="dxa"/>
-            </w:tcMar>
-          </w:tcPr>
-          <w:p>
-            <w:r/>
-            <w:r>
-              <w:rPr>
-                <w:b/>
-                <w:color w:val="FFFFFF"/>
-                <w:sz w:val="20"/>
-              </w:rPr>
-              <w:t>상세 정보 (Details)</w:t>
-            </w:r>
-          </w:p>
-        </w:tc>
-      </w:tr>
-      <w:tr>
-        <w:tc>
-          <w:tcPr>
-            <w:tcW w:type="dxa" w:w="4968"/>
-            <w:shd w:val="clear" w:color="auto" w:fill="FFFFFF"/>
-            <w:tcMar>
-              <w:top w:w="100" w:type="dxa"/>
-              <w:bottom w:w="100" w:type="dxa"/>
-              <w:left w:w="140" w:type="dxa"/>
-              <w:right w:w="140" w:type="dxa"/>
-            </w:tcMar>
-          </w:tcPr>
-          <w:p>
-            <w:r/>
-            <w:r>
-              <w:rPr>
-                <w:b/>
-                <w:color w:val="0F172A"/>
-                <w:sz w:val="19"/>
-              </w:rPr>
-              <w:t>공식 서비스 접속 주소 (URL)</w:t>
-            </w:r>
-          </w:p>
-        </w:tc>
-        <w:tc>
-          <w:tcPr>
-            <w:tcW w:type="dxa" w:w="4968"/>
-            <w:shd w:val="clear" w:color="auto" w:fill="FFFFFF"/>
-            <w:tcMar>
-              <w:top w:w="100" w:type="dxa"/>
-              <w:bottom w:w="100" w:type="dxa"/>
-              <w:left w:w="140" w:type="dxa"/>
-              <w:right w:w="140" w:type="dxa"/>
-            </w:tcMar>
-          </w:tcPr>
-          <w:p>
-            <w:r/>
-            <w:r>
-              <w:rPr>
-                <w:color w:val="0F172A"/>
-                <w:sz w:val="19"/>
-              </w:rPr>
-              <w:t>https://lighthouse-ptc.vercel.app/</w:t>
-            </w:r>
-          </w:p>
-        </w:tc>
-      </w:tr>
-      <w:tr>
-        <w:tc>
-          <w:tcPr>
-            <w:tcW w:type="dxa" w:w="4968"/>
-            <w:shd w:val="clear" w:color="auto" w:fill="F8FAFC"/>
-            <w:tcMar>
-              <w:top w:w="100" w:type="dxa"/>
-              <w:bottom w:w="100" w:type="dxa"/>
-              <w:left w:w="140" w:type="dxa"/>
-              <w:right w:w="140" w:type="dxa"/>
-            </w:tcMar>
-          </w:tcPr>
-          <w:p>
-            <w:r/>
-            <w:r>
-              <w:rPr>
-                <w:b/>
-                <w:color w:val="0F172A"/>
-                <w:sz w:val="19"/>
-              </w:rPr>
-              <w:t>운영자 콘솔 접속 방법</w:t>
-            </w:r>
-          </w:p>
-        </w:tc>
-        <w:tc>
-          <w:tcPr>
-            <w:tcW w:type="dxa" w:w="4968"/>
-            <w:shd w:val="clear" w:color="auto" w:fill="F8FAFC"/>
-            <w:tcMar>
-              <w:top w:w="100" w:type="dxa"/>
-              <w:bottom w:w="100" w:type="dxa"/>
-              <w:left w:w="140" w:type="dxa"/>
-              <w:right w:w="140" w:type="dxa"/>
-            </w:tcMar>
-          </w:tcPr>
-          <w:p>
-            <w:r/>
-            <w:r>
-              <w:rPr>
-                <w:color w:val="0F172A"/>
-                <w:sz w:val="19"/>
-              </w:rPr>
-              <w:t>첫 화면에서 운영자 등록 이메일(예: vphwang@liskorea.org) 입력 후 로그인</w:t>
-            </w:r>
-          </w:p>
-        </w:tc>
-      </w:tr>
-      <w:tr>
-        <w:tc>
-          <w:tcPr>
-            <w:tcW w:type="dxa" w:w="4968"/>
-            <w:shd w:val="clear" w:color="auto" w:fill="FFFFFF"/>
-            <w:tcMar>
-              <w:top w:w="100" w:type="dxa"/>
-              <w:bottom w:w="100" w:type="dxa"/>
-              <w:left w:w="140" w:type="dxa"/>
-              <w:right w:w="140" w:type="dxa"/>
-            </w:tcMar>
-          </w:tcPr>
-          <w:p>
-            <w:r/>
-            <w:r>
-              <w:rPr>
-                <w:b/>
-                <w:color w:val="0F172A"/>
-                <w:sz w:val="19"/>
-              </w:rPr>
-              <w:t>교사 전용 화면 접속 방법</w:t>
-            </w:r>
-          </w:p>
-        </w:tc>
-        <w:tc>
-          <w:tcPr>
-            <w:tcW w:type="dxa" w:w="4968"/>
-            <w:shd w:val="clear" w:color="auto" w:fill="FFFFFF"/>
-            <w:tcMar>
-              <w:top w:w="100" w:type="dxa"/>
-              <w:bottom w:w="100" w:type="dxa"/>
-              <w:left w:w="140" w:type="dxa"/>
-              <w:right w:w="140" w:type="dxa"/>
-            </w:tcMar>
-          </w:tcPr>
-          <w:p>
-            <w:r/>
-            <w:r>
-              <w:rPr>
-                <w:color w:val="0F172A"/>
-                <w:sz w:val="19"/>
-              </w:rPr>
-              <w:t>첫 화면에서 교사 등록 이메일(@liskorea.org / @liskorea.net) 입력 후 로그인</w:t>
-            </w:r>
-          </w:p>
-        </w:tc>
-      </w:tr>
-      <w:tr>
-        <w:tc>
-          <w:tcPr>
-            <w:tcW w:type="dxa" w:w="4968"/>
-            <w:shd w:val="clear" w:color="auto" w:fill="F8FAFC"/>
-            <w:tcMar>
-              <w:top w:w="100" w:type="dxa"/>
-              <w:bottom w:w="100" w:type="dxa"/>
-              <w:left w:w="140" w:type="dxa"/>
-              <w:right w:w="140" w:type="dxa"/>
-            </w:tcMar>
-          </w:tcPr>
-          <w:p>
-            <w:r/>
-            <w:r>
-              <w:rPr>
-                <w:b/>
-                <w:color w:val="0F172A"/>
-                <w:sz w:val="19"/>
-              </w:rPr>
-              <w:t>학부모 예약 화면 접속 방법</w:t>
-            </w:r>
-          </w:p>
-        </w:tc>
-        <w:tc>
-          <w:tcPr>
-            <w:tcW w:type="dxa" w:w="4968"/>
-            <w:shd w:val="clear" w:color="auto" w:fill="F8FAFC"/>
-            <w:tcMar>
-              <w:top w:w="100" w:type="dxa"/>
-              <w:bottom w:w="100" w:type="dxa"/>
-              <w:left w:w="140" w:type="dxa"/>
-              <w:right w:w="140" w:type="dxa"/>
-            </w:tcMar>
-          </w:tcPr>
-          <w:p>
-            <w:r/>
-            <w:r>
-              <w:rPr>
-                <w:color w:val="0F172A"/>
-                <w:sz w:val="19"/>
-              </w:rPr>
-              <w:t>첫 화면에서 학부모 개인 이메일 입력 → 자녀 선택 및 등록된 학부모 성명 인증</w:t>
-            </w:r>
-          </w:p>
-        </w:tc>
-      </w:tr>
-      <w:tr>
-        <w:tc>
-          <w:tcPr>
-            <w:tcW w:type="dxa" w:w="4968"/>
-            <w:shd w:val="clear" w:color="auto" w:fill="FFFFFF"/>
-            <w:tcMar>
-              <w:top w:w="100" w:type="dxa"/>
-              <w:bottom w:w="100" w:type="dxa"/>
-              <w:left w:w="140" w:type="dxa"/>
-              <w:right w:w="140" w:type="dxa"/>
-            </w:tcMar>
-          </w:tcPr>
-          <w:p>
-            <w:r/>
-            <w:r>
-              <w:rPr>
-                <w:b/>
-                <w:color w:val="0F172A"/>
-                <w:sz w:val="19"/>
-              </w:rPr>
-              <w:t>클라우드 영구 DB (Supabase)</w:t>
-            </w:r>
-          </w:p>
-        </w:tc>
-        <w:tc>
-          <w:tcPr>
-            <w:tcW w:type="dxa" w:w="4968"/>
-            <w:shd w:val="clear" w:color="auto" w:fill="FFFFFF"/>
-            <w:tcMar>
-              <w:top w:w="100" w:type="dxa"/>
-              <w:bottom w:w="100" w:type="dxa"/>
-              <w:left w:w="140" w:type="dxa"/>
-              <w:right w:w="140" w:type="dxa"/>
-            </w:tcMar>
-          </w:tcPr>
-          <w:p>
-            <w:r/>
-            <w:r>
-              <w:rPr>
-                <w:color w:val="0F172A"/>
-                <w:sz w:val="19"/>
-              </w:rPr>
-              <w:t>https://dwpxdsmopnvtofnycuyd.supabase.co (테이블명: ptc_state)</w:t>
-            </w:r>
-          </w:p>
-        </w:tc>
-      </w:tr>
-      <w:tr>
-        <w:tc>
-          <w:tcPr>
-            <w:tcW w:type="dxa" w:w="4968"/>
-            <w:shd w:val="clear" w:color="auto" w:fill="F8FAFC"/>
-            <w:tcMar>
-              <w:top w:w="100" w:type="dxa"/>
-              <w:bottom w:w="100" w:type="dxa"/>
-              <w:left w:w="140" w:type="dxa"/>
-              <w:right w:w="140" w:type="dxa"/>
-            </w:tcMar>
-          </w:tcPr>
-          <w:p>
-            <w:r/>
-            <w:r>
-              <w:rPr>
-                <w:b/>
-                <w:color w:val="0F172A"/>
-                <w:sz w:val="19"/>
-              </w:rPr>
-              <w:t>소스코드 저장소 (GitHub)</w:t>
-            </w:r>
-          </w:p>
-        </w:tc>
-        <w:tc>
-          <w:tcPr>
-            <w:tcW w:type="dxa" w:w="4968"/>
-            <w:shd w:val="clear" w:color="auto" w:fill="F8FAFC"/>
-            <w:tcMar>
-              <w:top w:w="100" w:type="dxa"/>
-              <w:bottom w:w="100" w:type="dxa"/>
-              <w:left w:w="140" w:type="dxa"/>
-              <w:right w:w="140" w:type="dxa"/>
-            </w:tcMar>
-          </w:tcPr>
-          <w:p>
-            <w:r/>
-            <w:r>
-              <w:rPr>
-                <w:color w:val="0F172A"/>
-                <w:sz w:val="19"/>
-              </w:rPr>
-              <w:t>https://github.com/Kyumunhwang/lighthouse-ptc</w:t>
-            </w:r>
-          </w:p>
-        </w:tc>
-      </w:tr>
-    </w:tbl>
-    <w:p/>
-    <w:tbl>
-      <w:tblPr>
-        <w:tblW w:type="auto" w:w="0"/>
-        <w:jc w:val="center"/>
-        <w:tblLook w:firstColumn="1" w:firstRow="1" w:lastColumn="0" w:lastRow="0" w:noHBand="0" w:noVBand="1" w:val="04A0"/>
-      </w:tblPr>
-      <w:tblGrid>
-        <w:gridCol w:w="9936"/>
-      </w:tblGrid>
-      <w:tr>
-        <w:tc>
-          <w:tcPr>
-            <w:tcW w:type="dxa" w:w="9936"/>
-            <w:shd w:val="clear" w:color="auto" w:fill="FDFBF7"/>
-            <w:tcMar>
-              <w:top w:w="140" w:type="dxa"/>
-              <w:bottom w:w="140" w:type="dxa"/>
-              <w:left w:w="180" w:type="dxa"/>
-              <w:right w:w="180" w:type="dxa"/>
-            </w:tcMar>
-          </w:tcPr>
-          <w:p>
-            <w:r>
-              <w:rPr>
-                <w:b/>
-                <w:color w:val="00193C"/>
-                <w:sz w:val="21"/>
-              </w:rPr>
-              <w:t>💡 본 매뉴얼 활용 안내 (Google Docs 최적화)</w:t>
-              <w:br/>
-            </w:r>
-            <w:r>
-              <w:rPr>
-                <w:color w:val="1E293B"/>
-                <w:sz w:val="19"/>
-              </w:rPr>
-              <w:t>• 본 문서는 Google Docs 및 MS Word에서 표, 제목 목차(좌측 문서 개요), 강조 상자가 100% 유지되도록 제작되었습니다.</w:t>
-              <w:br/>
-            </w:r>
-            <w:r>
-              <w:rPr>
-                <w:color w:val="1E293B"/>
-                <w:sz w:val="19"/>
-              </w:rPr>
-              <w:t>• Google Drive에 업로드한 뒤 [연결 앱 → Google Docs]로 열면 실시간 공동 편집 및 인쇄가 가능합니다.</w:t>
-              <w:br/>
-            </w:r>
-            <w:r>
-              <w:rPr>
-                <w:color w:val="1E293B"/>
-                <w:sz w:val="19"/>
-              </w:rPr>
-              <w:t>• 운영자 콘솔(/admin) 상단의 [운영자 매뉴얼 다운로드] 버튼을 통해서도 언제든 본 파일을 내려받을 수 있습니다.</w:t>
-            </w:r>
-          </w:p>
-        </w:tc>
-      </w:tr>
-    </w:tbl>
-    <w:p/>
-    <w:p>
-      <w:pPr>
-        <w:pStyle w:val="Heading1"/>
-      </w:pPr>
-      <w:r>
-        <w:rPr>
-          <w:color w:val="00193C"/>
-          <w:sz w:val="32"/>
-        </w:rPr>
-        <w:t>제1장. 시스템 개요 및 권한·보안·데이터 아키텍처</w:t>
+        <w:t>운영자 완벽 실무 및 시스템 관리 매뉴얼</w:t>
       </w:r>
     </w:p>
     <w:p>
       <w:pPr>
-        <w:pStyle w:val="Heading2"/>
+        <w:spacing w:after="400"/>
+        <w:jc w:val="center"/>
       </w:pPr>
       <w:r>
         <w:rPr>
-          <w:color w:val="AA3344"/>
-          <w:sz w:val="26"/>
+          <w:rFonts w:ascii="Malgun Gothic" w:hAnsi="Malgun Gothic"/>
+          <w:color w:val="64748B"/>
+          <w:sz w:val="19"/>
         </w:rPr>
-        <w:t>1.1 이메일 기반 3단계 자동 권한 분기 (Role-Based Routing)</w:t>
+        <w:t>문서 버전: v2.4 (최신 통합 업데이트) | 최종 개정일: 2026년 10월 14일 | 대상: 시스템 최고 관리자 및 교무행정처</w:t>
       </w:r>
     </w:p>
     <w:p>
-      <w:r>
-        <w:rPr>
-          <w:sz w:val="20"/>
-        </w:rPr>
-        <w:t>Lighthouse PTC 시스템은 하나의 통합 로그인 화면(/)에서 사용자가 입력한 이메일 주소를 기준으로 운영자(Admin), 교사(Teacher), 학부모(Parent)를 자동 판별하여 각자의 전용 화면으로 안내합니다.</w:t>
-      </w:r>
-    </w:p>
-    <w:tbl>
-      <w:tblPr>
-        <w:tblStyle w:val="TableGrid"/>
-        <w:tblW w:type="auto" w:w="0"/>
-        <w:jc w:val="center"/>
-        <w:tblLook w:firstColumn="1" w:firstRow="1" w:lastColumn="0" w:lastRow="0" w:noHBand="0" w:noVBand="1" w:val="04A0"/>
-      </w:tblPr>
-      <w:tblGrid>
-        <w:gridCol w:w="2484"/>
-        <w:gridCol w:w="2484"/>
-        <w:gridCol w:w="2484"/>
-        <w:gridCol w:w="2484"/>
-      </w:tblGrid>
-      <w:tr>
-        <w:tc>
-          <w:tcPr>
-            <w:tcW w:type="dxa" w:w="2484"/>
-            <w:shd w:val="clear" w:color="auto" w:fill="00193C"/>
-            <w:tcMar>
-              <w:top w:w="120" w:type="dxa"/>
-              <w:bottom w:w="120" w:type="dxa"/>
-              <w:left w:w="140" w:type="dxa"/>
-              <w:right w:w="140" w:type="dxa"/>
-            </w:tcMar>
-          </w:tcPr>
-          <w:p>
-            <w:r/>
-            <w:r>
-              <w:rPr>
-                <w:b/>
-                <w:color w:val="FFFFFF"/>
-                <w:sz w:val="20"/>
-              </w:rPr>
-              <w:t>구분 (Role)</w:t>
-            </w:r>
-          </w:p>
-        </w:tc>
-        <w:tc>
-          <w:tcPr>
-            <w:tcW w:type="dxa" w:w="2484"/>
-            <w:shd w:val="clear" w:color="auto" w:fill="00193C"/>
-            <w:tcMar>
-              <w:top w:w="120" w:type="dxa"/>
-              <w:bottom w:w="120" w:type="dxa"/>
-              <w:left w:w="140" w:type="dxa"/>
-              <w:right w:w="140" w:type="dxa"/>
-            </w:tcMar>
-          </w:tcPr>
-          <w:p>
-            <w:r/>
-            <w:r>
-              <w:rPr>
-                <w:b/>
-                <w:color w:val="FFFFFF"/>
-                <w:sz w:val="20"/>
-              </w:rPr>
-              <w:t>판별 기준 (Authentication Rule)</w:t>
-            </w:r>
-          </w:p>
-        </w:tc>
-        <w:tc>
-          <w:tcPr>
-            <w:tcW w:type="dxa" w:w="2484"/>
-            <w:shd w:val="clear" w:color="auto" w:fill="00193C"/>
-            <w:tcMar>
-              <w:top w:w="120" w:type="dxa"/>
-              <w:bottom w:w="120" w:type="dxa"/>
-              <w:left w:w="140" w:type="dxa"/>
-              <w:right w:w="140" w:type="dxa"/>
-            </w:tcMar>
-          </w:tcPr>
-          <w:p>
-            <w:r/>
-            <w:r>
-              <w:rPr>
-                <w:b/>
-                <w:color w:val="FFFFFF"/>
-                <w:sz w:val="20"/>
-              </w:rPr>
-              <w:t>이동 경로</w:t>
-            </w:r>
-          </w:p>
-        </w:tc>
-        <w:tc>
-          <w:tcPr>
-            <w:tcW w:type="dxa" w:w="2484"/>
-            <w:shd w:val="clear" w:color="auto" w:fill="00193C"/>
-            <w:tcMar>
-              <w:top w:w="120" w:type="dxa"/>
-              <w:bottom w:w="120" w:type="dxa"/>
-              <w:left w:w="140" w:type="dxa"/>
-              <w:right w:w="140" w:type="dxa"/>
-            </w:tcMar>
-          </w:tcPr>
-          <w:p>
-            <w:r/>
-            <w:r>
-              <w:rPr>
-                <w:b/>
-                <w:color w:val="FFFFFF"/>
-                <w:sz w:val="20"/>
-              </w:rPr>
-              <w:t>주요 권한 및 보안 특징</w:t>
-            </w:r>
-          </w:p>
-        </w:tc>
-      </w:tr>
-      <w:tr>
-        <w:tc>
-          <w:tcPr>
-            <w:tcW w:type="dxa" w:w="2484"/>
-            <w:shd w:val="clear" w:color="auto" w:fill="FFFFFF"/>
-            <w:tcMar>
-              <w:top w:w="100" w:type="dxa"/>
-              <w:bottom w:w="100" w:type="dxa"/>
-              <w:left w:w="140" w:type="dxa"/>
-              <w:right w:w="140" w:type="dxa"/>
-            </w:tcMar>
-          </w:tcPr>
-          <w:p>
-            <w:r/>
-            <w:r>
-              <w:rPr>
-                <w:b/>
-                <w:color w:val="0F172A"/>
-                <w:sz w:val="19"/>
-              </w:rPr>
-              <w:t>운영자 (Admin)</w:t>
-            </w:r>
-          </w:p>
-        </w:tc>
-        <w:tc>
-          <w:tcPr>
-            <w:tcW w:type="dxa" w:w="2484"/>
-            <w:shd w:val="clear" w:color="auto" w:fill="FFFFFF"/>
-            <w:tcMar>
-              <w:top w:w="100" w:type="dxa"/>
-              <w:bottom w:w="100" w:type="dxa"/>
-              <w:left w:w="140" w:type="dxa"/>
-              <w:right w:w="140" w:type="dxa"/>
-            </w:tcMar>
-          </w:tcPr>
-          <w:p>
-            <w:r/>
-            <w:r>
-              <w:rPr>
-                <w:color w:val="0F172A"/>
-                <w:sz w:val="19"/>
-              </w:rPr>
-              <w:t>운영자/교사 계정 명부에서 역할(Role)이 '운영자'로 등록된 이메일</w:t>
-            </w:r>
-          </w:p>
-        </w:tc>
-        <w:tc>
-          <w:tcPr>
-            <w:tcW w:type="dxa" w:w="2484"/>
-            <w:shd w:val="clear" w:color="auto" w:fill="FFFFFF"/>
-            <w:tcMar>
-              <w:top w:w="100" w:type="dxa"/>
-              <w:bottom w:w="100" w:type="dxa"/>
-              <w:left w:w="140" w:type="dxa"/>
-              <w:right w:w="140" w:type="dxa"/>
-            </w:tcMar>
-          </w:tcPr>
-          <w:p>
-            <w:r/>
-            <w:r>
-              <w:rPr>
-                <w:color w:val="0F172A"/>
-                <w:sz w:val="19"/>
-              </w:rPr>
-              <w:t>/admin</w:t>
-            </w:r>
-          </w:p>
-        </w:tc>
-        <w:tc>
-          <w:tcPr>
-            <w:tcW w:type="dxa" w:w="2484"/>
-            <w:shd w:val="clear" w:color="auto" w:fill="FFFFFF"/>
-            <w:tcMar>
-              <w:top w:w="100" w:type="dxa"/>
-              <w:bottom w:w="100" w:type="dxa"/>
-              <w:left w:w="140" w:type="dxa"/>
-              <w:right w:w="140" w:type="dxa"/>
-            </w:tcMar>
-          </w:tcPr>
-          <w:p>
-            <w:r/>
-            <w:r>
-              <w:rPr>
-                <w:color w:val="0F172A"/>
-                <w:sz w:val="19"/>
-              </w:rPr>
-              <w:t>• 전체 상담 예약 매트릭스 조회 및 개별/전체 예약 취소</w:t>
-              <w:br/>
-              <w:t>• 교사별 상담 불가 시간대(Blocked Slots) 설정</w:t>
-              <w:br/>
-              <w:t>• 교사·학생·학부모·상담교과 마스터 명부 관리 및 CSV 업로드</w:t>
-              <w:br/>
-              <w:t>• 비인가자가 주소창에 /admin 직접 입력 시 첫 화면(/)으로 즉시 차단 이동</w:t>
-            </w:r>
-          </w:p>
-        </w:tc>
-      </w:tr>
-      <w:tr>
-        <w:tc>
-          <w:tcPr>
-            <w:tcW w:type="dxa" w:w="2484"/>
-            <w:shd w:val="clear" w:color="auto" w:fill="F8FAFC"/>
-            <w:tcMar>
-              <w:top w:w="100" w:type="dxa"/>
-              <w:bottom w:w="100" w:type="dxa"/>
-              <w:left w:w="140" w:type="dxa"/>
-              <w:right w:w="140" w:type="dxa"/>
-            </w:tcMar>
-          </w:tcPr>
-          <w:p>
-            <w:r/>
-            <w:r>
-              <w:rPr>
-                <w:b/>
-                <w:color w:val="0F172A"/>
-                <w:sz w:val="19"/>
-              </w:rPr>
-              <w:t>교사 (Teacher)</w:t>
-            </w:r>
-          </w:p>
-        </w:tc>
-        <w:tc>
-          <w:tcPr>
-            <w:tcW w:type="dxa" w:w="2484"/>
-            <w:shd w:val="clear" w:color="auto" w:fill="F8FAFC"/>
-            <w:tcMar>
-              <w:top w:w="100" w:type="dxa"/>
-              <w:bottom w:w="100" w:type="dxa"/>
-              <w:left w:w="140" w:type="dxa"/>
-              <w:right w:w="140" w:type="dxa"/>
-            </w:tcMar>
-          </w:tcPr>
-          <w:p>
-            <w:r/>
-            <w:r>
-              <w:rPr>
-                <w:color w:val="0F172A"/>
-                <w:sz w:val="19"/>
-              </w:rPr>
-              <w:t>운영자/교사 계정 명부에서 역할(Role)이 '교사'로 등록된 이메일</w:t>
-            </w:r>
-          </w:p>
-        </w:tc>
-        <w:tc>
-          <w:tcPr>
-            <w:tcW w:type="dxa" w:w="2484"/>
-            <w:shd w:val="clear" w:color="auto" w:fill="F8FAFC"/>
-            <w:tcMar>
-              <w:top w:w="100" w:type="dxa"/>
-              <w:bottom w:w="100" w:type="dxa"/>
-              <w:left w:w="140" w:type="dxa"/>
-              <w:right w:w="140" w:type="dxa"/>
-            </w:tcMar>
-          </w:tcPr>
-          <w:p>
-            <w:r/>
-            <w:r>
-              <w:rPr>
-                <w:color w:val="0F172A"/>
-                <w:sz w:val="19"/>
-              </w:rPr>
-              <w:t>/teacher</w:t>
-            </w:r>
-          </w:p>
-        </w:tc>
-        <w:tc>
-          <w:tcPr>
-            <w:tcW w:type="dxa" w:w="2484"/>
-            <w:shd w:val="clear" w:color="auto" w:fill="F8FAFC"/>
-            <w:tcMar>
-              <w:top w:w="100" w:type="dxa"/>
-              <w:bottom w:w="100" w:type="dxa"/>
-              <w:left w:w="140" w:type="dxa"/>
-              <w:right w:w="140" w:type="dxa"/>
-            </w:tcMar>
-          </w:tcPr>
-          <w:p>
-            <w:r/>
-            <w:r>
-              <w:rPr>
-                <w:color w:val="0F172A"/>
-                <w:sz w:val="19"/>
-              </w:rPr>
-              <w:t>• 본인에게 배정된 일자별(Day 1 / Day 2) 상담 예약 현황 및 시간표 실시간 확인</w:t>
-              <w:br/>
-              <w:t>• 주소창(URL)에 교사 성함·이메일 등 개인정보 미노출 (세션 보안 적용)</w:t>
-              <w:br/>
-              <w:t>• 타 교사 일정 열람 불가 (교사 전환 드롭다운 제거 완료)</w:t>
-            </w:r>
-          </w:p>
-        </w:tc>
-      </w:tr>
-      <w:tr>
-        <w:tc>
-          <w:tcPr>
-            <w:tcW w:type="dxa" w:w="2484"/>
-            <w:shd w:val="clear" w:color="auto" w:fill="FFFFFF"/>
-            <w:tcMar>
-              <w:top w:w="100" w:type="dxa"/>
-              <w:bottom w:w="100" w:type="dxa"/>
-              <w:left w:w="140" w:type="dxa"/>
-              <w:right w:w="140" w:type="dxa"/>
-            </w:tcMar>
-          </w:tcPr>
-          <w:p>
-            <w:r/>
-            <w:r>
-              <w:rPr>
-                <w:b/>
-                <w:color w:val="0F172A"/>
-                <w:sz w:val="19"/>
-              </w:rPr>
-              <w:t>학부모 (Parent)</w:t>
-            </w:r>
-          </w:p>
-        </w:tc>
-        <w:tc>
-          <w:tcPr>
-            <w:tcW w:type="dxa" w:w="2484"/>
-            <w:shd w:val="clear" w:color="auto" w:fill="FFFFFF"/>
-            <w:tcMar>
-              <w:top w:w="100" w:type="dxa"/>
-              <w:bottom w:w="100" w:type="dxa"/>
-              <w:left w:w="140" w:type="dxa"/>
-              <w:right w:w="140" w:type="dxa"/>
-            </w:tcMar>
-          </w:tcPr>
-          <w:p>
-            <w:r/>
-            <w:r>
-              <w:rPr>
-                <w:color w:val="0F172A"/>
-                <w:sz w:val="19"/>
-              </w:rPr>
-              <w:t>위 운영자·교사 명부에 속하지 않는 일반 이메일 (Gmail, Naver 등)</w:t>
-            </w:r>
-          </w:p>
-        </w:tc>
-        <w:tc>
-          <w:tcPr>
-            <w:tcW w:type="dxa" w:w="2484"/>
-            <w:shd w:val="clear" w:color="auto" w:fill="FFFFFF"/>
-            <w:tcMar>
-              <w:top w:w="100" w:type="dxa"/>
-              <w:bottom w:w="100" w:type="dxa"/>
-              <w:left w:w="140" w:type="dxa"/>
-              <w:right w:w="140" w:type="dxa"/>
-            </w:tcMar>
-          </w:tcPr>
-          <w:p>
-            <w:r/>
-            <w:r>
-              <w:rPr>
-                <w:color w:val="0F172A"/>
-                <w:sz w:val="19"/>
-              </w:rPr>
-              <w:t>/booking</w:t>
-            </w:r>
-          </w:p>
-        </w:tc>
-        <w:tc>
-          <w:tcPr>
-            <w:tcW w:type="dxa" w:w="2484"/>
-            <w:shd w:val="clear" w:color="auto" w:fill="FFFFFF"/>
-            <w:tcMar>
-              <w:top w:w="100" w:type="dxa"/>
-              <w:bottom w:w="100" w:type="dxa"/>
-              <w:left w:w="140" w:type="dxa"/>
-              <w:right w:w="140" w:type="dxa"/>
-            </w:tcMar>
-          </w:tcPr>
-          <w:p>
-            <w:r/>
-            <w:r>
-              <w:rPr>
-                <w:color w:val="0F172A"/>
-                <w:sz w:val="19"/>
-              </w:rPr>
-              <w:t>• 1단계에서 자녀(학년·이름) 선택 후 반드시 명부에 등록된 '학부모 성명'과 일치해야만 2단계 진입 가능</w:t>
-              <w:br/>
-              <w:t>• 학생 1인당 최대 4개(설정 변경 가능) 상담교과 선착순 예약</w:t>
-              <w:br/>
-              <w:t>• 예약 완료 후 모바일 고화질 PNG 확인증 이미지 저장 및 A4 인쇄 지원</w:t>
-            </w:r>
-          </w:p>
-        </w:tc>
-      </w:tr>
-    </w:tbl>
-    <w:p/>
-    <w:p>
       <w:pPr>
-        <w:pStyle w:val="Heading2"/>
+        <w:spacing w:after="320"/>
       </w:pPr>
       <w:r>
         <w:rPr>
-          <w:color w:val="AA3344"/>
-          <w:sz w:val="26"/>
+          <w:color w:val="CBD5E1"/>
         </w:rPr>
-        <w:t>1.2 이중 데이터 영구 보존 구조 (Dual-Layer Persistence)</w:t>
+        <w:t>――――――――――――――――――――――――――――――――――――――――――――――――――――――――――</w:t>
+      </w:r>
+    </w:p>
+    <w:p>
+      <w:pPr>
+        <w:spacing w:before="360" w:after="120"/>
+      </w:pPr>
+      <w:r>
+        <w:rPr>
+          <w:rFonts w:ascii="Malgun Gothic" w:hAnsi="Malgun Gothic"/>
+          <w:b/>
+          <w:color w:val="002D62"/>
+          <w:sz w:val="28"/>
+        </w:rPr>
+        <w:t>1. 시스템 개요 및 운영 아키텍처</w:t>
+      </w:r>
+    </w:p>
+    <w:p>
+      <w:pPr>
+        <w:spacing w:after="80" w:line="300" w:lineRule="auto"/>
+      </w:pPr>
+      <w:r>
+        <w:rPr>
+          <w:rFonts w:ascii="Malgun Gothic" w:hAnsi="Malgun Gothic"/>
+          <w:color w:val="334155"/>
+          <w:sz w:val="20"/>
+        </w:rPr>
+        <w:t>본 시스템은 라이트하우스 국제학교(Lighthouse International School)의 학기별 '학부모-교사 상담(PTC, Parent-Teacher Conference)'을 원활하고 체계적으로 진행하기 위해 구축된 통합 예약 플랫폼입니다. 학부모의 간편한 모바일/PC 예약, 교사의 개인 전용 일정표 실시간 조회, 그리고 운영자의 전방위적 종합 관제 기능을 단일 웹 앱 환경에서 유기적으로 제공합니다.</w:t>
+      </w:r>
+    </w:p>
+    <w:p>
+      <w:pPr>
+        <w:spacing w:before="240" w:after="80"/>
+      </w:pPr>
+      <w:r>
+        <w:rPr>
+          <w:rFonts w:ascii="Malgun Gothic" w:hAnsi="Malgun Gothic"/>
+          <w:b/>
+          <w:color w:val="0F172A"/>
+          <w:sz w:val="23"/>
+        </w:rPr>
+        <w:t>1.1 접속 주소 및 주요 화면 체계</w:t>
       </w:r>
     </w:p>
     <w:p>
       <w:pPr>
         <w:pStyle w:val="ListBullet"/>
+        <w:spacing w:after="60" w:line="288" w:lineRule="auto"/>
       </w:pPr>
       <w:r>
         <w:rPr>
+          <w:rFonts w:ascii="Malgun Gothic" w:hAnsi="Malgun Gothic"/>
           <w:b/>
-          <w:color w:val="00193C"/>
-          <w:sz w:val="20"/>
+          <w:color w:val="0F172A"/>
+          <w:sz w:val="19"/>
         </w:rPr>
-        <w:t xml:space="preserve">1차 클라우드 영구 DB (Supabase PostgreSQL): </w:t>
+        <w:t xml:space="preserve">• </w:t>
       </w:r>
       <w:r>
         <w:rPr>
-          <w:color w:val="1E293B"/>
-          <w:sz w:val="20"/>
+          <w:rFonts w:ascii="Malgun Gothic" w:hAnsi="Malgun Gothic"/>
+          <w:color w:val="334155"/>
+          <w:sz w:val="19"/>
         </w:rPr>
-        <w:t>학부모의 예약 신청, 운영자의 시간대 제한 설정, 명부 추가/수정/삭제, 학년 진급, 공지사항 변경 등 모든 작업이 발생하는 즉시 Supabase 클라우드 데이터베이스(ptc_state 테이블)에 실시간 JSONB 형태로 영구 기록됩니다. 컴퓨터를 끄거나 다음 날 다른 PC·스마트폰에서 접속해도 100% 동일하게 유지됩니다.</w:t>
+        <w:t>운영 서버 URL: https://lighthouse-ptc.vercel.app</w:t>
       </w:r>
     </w:p>
     <w:p>
       <w:pPr>
         <w:pStyle w:val="ListBullet"/>
+        <w:spacing w:after="60" w:line="288" w:lineRule="auto"/>
       </w:pPr>
       <w:r>
         <w:rPr>
+          <w:rFonts w:ascii="Malgun Gothic" w:hAnsi="Malgun Gothic"/>
           <w:b/>
-          <w:color w:val="00193C"/>
-          <w:sz w:val="20"/>
+          <w:color w:val="0F172A"/>
+          <w:sz w:val="19"/>
         </w:rPr>
-        <w:t xml:space="preserve">2차 로컬 JSON 자동 백업 (data/ptc-store.json): </w:t>
+        <w:t xml:space="preserve">• </w:t>
       </w:r>
       <w:r>
         <w:rPr>
-          <w:color w:val="1E293B"/>
-          <w:sz w:val="20"/>
+          <w:rFonts w:ascii="Malgun Gothic" w:hAnsi="Malgun Gothic"/>
+          <w:color w:val="334155"/>
+          <w:sz w:val="19"/>
         </w:rPr>
-        <w:t>네트워크 순단이나 오프라인 비상 상황에서도 데이터 유실을 막기 위해 서버 로컬 파일 시스템에 동일한 스냅샷을 이중으로 자동 기록합니다.</w:t>
+        <w:t>로그인 화면 (/): Google 계정 또는 일반 이메일 주소 입력을 통한 3원 분기 접속 (Lighthouse PTC Login)</w:t>
       </w:r>
     </w:p>
     <w:p>
       <w:pPr>
         <w:pStyle w:val="ListBullet"/>
+        <w:spacing w:after="60" w:line="288" w:lineRule="auto"/>
       </w:pPr>
       <w:r>
         <w:rPr>
+          <w:rFonts w:ascii="Malgun Gothic" w:hAnsi="Malgun Gothic"/>
           <w:b/>
-          <w:color w:val="00193C"/>
-          <w:sz w:val="20"/>
+          <w:color w:val="0F172A"/>
+          <w:sz w:val="19"/>
         </w:rPr>
-        <w:t xml:space="preserve">3차 초기 마스터 시트 연동 (Google Spreadsheet): </w:t>
+        <w:t xml:space="preserve">• </w:t>
       </w:r>
       <w:r>
         <w:rPr>
-          <w:color w:val="1E293B"/>
-          <w:sz w:val="20"/>
+          <w:rFonts w:ascii="Malgun Gothic" w:hAnsi="Malgun Gothic"/>
+          <w:color w:val="334155"/>
+          <w:sz w:val="19"/>
         </w:rPr>
-        <w:t>최초 학기 세팅 시 Google 스프레드시트(teacher, teacher_email, student 시트)의 기본 데이터를 불러오며, 이후 운영자 콘솔(/admin)에서 수정하거나 CSV로 업로드한 내용이 최우선(Override)으로 적용됩니다.</w:t>
-      </w:r>
-    </w:p>
-    <w:p>
-      <w:pPr>
-        <w:pStyle w:val="Heading1"/>
-      </w:pPr>
-      <w:r>
-        <w:rPr>
-          <w:color w:val="00193C"/>
-          <w:sz w:val="32"/>
-        </w:rPr>
-        <w:t>제2장. 학기별 PTC 오픈 전 7단계 표준 준비 절차</w:t>
-      </w:r>
-    </w:p>
-    <w:p>
-      <w:r>
-        <w:rPr>
-          <w:sz w:val="20"/>
-        </w:rPr>
-        <w:t>매 학기(봄/가을) 또는 새 학년도 PTC 예약 오픈 전, 운영자는 아래 7단계를 순서대로 점검하면 단 10분 만에 완벽하게 오픈 준비를 마칠 수 있습니다.</w:t>
-      </w:r>
-    </w:p>
-    <w:tbl>
-      <w:tblPr>
-        <w:tblStyle w:val="TableGrid"/>
-        <w:tblW w:type="auto" w:w="0"/>
-        <w:jc w:val="center"/>
-        <w:tblLook w:firstColumn="1" w:firstRow="1" w:lastColumn="0" w:lastRow="0" w:noHBand="0" w:noVBand="1" w:val="04A0"/>
-      </w:tblPr>
-      <w:tblGrid>
-        <w:gridCol w:w="3312"/>
-        <w:gridCol w:w="3312"/>
-        <w:gridCol w:w="3312"/>
-      </w:tblGrid>
-      <w:tr>
-        <w:tc>
-          <w:tcPr>
-            <w:tcW w:type="dxa" w:w="3312"/>
-            <w:shd w:val="clear" w:color="auto" w:fill="00193C"/>
-            <w:tcMar>
-              <w:top w:w="120" w:type="dxa"/>
-              <w:bottom w:w="120" w:type="dxa"/>
-              <w:left w:w="140" w:type="dxa"/>
-              <w:right w:w="140" w:type="dxa"/>
-            </w:tcMar>
-          </w:tcPr>
-          <w:p>
-            <w:r/>
-            <w:r>
-              <w:rPr>
-                <w:b/>
-                <w:color w:val="FFFFFF"/>
-                <w:sz w:val="20"/>
-              </w:rPr>
-              <w:t>단계</w:t>
-            </w:r>
-          </w:p>
-        </w:tc>
-        <w:tc>
-          <w:tcPr>
-            <w:tcW w:type="dxa" w:w="3312"/>
-            <w:shd w:val="clear" w:color="auto" w:fill="00193C"/>
-            <w:tcMar>
-              <w:top w:w="120" w:type="dxa"/>
-              <w:bottom w:w="120" w:type="dxa"/>
-              <w:left w:w="140" w:type="dxa"/>
-              <w:right w:w="140" w:type="dxa"/>
-            </w:tcMar>
-          </w:tcPr>
-          <w:p>
-            <w:r/>
-            <w:r>
-              <w:rPr>
-                <w:b/>
-                <w:color w:val="FFFFFF"/>
-                <w:sz w:val="20"/>
-              </w:rPr>
-              <w:t>점검 항목</w:t>
-            </w:r>
-          </w:p>
-        </w:tc>
-        <w:tc>
-          <w:tcPr>
-            <w:tcW w:type="dxa" w:w="3312"/>
-            <w:shd w:val="clear" w:color="auto" w:fill="00193C"/>
-            <w:tcMar>
-              <w:top w:w="120" w:type="dxa"/>
-              <w:bottom w:w="120" w:type="dxa"/>
-              <w:left w:w="140" w:type="dxa"/>
-              <w:right w:w="140" w:type="dxa"/>
-            </w:tcMar>
-          </w:tcPr>
-          <w:p>
-            <w:r/>
-            <w:r>
-              <w:rPr>
-                <w:b/>
-                <w:color w:val="FFFFFF"/>
-                <w:sz w:val="20"/>
-              </w:rPr>
-              <w:t>운영자 콘솔(/admin) 내 실행 위치 및 방법</w:t>
-            </w:r>
-          </w:p>
-        </w:tc>
-      </w:tr>
-      <w:tr>
-        <w:tc>
-          <w:tcPr>
-            <w:tcW w:type="dxa" w:w="3312"/>
-            <w:shd w:val="clear" w:color="auto" w:fill="FFFFFF"/>
-            <w:tcMar>
-              <w:top w:w="100" w:type="dxa"/>
-              <w:bottom w:w="100" w:type="dxa"/>
-              <w:left w:w="140" w:type="dxa"/>
-              <w:right w:w="140" w:type="dxa"/>
-            </w:tcMar>
-          </w:tcPr>
-          <w:p>
-            <w:r/>
-            <w:r>
-              <w:rPr>
-                <w:b/>
-                <w:color w:val="0F172A"/>
-                <w:sz w:val="19"/>
-              </w:rPr>
-              <w:t>Step 1</w:t>
-            </w:r>
-          </w:p>
-        </w:tc>
-        <w:tc>
-          <w:tcPr>
-            <w:tcW w:type="dxa" w:w="3312"/>
-            <w:shd w:val="clear" w:color="auto" w:fill="FFFFFF"/>
-            <w:tcMar>
-              <w:top w:w="100" w:type="dxa"/>
-              <w:bottom w:w="100" w:type="dxa"/>
-              <w:left w:w="140" w:type="dxa"/>
-              <w:right w:w="140" w:type="dxa"/>
-            </w:tcMar>
-          </w:tcPr>
-          <w:p>
-            <w:r/>
-            <w:r>
-              <w:rPr>
-                <w:color w:val="0F172A"/>
-                <w:sz w:val="19"/>
-              </w:rPr>
-              <w:t>새 학년도 진급 처리</w:t>
-              <w:br/>
-              <w:t>(연 1회 신학년도 시작 시)</w:t>
-            </w:r>
-          </w:p>
-        </w:tc>
-        <w:tc>
-          <w:tcPr>
-            <w:tcW w:type="dxa" w:w="3312"/>
-            <w:shd w:val="clear" w:color="auto" w:fill="FFFFFF"/>
-            <w:tcMar>
-              <w:top w:w="100" w:type="dxa"/>
-              <w:bottom w:w="100" w:type="dxa"/>
-              <w:left w:w="140" w:type="dxa"/>
-              <w:right w:w="140" w:type="dxa"/>
-            </w:tcMar>
-          </w:tcPr>
-          <w:p>
-            <w:r/>
-            <w:r>
-              <w:rPr>
-                <w:color w:val="0F172A"/>
-                <w:sz w:val="19"/>
-              </w:rPr>
-              <w:t>[학생 및 학부모 명부 관리] 우측 상단의 보라색 [전체 학년 일괄 진급 (H12 졸업삭제)] 버튼 클릭</w:t>
-              <w:br/>
-              <w:t>→ M6→M7, M7→M8, M8→H9, H9→H10, H10→H11, H11→H12 자동 변경 및 H12 졸업생 일괄 삭제</w:t>
-            </w:r>
-          </w:p>
-        </w:tc>
-      </w:tr>
-      <w:tr>
-        <w:tc>
-          <w:tcPr>
-            <w:tcW w:type="dxa" w:w="3312"/>
-            <w:shd w:val="clear" w:color="auto" w:fill="F8FAFC"/>
-            <w:tcMar>
-              <w:top w:w="100" w:type="dxa"/>
-              <w:bottom w:w="100" w:type="dxa"/>
-              <w:left w:w="140" w:type="dxa"/>
-              <w:right w:w="140" w:type="dxa"/>
-            </w:tcMar>
-          </w:tcPr>
-          <w:p>
-            <w:r/>
-            <w:r>
-              <w:rPr>
-                <w:b/>
-                <w:color w:val="0F172A"/>
-                <w:sz w:val="19"/>
-              </w:rPr>
-              <w:t>Step 2</w:t>
-            </w:r>
-          </w:p>
-        </w:tc>
-        <w:tc>
-          <w:tcPr>
-            <w:tcW w:type="dxa" w:w="3312"/>
-            <w:shd w:val="clear" w:color="auto" w:fill="F8FAFC"/>
-            <w:tcMar>
-              <w:top w:w="100" w:type="dxa"/>
-              <w:bottom w:w="100" w:type="dxa"/>
-              <w:left w:w="140" w:type="dxa"/>
-              <w:right w:w="140" w:type="dxa"/>
-            </w:tcMar>
-          </w:tcPr>
-          <w:p>
-            <w:r/>
-            <w:r>
-              <w:rPr>
-                <w:color w:val="0F172A"/>
-                <w:sz w:val="19"/>
-              </w:rPr>
-              <w:t>신입생·전입생 명부 업데이트</w:t>
-            </w:r>
-          </w:p>
-        </w:tc>
-        <w:tc>
-          <w:tcPr>
-            <w:tcW w:type="dxa" w:w="3312"/>
-            <w:shd w:val="clear" w:color="auto" w:fill="F8FAFC"/>
-            <w:tcMar>
-              <w:top w:w="100" w:type="dxa"/>
-              <w:bottom w:w="100" w:type="dxa"/>
-              <w:left w:w="140" w:type="dxa"/>
-              <w:right w:w="140" w:type="dxa"/>
-            </w:tcMar>
-          </w:tcPr>
-          <w:p>
-            <w:r/>
-            <w:r>
-              <w:rPr>
-                <w:color w:val="0F172A"/>
-                <w:sz w:val="19"/>
-              </w:rPr>
-              <w:t>[학생 및 학부모 명부 관리]에서 신입생(주로 M6) 및 전입생을 개별 [+ 학생 추가] 하거나, [CSV 템플릿 다운로드] 후 엑셀에서 작성하여 [CSV 일괄 업로드] 실행</w:t>
-            </w:r>
-          </w:p>
-        </w:tc>
-      </w:tr>
-      <w:tr>
-        <w:tc>
-          <w:tcPr>
-            <w:tcW w:type="dxa" w:w="3312"/>
-            <w:shd w:val="clear" w:color="auto" w:fill="FFFFFF"/>
-            <w:tcMar>
-              <w:top w:w="100" w:type="dxa"/>
-              <w:bottom w:w="100" w:type="dxa"/>
-              <w:left w:w="140" w:type="dxa"/>
-              <w:right w:w="140" w:type="dxa"/>
-            </w:tcMar>
-          </w:tcPr>
-          <w:p>
-            <w:r/>
-            <w:r>
-              <w:rPr>
-                <w:b/>
-                <w:color w:val="0F172A"/>
-                <w:sz w:val="19"/>
-              </w:rPr>
-              <w:t>Step 3</w:t>
-            </w:r>
-          </w:p>
-        </w:tc>
-        <w:tc>
-          <w:tcPr>
-            <w:tcW w:type="dxa" w:w="3312"/>
-            <w:shd w:val="clear" w:color="auto" w:fill="FFFFFF"/>
-            <w:tcMar>
-              <w:top w:w="100" w:type="dxa"/>
-              <w:bottom w:w="100" w:type="dxa"/>
-              <w:left w:w="140" w:type="dxa"/>
-              <w:right w:w="140" w:type="dxa"/>
-            </w:tcMar>
-          </w:tcPr>
-          <w:p>
-            <w:r/>
-            <w:r>
-              <w:rPr>
-                <w:color w:val="0F172A"/>
-                <w:sz w:val="19"/>
-              </w:rPr>
-              <w:t>운영자·교사 로그인 계정 점검</w:t>
-            </w:r>
-          </w:p>
-        </w:tc>
-        <w:tc>
-          <w:tcPr>
-            <w:tcW w:type="dxa" w:w="3312"/>
-            <w:shd w:val="clear" w:color="auto" w:fill="FFFFFF"/>
-            <w:tcMar>
-              <w:top w:w="100" w:type="dxa"/>
-              <w:bottom w:w="100" w:type="dxa"/>
-              <w:left w:w="140" w:type="dxa"/>
-              <w:right w:w="140" w:type="dxa"/>
-            </w:tcMar>
-          </w:tcPr>
-          <w:p>
-            <w:r/>
-            <w:r>
-              <w:rPr>
-                <w:color w:val="0F172A"/>
-                <w:sz w:val="19"/>
-              </w:rPr>
-              <w:t>[운영자 및 교사 Google 로그인 계정 권한 관리]에서 신임 교사 이메일 추가 및 퇴직 교사 삭제</w:t>
-              <w:br/>
-              <w:t>※ 주의: 여기 등록된 교사 성함(영문)과 [상담 교사 관리]의 성함이 일치해야 교사 화면에서 예약이 연동됨</w:t>
-            </w:r>
-          </w:p>
-        </w:tc>
-      </w:tr>
-      <w:tr>
-        <w:tc>
-          <w:tcPr>
-            <w:tcW w:type="dxa" w:w="3312"/>
-            <w:shd w:val="clear" w:color="auto" w:fill="F8FAFC"/>
-            <w:tcMar>
-              <w:top w:w="100" w:type="dxa"/>
-              <w:bottom w:w="100" w:type="dxa"/>
-              <w:left w:w="140" w:type="dxa"/>
-              <w:right w:w="140" w:type="dxa"/>
-            </w:tcMar>
-          </w:tcPr>
-          <w:p>
-            <w:r/>
-            <w:r>
-              <w:rPr>
-                <w:b/>
-                <w:color w:val="0F172A"/>
-                <w:sz w:val="19"/>
-              </w:rPr>
-              <w:t>Step 4</w:t>
-            </w:r>
-          </w:p>
-        </w:tc>
-        <w:tc>
-          <w:tcPr>
-            <w:tcW w:type="dxa" w:w="3312"/>
-            <w:shd w:val="clear" w:color="auto" w:fill="F8FAFC"/>
-            <w:tcMar>
-              <w:top w:w="100" w:type="dxa"/>
-              <w:bottom w:w="100" w:type="dxa"/>
-              <w:left w:w="140" w:type="dxa"/>
-              <w:right w:w="140" w:type="dxa"/>
-            </w:tcMar>
-          </w:tcPr>
-          <w:p>
-            <w:r/>
-            <w:r>
-              <w:rPr>
-                <w:color w:val="0F172A"/>
-                <w:sz w:val="19"/>
-              </w:rPr>
-              <w:t>교사별 담당 상담교과 점검</w:t>
-            </w:r>
-          </w:p>
-        </w:tc>
-        <w:tc>
-          <w:tcPr>
-            <w:tcW w:type="dxa" w:w="3312"/>
-            <w:shd w:val="clear" w:color="auto" w:fill="F8FAFC"/>
-            <w:tcMar>
-              <w:top w:w="100" w:type="dxa"/>
-              <w:bottom w:w="100" w:type="dxa"/>
-              <w:left w:w="140" w:type="dxa"/>
-              <w:right w:w="140" w:type="dxa"/>
-            </w:tcMar>
-          </w:tcPr>
-          <w:p>
-            <w:r/>
-            <w:r>
-              <w:rPr>
-                <w:color w:val="0F172A"/>
-                <w:sz w:val="19"/>
-              </w:rPr>
-              <w:t>[상담 교사 및 상담교과 옵션 관리]에서 각 교사의 상담교과 옵션(최대 5개) 및 상담 가능 시간대 확인·수정 (필요 시 CSV 일괄 업로드 활용)</w:t>
-            </w:r>
-          </w:p>
-        </w:tc>
-      </w:tr>
-      <w:tr>
-        <w:tc>
-          <w:tcPr>
-            <w:tcW w:type="dxa" w:w="3312"/>
-            <w:shd w:val="clear" w:color="auto" w:fill="FFFFFF"/>
-            <w:tcMar>
-              <w:top w:w="100" w:type="dxa"/>
-              <w:bottom w:w="100" w:type="dxa"/>
-              <w:left w:w="140" w:type="dxa"/>
-              <w:right w:w="140" w:type="dxa"/>
-            </w:tcMar>
-          </w:tcPr>
-          <w:p>
-            <w:r/>
-            <w:r>
-              <w:rPr>
-                <w:b/>
-                <w:color w:val="0F172A"/>
-                <w:sz w:val="19"/>
-              </w:rPr>
-              <w:t>Step 5</w:t>
-            </w:r>
-          </w:p>
-        </w:tc>
-        <w:tc>
-          <w:tcPr>
-            <w:tcW w:type="dxa" w:w="3312"/>
-            <w:shd w:val="clear" w:color="auto" w:fill="FFFFFF"/>
-            <w:tcMar>
-              <w:top w:w="100" w:type="dxa"/>
-              <w:bottom w:w="100" w:type="dxa"/>
-              <w:left w:w="140" w:type="dxa"/>
-              <w:right w:w="140" w:type="dxa"/>
-            </w:tcMar>
-          </w:tcPr>
-          <w:p>
-            <w:r/>
-            <w:r>
-              <w:rPr>
-                <w:color w:val="0F172A"/>
-                <w:sz w:val="19"/>
-              </w:rPr>
-              <w:t>첫 화면 일정·공지·제한수 설정</w:t>
-            </w:r>
-          </w:p>
-        </w:tc>
-        <w:tc>
-          <w:tcPr>
-            <w:tcW w:type="dxa" w:w="3312"/>
-            <w:shd w:val="clear" w:color="auto" w:fill="FFFFFF"/>
-            <w:tcMar>
-              <w:top w:w="100" w:type="dxa"/>
-              <w:bottom w:w="100" w:type="dxa"/>
-              <w:left w:w="140" w:type="dxa"/>
-              <w:right w:w="140" w:type="dxa"/>
-            </w:tcMar>
-          </w:tcPr>
-          <w:p>
-            <w:r/>
-            <w:r>
-              <w:rPr>
-                <w:color w:val="0F172A"/>
-                <w:sz w:val="19"/>
-              </w:rPr>
-              <w:t>[첫 화면 상담 일정 및 공지사항 실시간 관리]에서 학사년도, 상담 일시(예: 10월 30일·11월 1일), 학생 1인당 최대 예약 수(기본 4개), 공지 문구 수정 후 [공지 및 학사일정 즉시 반영] 클릭</w:t>
-            </w:r>
-          </w:p>
-        </w:tc>
-      </w:tr>
-      <w:tr>
-        <w:tc>
-          <w:tcPr>
-            <w:tcW w:type="dxa" w:w="3312"/>
-            <w:shd w:val="clear" w:color="auto" w:fill="F8FAFC"/>
-            <w:tcMar>
-              <w:top w:w="100" w:type="dxa"/>
-              <w:bottom w:w="100" w:type="dxa"/>
-              <w:left w:w="140" w:type="dxa"/>
-              <w:right w:w="140" w:type="dxa"/>
-            </w:tcMar>
-          </w:tcPr>
-          <w:p>
-            <w:r/>
-            <w:r>
-              <w:rPr>
-                <w:b/>
-                <w:color w:val="0F172A"/>
-                <w:sz w:val="19"/>
-              </w:rPr>
-              <w:t>Step 6</w:t>
-            </w:r>
-          </w:p>
-        </w:tc>
-        <w:tc>
-          <w:tcPr>
-            <w:tcW w:type="dxa" w:w="3312"/>
-            <w:shd w:val="clear" w:color="auto" w:fill="F8FAFC"/>
-            <w:tcMar>
-              <w:top w:w="100" w:type="dxa"/>
-              <w:bottom w:w="100" w:type="dxa"/>
-              <w:left w:w="140" w:type="dxa"/>
-              <w:right w:w="140" w:type="dxa"/>
-            </w:tcMar>
-          </w:tcPr>
-          <w:p>
-            <w:r/>
-            <w:r>
-              <w:rPr>
-                <w:color w:val="0F172A"/>
-                <w:sz w:val="19"/>
-              </w:rPr>
-              <w:t>교사 상담 불가 시간대 사전 차단</w:t>
-            </w:r>
-          </w:p>
-        </w:tc>
-        <w:tc>
-          <w:tcPr>
-            <w:tcW w:type="dxa" w:w="3312"/>
-            <w:shd w:val="clear" w:color="auto" w:fill="F8FAFC"/>
-            <w:tcMar>
-              <w:top w:w="100" w:type="dxa"/>
-              <w:bottom w:w="100" w:type="dxa"/>
-              <w:left w:w="140" w:type="dxa"/>
-              <w:right w:w="140" w:type="dxa"/>
-            </w:tcMar>
-          </w:tcPr>
-          <w:p>
-            <w:r/>
-            <w:r>
-              <w:rPr>
-                <w:color w:val="0F172A"/>
-                <w:sz w:val="19"/>
-              </w:rPr>
-              <w:t>[교사별 상담 불가(제한) 일자 및 시간 설정 관리]에서 특정 일자 출장·회의·파트타임 교사의 부재 시간대를 미리 [제한 등록]하여 학부모가 선택하지 못하도록 차단</w:t>
-            </w:r>
-          </w:p>
-        </w:tc>
-      </w:tr>
-      <w:tr>
-        <w:tc>
-          <w:tcPr>
-            <w:tcW w:type="dxa" w:w="3312"/>
-            <w:shd w:val="clear" w:color="auto" w:fill="FFFFFF"/>
-            <w:tcMar>
-              <w:top w:w="100" w:type="dxa"/>
-              <w:bottom w:w="100" w:type="dxa"/>
-              <w:left w:w="140" w:type="dxa"/>
-              <w:right w:w="140" w:type="dxa"/>
-            </w:tcMar>
-          </w:tcPr>
-          <w:p>
-            <w:r/>
-            <w:r>
-              <w:rPr>
-                <w:b/>
-                <w:color w:val="0F172A"/>
-                <w:sz w:val="19"/>
-              </w:rPr>
-              <w:t>Step 7</w:t>
-            </w:r>
-          </w:p>
-        </w:tc>
-        <w:tc>
-          <w:tcPr>
-            <w:tcW w:type="dxa" w:w="3312"/>
-            <w:shd w:val="clear" w:color="auto" w:fill="FFFFFF"/>
-            <w:tcMar>
-              <w:top w:w="100" w:type="dxa"/>
-              <w:bottom w:w="100" w:type="dxa"/>
-              <w:left w:w="140" w:type="dxa"/>
-              <w:right w:w="140" w:type="dxa"/>
-            </w:tcMar>
-          </w:tcPr>
-          <w:p>
-            <w:r/>
-            <w:r>
-              <w:rPr>
-                <w:color w:val="0F172A"/>
-                <w:sz w:val="19"/>
-              </w:rPr>
-              <w:t>사전 테스트 예약 전체 초기화</w:t>
-            </w:r>
-          </w:p>
-        </w:tc>
-        <w:tc>
-          <w:tcPr>
-            <w:tcW w:type="dxa" w:w="3312"/>
-            <w:shd w:val="clear" w:color="auto" w:fill="FFFFFF"/>
-            <w:tcMar>
-              <w:top w:w="100" w:type="dxa"/>
-              <w:bottom w:w="100" w:type="dxa"/>
-              <w:left w:w="140" w:type="dxa"/>
-              <w:right w:w="140" w:type="dxa"/>
-            </w:tcMar>
-          </w:tcPr>
-          <w:p>
-            <w:r/>
-            <w:r>
-              <w:rPr>
-                <w:color w:val="0F172A"/>
-                <w:sz w:val="19"/>
-              </w:rPr>
-              <w:t>교사들과 사전 베타 테스트를 마친 직후, 하단 [전체 예약 상세 목록] 우측의 붉은색 [전체 예약 초기화] 버튼을 눌러 테스트 예약을 모두 비우고 학부모에게 오픈</w:t>
-            </w:r>
-          </w:p>
-        </w:tc>
-      </w:tr>
-    </w:tbl>
-    <w:p/>
-    <w:p>
-      <w:pPr>
-        <w:pStyle w:val="Heading1"/>
-      </w:pPr>
-      <w:r>
-        <w:rPr>
-          <w:color w:val="00193C"/>
-          <w:sz w:val="32"/>
-        </w:rPr>
-        <w:t>제3장. 운영자 콘솔(/admin) 기능별 상세 매뉴얼</w:t>
-      </w:r>
-    </w:p>
-    <w:p>
-      <w:pPr>
-        <w:pStyle w:val="Heading2"/>
-      </w:pPr>
-      <w:r>
-        <w:rPr>
-          <w:color w:val="AA3344"/>
-          <w:sz w:val="26"/>
-        </w:rPr>
-        <w:t>3.1 상단 헤더 및 실시간 통계 카드</w:t>
+        <w:t>학부모 예약 포털 (/booking): 학생 학년/성명 검증 및 부모 성명 일치 후 1인당 최대 4개 교과 예약 진행</w:t>
       </w:r>
     </w:p>
     <w:p>
       <w:pPr>
         <w:pStyle w:val="ListBullet"/>
+        <w:spacing w:after="60" w:line="288" w:lineRule="auto"/>
       </w:pPr>
       <w:r>
         <w:rPr>
+          <w:rFonts w:ascii="Malgun Gothic" w:hAnsi="Malgun Gothic"/>
           <w:b/>
-          <w:color w:val="00193C"/>
-          <w:sz w:val="20"/>
+          <w:color w:val="0F172A"/>
+          <w:sz w:val="19"/>
         </w:rPr>
-        <w:t xml:space="preserve">상단 우측 버튼 구성: </w:t>
+        <w:t xml:space="preserve">• </w:t>
       </w:r>
       <w:r>
         <w:rPr>
-          <w:color w:val="1E293B"/>
-          <w:sz w:val="20"/>
+          <w:rFonts w:ascii="Malgun Gothic" w:hAnsi="Malgun Gothic"/>
+          <w:color w:val="334155"/>
+          <w:sz w:val="19"/>
         </w:rPr>
-        <w:t>[운영자 매뉴얼 다운로드] 버튼을 누르면 본 매뉴얼(.docx) 파일을 즉시 내려받으며, [처음 Google 로그인 화면으로] 버튼을 누르면 운영자 세션이 안전하게 종료되고 초기 로그인 화면(/)으로 돌아갑니다.</w:t>
+        <w:t>교사 전용 일정표 (/teacher): 본인 상담 타임테이블 조회, 실시간 예약 현황 확인 및 일정표 출력</w:t>
       </w:r>
     </w:p>
     <w:p>
       <w:pPr>
         <w:pStyle w:val="ListBullet"/>
+        <w:spacing w:after="60" w:line="288" w:lineRule="auto"/>
       </w:pPr>
       <w:r>
         <w:rPr>
+          <w:rFonts w:ascii="Malgun Gothic" w:hAnsi="Malgun Gothic"/>
           <w:b/>
-          <w:color w:val="00193C"/>
-          <w:sz w:val="20"/>
+          <w:color w:val="0F172A"/>
+          <w:sz w:val="19"/>
         </w:rPr>
-        <w:t xml:space="preserve">4대 실시간 요약 지표: </w:t>
+        <w:t xml:space="preserve">• </w:t>
       </w:r>
       <w:r>
         <w:rPr>
-          <w:color w:val="1E293B"/>
-          <w:sz w:val="20"/>
+          <w:rFonts w:ascii="Malgun Gothic" w:hAnsi="Malgun Gothic"/>
+          <w:color w:val="334155"/>
+          <w:sz w:val="19"/>
         </w:rPr>
-        <w:t>① 전체 예약 건수(Total Bookings), ② 확정된 상담(Confirmed), ③ 상담 제한 시간대(Blocked Rules), ④ 등록 교사 수(Active Teachers)가 실시간으로 집계됩니다.</w:t>
+        <w:t>운영자 통합 관제 콘솔 (/admin): 종합 매트릭스 상황판, 예약 검색/취소, 일자 관리, 교사/학생 명부 관리, 계정 및 영구 연동 관리</w:t>
       </w:r>
     </w:p>
     <w:p>
       <w:pPr>
-        <w:pStyle w:val="Heading2"/>
+        <w:spacing w:before="240" w:after="80"/>
       </w:pPr>
       <w:r>
         <w:rPr>
-          <w:color w:val="AA3344"/>
-          <w:sz w:val="26"/>
+          <w:rFonts w:ascii="Malgun Gothic" w:hAnsi="Malgun Gothic"/>
+          <w:b/>
+          <w:color w:val="0F172A"/>
+          <w:sz w:val="23"/>
         </w:rPr>
-        <w:t>3.2 전체 상담 예약 현황 보기 (교사 × 시간대 매트릭스 표)</w:t>
+        <w:t>1.2 역할(Role) 자동 판별 및 보안 라우팅</w:t>
+      </w:r>
+    </w:p>
+    <w:p>
+      <w:pPr>
+        <w:spacing w:after="80" w:line="300" w:lineRule="auto"/>
+      </w:pPr>
+      <w:r>
+        <w:rPr>
+          <w:rFonts w:ascii="Malgun Gothic" w:hAnsi="Malgun Gothic"/>
+          <w:color w:val="334155"/>
+          <w:sz w:val="20"/>
+        </w:rPr>
+        <w:t>로그인 화면에서 이메일을 입력하고 [Lighthouse PTC Login]을 클릭하면, 서버에 등록된 계정 명부에 따라 권한이 100% 자동 판별되어 해당 페이지로 즉시 연결됩니다:</w:t>
       </w:r>
     </w:p>
     <w:p>
       <w:pPr>
         <w:pStyle w:val="ListBullet"/>
+        <w:spacing w:after="60" w:line="288" w:lineRule="auto"/>
       </w:pPr>
       <w:r>
         <w:rPr>
+          <w:rFonts w:ascii="Malgun Gothic" w:hAnsi="Malgun Gothic"/>
           <w:b/>
-          <w:color w:val="00193C"/>
-          <w:sz w:val="20"/>
+          <w:color w:val="0F172A"/>
+          <w:sz w:val="19"/>
         </w:rPr>
-        <w:t xml:space="preserve">화면 열기/닫기: </w:t>
+        <w:t xml:space="preserve">• </w:t>
       </w:r>
       <w:r>
         <w:rPr>
-          <w:color w:val="1E293B"/>
-          <w:sz w:val="20"/>
+          <w:rFonts w:ascii="Malgun Gothic" w:hAnsi="Malgun Gothic"/>
+          <w:color w:val="334155"/>
+          <w:sz w:val="19"/>
         </w:rPr>
-        <w:t>통계 카드 바로 아래의 남색 [전체 상담 예약 현황 보기] 버튼을 클릭하면 전체 교사의 시간대별 예약 현황표가 펼쳐집니다.</w:t>
+        <w:t>운영자(Admin): 등록된 관리자 이메일 로그인 시 /admin 관제 화면으로 직행. 비인가 사용자의 URL 직접 입력은 자동 차단되어 로그인 화면으로 리다이렉트됩니다.</w:t>
       </w:r>
     </w:p>
     <w:p>
       <w:pPr>
         <w:pStyle w:val="ListBullet"/>
+        <w:spacing w:after="60" w:line="288" w:lineRule="auto"/>
       </w:pPr>
       <w:r>
         <w:rPr>
+          <w:rFonts w:ascii="Malgun Gothic" w:hAnsi="Malgun Gothic"/>
           <w:b/>
-          <w:color w:val="00193C"/>
-          <w:sz w:val="20"/>
+          <w:color w:val="0F172A"/>
+          <w:sz w:val="19"/>
         </w:rPr>
-        <w:t xml:space="preserve">일자 필터 전환: </w:t>
+        <w:t xml:space="preserve">• </w:t>
       </w:r>
       <w:r>
         <w:rPr>
-          <w:color w:val="1E293B"/>
-          <w:sz w:val="20"/>
+          <w:rFonts w:ascii="Malgun Gothic" w:hAnsi="Malgun Gothic"/>
+          <w:color w:val="334155"/>
+          <w:sz w:val="19"/>
         </w:rPr>
-        <w:t>우측 상단 탭에서 [전체 일자 (Oct.30 &amp; Nov.1)], [1일차 (Oct. 30)], [2일차 (Nov. 1)] 버튼을 눌러 원하는 날짜만 집중해서 볼 수 있습니다.</w:t>
+        <w:t>교사(Teacher): 등록된 교원 이메일 로그인 시 /teacher 본인 전용 일정 화면으로 자동 연결되며, 본인의 상담 일정만 안전하게 분리되어 표시됩니다.</w:t>
       </w:r>
     </w:p>
     <w:p>
       <w:pPr>
         <w:pStyle w:val="ListBullet"/>
+        <w:spacing w:after="60" w:line="288" w:lineRule="auto"/>
       </w:pPr>
       <w:r>
         <w:rPr>
+          <w:rFonts w:ascii="Malgun Gothic" w:hAnsi="Malgun Gothic"/>
           <w:b/>
-          <w:color w:val="00193C"/>
-          <w:sz w:val="20"/>
+          <w:color w:val="0F172A"/>
+          <w:sz w:val="19"/>
         </w:rPr>
-        <w:t xml:space="preserve">셀 색상별 의미: </w:t>
+        <w:t xml:space="preserve">• </w:t>
       </w:r>
       <w:r>
         <w:rPr>
-          <w:color w:val="1E293B"/>
-          <w:sz w:val="20"/>
+          <w:rFonts w:ascii="Malgun Gothic" w:hAnsi="Malgun Gothic"/>
+          <w:color w:val="334155"/>
+          <w:sz w:val="19"/>
         </w:rPr>
-        <w:t>• 파란색/청록색 카드: 학부모 예약 완료 (학생 학년·이름, 선택 상담교과, 학부모 성함 표시)</w:t>
-        <w:br/>
-        <w:t>• 붉은색 [상담불가] 배지: 운영자가 출장/회의 등의 사유로 차단해 둔 시간대</w:t>
-        <w:br/>
-        <w:t>• 회색 대시(-): 아직 예약되지 않은 빈 시간대 (학부모 예약 가능 상태)</w:t>
+        <w:t>학부모(Parent): 학생의 학년, 학생 성명(한글/영문), 학부모 성함을 입력하고 본교 학생 및 부모 명부와 100% 일치해야만 예약 화면(/booking)으로 진입할 수 있습니다.</w:t>
       </w:r>
     </w:p>
     <w:p>
       <w:pPr>
-        <w:pStyle w:val="Heading2"/>
+        <w:spacing w:before="360" w:after="120"/>
       </w:pPr>
       <w:r>
         <w:rPr>
-          <w:color w:val="AA3344"/>
-          <w:sz w:val="26"/>
+          <w:rFonts w:ascii="Malgun Gothic" w:hAnsi="Malgun Gothic"/>
+          <w:b/>
+          <w:color w:val="002D62"/>
+          <w:sz w:val="28"/>
         </w:rPr>
-        <w:t>3.3 교사별 상담 불가(제한) 일자 및 시간 설정 관리</w:t>
+        <w:t>2. 핵심 운영 정책 및 주요 비즈니스 규칙</w:t>
       </w:r>
     </w:p>
     <w:p>
+      <w:pPr>
+        <w:spacing w:before="240" w:after="80"/>
+      </w:pPr>
       <w:r>
         <w:rPr>
+          <w:rFonts w:ascii="Malgun Gothic" w:hAnsi="Malgun Gothic"/>
+          <w:b/>
+          <w:color w:val="0F172A"/>
+          <w:sz w:val="23"/>
+        </w:rPr>
+        <w:t>2.1 학부모 예약 및 취소 엄격 통제 정책 (운영자 전용 취소 권한)</w:t>
+      </w:r>
+    </w:p>
+    <w:p>
+      <w:pPr>
+        <w:spacing w:after="80" w:line="300" w:lineRule="auto"/>
+      </w:pPr>
+      <w:r>
+        <w:rPr>
+          <w:rFonts w:ascii="Malgun Gothic" w:hAnsi="Malgun Gothic"/>
+          <w:color w:val="334155"/>
           <w:sz w:val="20"/>
         </w:rPr>
-        <w:t>교사의 외부 일정, 학교 전체 회의, 또는 특정 시간대 휴식 부여가 필요할 때 사용하는 기능입니다. 등록 즉시 학부모 예약 화면의 해당 시간대 버튼이 붉은색 [상담불가]로 바뀌며 클릭이 차단됩니다.</w:t>
+        <w:t>학부모와 교사의 임의 변경으로 인한 혼선을 방지하고 학교 측의 상담 일정을 안정적으로 통제하기 위해 아래의 엄격한 보안 규칙이 적용되어 있습니다:</w:t>
       </w:r>
     </w:p>
     <w:p>
       <w:pPr>
         <w:pStyle w:val="ListBullet"/>
+        <w:spacing w:after="60" w:line="288" w:lineRule="auto"/>
       </w:pPr>
       <w:r>
         <w:rPr>
+          <w:rFonts w:ascii="Malgun Gothic" w:hAnsi="Malgun Gothic"/>
           <w:b/>
-          <w:color w:val="00193C"/>
-          <w:sz w:val="20"/>
+          <w:color w:val="0F172A"/>
+          <w:sz w:val="19"/>
         </w:rPr>
-        <w:t xml:space="preserve">1) 대상 교사 선택: </w:t>
+        <w:t xml:space="preserve">• </w:t>
       </w:r>
       <w:r>
         <w:rPr>
-          <w:color w:val="1E293B"/>
-          <w:sz w:val="20"/>
+          <w:rFonts w:ascii="Malgun Gothic" w:hAnsi="Malgun Gothic"/>
+          <w:color w:val="334155"/>
+          <w:sz w:val="19"/>
         </w:rPr>
-        <w:t>[전체 교사 공통 (All Teachers)]을 고르면 전 교사의 해당 시간이 동시에 막히며, 특정 교사 1명을 고르면 해당 교사만 차단됩니다.</w:t>
+        <w:t>학부모 예약 취소/변경 불가: 학부모는 예약을 최종 확정한 이후 화면에서 직접 취소하거나 시간대를 변경할 수 없습니다. 취소나 변경이 필요한 경우 반드시 학교 교무행정처(운영자)로 문의해야 합니다.</w:t>
       </w:r>
     </w:p>
     <w:p>
       <w:pPr>
         <w:pStyle w:val="ListBullet"/>
+        <w:spacing w:after="60" w:line="288" w:lineRule="auto"/>
       </w:pPr>
       <w:r>
         <w:rPr>
+          <w:rFonts w:ascii="Malgun Gothic" w:hAnsi="Malgun Gothic"/>
           <w:b/>
-          <w:color w:val="00193C"/>
-          <w:sz w:val="20"/>
+          <w:color w:val="0F172A"/>
+          <w:sz w:val="19"/>
         </w:rPr>
-        <w:t xml:space="preserve">2) 제한 날짜 선택: </w:t>
+        <w:t xml:space="preserve">• </w:t>
       </w:r>
       <w:r>
         <w:rPr>
-          <w:color w:val="1E293B"/>
-          <w:sz w:val="20"/>
+          <w:rFonts w:ascii="Malgun Gothic" w:hAnsi="Malgun Gothic"/>
+          <w:color w:val="334155"/>
+          <w:sz w:val="19"/>
         </w:rPr>
-        <w:t>[해당 교사 모든 날짜 (All Dates)], [Oct. 30 (Day 1)], [Nov. 1 (Day 2)] 중 선택합니다.</w:t>
+        <w:t>교사 예약 취소 불가: 교사 역시 본인의 일정표에서 학부모의 예약을 임의 취소할 수 없습니다.</w:t>
       </w:r>
     </w:p>
     <w:p>
       <w:pPr>
         <w:pStyle w:val="ListBullet"/>
+        <w:spacing w:after="60" w:line="288" w:lineRule="auto"/>
       </w:pPr>
       <w:r>
         <w:rPr>
+          <w:rFonts w:ascii="Malgun Gothic" w:hAnsi="Malgun Gothic"/>
           <w:b/>
-          <w:color w:val="00193C"/>
-          <w:sz w:val="20"/>
+          <w:color w:val="0F172A"/>
+          <w:sz w:val="19"/>
         </w:rPr>
-        <w:t xml:space="preserve">3) 제한 시간대 선택: </w:t>
+        <w:t xml:space="preserve">• </w:t>
       </w:r>
       <w:r>
         <w:rPr>
-          <w:color w:val="1E293B"/>
+          <w:rFonts w:ascii="Malgun Gothic" w:hAnsi="Malgun Gothic"/>
+          <w:color w:val="334155"/>
+          <w:sz w:val="19"/>
+        </w:rPr>
+        <w:t>운영자 전용 취소 권한: 오직 /admin 운영자 콘솔에서만 개별 예약 취소(삭제) 또는 전체 예약 초기화가 가능합니다. 운영자가 취소하면 즉시 해당 슬롯이 공란으로 복구되어 다른 학부모가 예약할 수 있습니다.</w:t>
+      </w:r>
+    </w:p>
+    <w:p>
+      <w:pPr>
+        <w:spacing w:before="240" w:after="80"/>
+      </w:pPr>
+      <w:r>
+        <w:rPr>
+          <w:rFonts w:ascii="Malgun Gothic" w:hAnsi="Malgun Gothic"/>
+          <w:b/>
+          <w:color w:val="0F172A"/>
+          <w:sz w:val="23"/>
+        </w:rPr>
+        <w:t>2.2 학생 1인당 최대 4개 교과 예약 제한</w:t>
+      </w:r>
+    </w:p>
+    <w:p>
+      <w:pPr>
+        <w:spacing w:after="80" w:line="300" w:lineRule="auto"/>
+      </w:pPr>
+      <w:r>
+        <w:rPr>
+          <w:rFonts w:ascii="Malgun Gothic" w:hAnsi="Malgun Gothic"/>
+          <w:color w:val="334155"/>
           <w:sz w:val="20"/>
         </w:rPr>
-        <w:t>[해당 일자 전체 시간 (All Day)]을 고르면 하루 종일 상담이 차단되며, 특정 20분 슬롯(예: 2:50-3:10pm)만 골라 부분 차단할 수도 있습니다.</w:t>
+        <w:t>동일 학생 기준으로 중복 및 편중 예약을 방지하기 위해 학생 1인당 총 4개 상담교과까지만 선택 및 확약이 가능합니다. 이미 확약된 예약이 있다면 (4 - 확약건수)만큼만 추가 예약할 수 있도록 시스템이 엄격히 제어합니다.</w:t>
+      </w:r>
+    </w:p>
+    <w:p>
+      <w:pPr>
+        <w:spacing w:before="240" w:after="80"/>
+      </w:pPr>
+      <w:r>
+        <w:rPr>
+          <w:rFonts w:ascii="Malgun Gothic" w:hAnsi="Malgun Gothic"/>
+          <w:b/>
+          <w:color w:val="0F172A"/>
+          <w:sz w:val="23"/>
+        </w:rPr>
+        <w:t>2.3 저녁 시간대 라벨링 정책 ('교무실과 협의')</w:t>
+      </w:r>
+    </w:p>
+    <w:p>
+      <w:pPr>
+        <w:spacing w:after="80" w:line="300" w:lineRule="auto"/>
+      </w:pPr>
+      <w:r>
+        <w:rPr>
+          <w:rFonts w:ascii="Malgun Gothic" w:hAnsi="Malgun Gothic"/>
+          <w:color w:val="334155"/>
+          <w:sz w:val="20"/>
+        </w:rPr>
+        <w:t>오후 늦은 시간대의 교사 상담은 교무실의 일정 조정 및 확인이 필요하므로, 모든 교사의 다음 3개 시간대 슬롯은 '예약 가능' 대신 특별 라벨이 부여됩니다:</w:t>
       </w:r>
     </w:p>
     <w:p>
       <w:pPr>
         <w:pStyle w:val="ListBullet"/>
+        <w:spacing w:after="60" w:line="288" w:lineRule="auto"/>
       </w:pPr>
       <w:r>
         <w:rPr>
+          <w:rFonts w:ascii="Malgun Gothic" w:hAnsi="Malgun Gothic"/>
           <w:b/>
-          <w:color w:val="00193C"/>
-          <w:sz w:val="20"/>
+          <w:color w:val="0F172A"/>
+          <w:sz w:val="19"/>
         </w:rPr>
-        <w:t xml:space="preserve">4) 제한 해제 방법: </w:t>
+        <w:t xml:space="preserve">• </w:t>
       </w:r>
       <w:r>
         <w:rPr>
-          <w:color w:val="1E293B"/>
-          <w:sz w:val="20"/>
+          <w:rFonts w:ascii="Malgun Gothic" w:hAnsi="Malgun Gothic"/>
+          <w:color w:val="334155"/>
+          <w:sz w:val="19"/>
         </w:rPr>
-        <w:t>하단 목록에 생성된 붉은색 카드 우측의 휴지통 아이콘([제한 해제])을 누르면 즉시 예약 가능 상태로 복구됩니다.</w:t>
-      </w:r>
-    </w:p>
-    <w:p>
-      <w:pPr>
-        <w:pStyle w:val="Heading2"/>
-      </w:pPr>
-      <w:r>
-        <w:rPr>
-          <w:color w:val="AA3344"/>
-          <w:sz w:val="26"/>
-        </w:rPr>
-        <w:t>3.4 Supabase 클라우드 영구 저장소 연동 관리</w:t>
+        <w:t>대상 시간대: 5:40-6:00pm, 6:00-6:20pm, 6:20-6:40pm</w:t>
       </w:r>
     </w:p>
     <w:p>
       <w:pPr>
         <w:pStyle w:val="ListBullet"/>
+        <w:spacing w:after="60" w:line="288" w:lineRule="auto"/>
       </w:pPr>
       <w:r>
         <w:rPr>
+          <w:rFonts w:ascii="Malgun Gothic" w:hAnsi="Malgun Gothic"/>
           <w:b/>
-          <w:color w:val="00193C"/>
-          <w:sz w:val="20"/>
+          <w:color w:val="0F172A"/>
+          <w:sz w:val="19"/>
         </w:rPr>
-        <w:t xml:space="preserve">연결 상태 확인: </w:t>
+        <w:t xml:space="preserve">• </w:t>
       </w:r>
       <w:r>
         <w:rPr>
-          <w:color w:val="1E293B"/>
+          <w:rFonts w:ascii="Malgun Gothic" w:hAnsi="Malgun Gothic"/>
+          <w:color w:val="334155"/>
+          <w:sz w:val="19"/>
+        </w:rPr>
+        <w:t>표시 형태: 시각적 구분이 쉬운 부드러운 옐로우 뱃지에 '교무실과 협의' 문구로 표시되며, 학부모가 클릭하여 담을 수 있습니다.</w:t>
+      </w:r>
+    </w:p>
+    <w:p>
+      <w:pPr>
+        <w:spacing w:before="240" w:after="80"/>
+      </w:pPr>
+      <w:r>
+        <w:rPr>
+          <w:rFonts w:ascii="Malgun Gothic" w:hAnsi="Malgun Gothic"/>
+          <w:b/>
+          <w:color w:val="0F172A"/>
+          <w:sz w:val="23"/>
+        </w:rPr>
+        <w:t>2.4 시작 시간 정렬 및 확정 슬롯 (1:30-1:50pm 시작)</w:t>
+      </w:r>
+    </w:p>
+    <w:p>
+      <w:pPr>
+        <w:spacing w:after="80" w:line="300" w:lineRule="auto"/>
+      </w:pPr>
+      <w:r>
+        <w:rPr>
+          <w:rFonts w:ascii="Malgun Gothic" w:hAnsi="Malgun Gothic"/>
+          <w:color w:val="334155"/>
           <w:sz w:val="20"/>
         </w:rPr>
-        <w:t>우측 상단에 초록색 [🟢 Supabase 클라우드 DB 연결됨 (환경변수)] 배지가 표시되어 있으면 정상 작동 중입니다. (현재 https://dwpxdsmopnvtofnycuyd.supabase.co 가 시스템에 영구 내장되어 있어 별도 입력 없이도 항상 자동 연결됩니다.)</w:t>
+        <w:t>각 상담 일자의 첫 번째 슬롯은 1:30-1:50pm으로 표준화되어 있으며, 12시간제(am/pm) 변환 정렬 엔진을 통해 1:30pm ➔ 1:50pm ➔ ... ➔ 5:10pm ➔ 5:40pm ➔ 6:20pm 순서로 시간 순서대로 정렬됩니다.</w:t>
+      </w:r>
+    </w:p>
+    <w:p>
+      <w:pPr>
+        <w:spacing w:before="360" w:after="120"/>
+      </w:pPr>
+      <w:r>
+        <w:rPr>
+          <w:rFonts w:ascii="Malgun Gothic" w:hAnsi="Malgun Gothic"/>
+          <w:b/>
+          <w:color w:val="002D62"/>
+          <w:sz w:val="28"/>
+        </w:rPr>
+        <w:t>3. 운영자 종합 상황판 (예약 현황 매트릭스) 상세 안내</w:t>
+      </w:r>
+    </w:p>
+    <w:p>
+      <w:pPr>
+        <w:spacing w:after="80" w:line="300" w:lineRule="auto"/>
+      </w:pPr>
+      <w:r>
+        <w:rPr>
+          <w:rFonts w:ascii="Malgun Gothic" w:hAnsi="Malgun Gothic"/>
+          <w:color w:val="334155"/>
+          <w:sz w:val="20"/>
+        </w:rPr>
+        <w:t>운영자 화면 상단의 '날짜별 교사·시간대별 상담 예약 현황 매트릭스'는 전 교사의 상담 예약 현황을 바둑판 그리드 형태로 한눈에 조망할 수 있는 핵심 관제 기능입니다.</w:t>
+      </w:r>
+    </w:p>
+    <w:p>
+      <w:pPr>
+        <w:spacing w:before="240" w:after="80"/>
+      </w:pPr>
+      <w:r>
+        <w:rPr>
+          <w:rFonts w:ascii="Malgun Gothic" w:hAnsi="Malgun Gothic"/>
+          <w:b/>
+          <w:color w:val="0F172A"/>
+          <w:sz w:val="23"/>
+        </w:rPr>
+        <w:t>3.1 화면 구성 및 주요 지표</w:t>
       </w:r>
     </w:p>
     <w:p>
       <w:pPr>
         <w:pStyle w:val="ListBullet"/>
+        <w:spacing w:after="60" w:line="288" w:lineRule="auto"/>
       </w:pPr>
       <w:r>
         <w:rPr>
+          <w:rFonts w:ascii="Malgun Gothic" w:hAnsi="Malgun Gothic"/>
           <w:b/>
-          <w:color w:val="00193C"/>
-          <w:sz w:val="20"/>
+          <w:color w:val="0F172A"/>
+          <w:sz w:val="19"/>
         </w:rPr>
-        <w:t xml:space="preserve">수동 동기화 저장: </w:t>
+        <w:t xml:space="preserve">• </w:t>
       </w:r>
       <w:r>
         <w:rPr>
-          <w:color w:val="1E293B"/>
-          <w:sz w:val="20"/>
+          <w:rFonts w:ascii="Malgun Gothic" w:hAnsi="Malgun Gothic"/>
+          <w:color w:val="334155"/>
+          <w:sz w:val="19"/>
         </w:rPr>
-        <w:t>초록색 [Supabase 연결 및 동기화 저장] 버튼을 누르면 현재 메모리의 모든 데이터를 즉시 클라우드 DB로 강제 동기화합니다.</w:t>
+        <w:t>선택 일자 탭: 현재 등록된 상담 일자(예: Oct. 30, Nov. 1) 버튼을 클릭하여 해당 일자의 종합 상황판으로 즉시 전환합니다.</w:t>
       </w:r>
     </w:p>
     <w:p>
       <w:pPr>
         <w:pStyle w:val="ListBullet"/>
+        <w:spacing w:after="60" w:line="288" w:lineRule="auto"/>
       </w:pPr>
       <w:r>
         <w:rPr>
+          <w:rFonts w:ascii="Malgun Gothic" w:hAnsi="Malgun Gothic"/>
           <w:b/>
-          <w:color w:val="00193C"/>
-          <w:sz w:val="20"/>
+          <w:color w:val="0F172A"/>
+          <w:sz w:val="19"/>
         </w:rPr>
-        <w:t xml:space="preserve">초기 테이블 생성 SQL 보기: </w:t>
+        <w:t xml:space="preserve">• </w:t>
       </w:r>
       <w:r>
         <w:rPr>
-          <w:color w:val="1E293B"/>
-          <w:sz w:val="20"/>
+          <w:rFonts w:ascii="Malgun Gothic" w:hAnsi="Malgun Gothic"/>
+          <w:color w:val="334155"/>
+          <w:sz w:val="19"/>
         </w:rPr>
-        <w:t>향후 새로운 Supabase 프로젝트로 DB를 이전할 때 필요한 테이블 생성 SQL 스크립트를 열람·복사할 수 있습니다.</w:t>
-      </w:r>
-    </w:p>
-    <w:p>
-      <w:pPr>
-        <w:pStyle w:val="Heading2"/>
-      </w:pPr>
-      <w:r>
-        <w:rPr>
-          <w:color w:val="AA3344"/>
-          <w:sz w:val="26"/>
-        </w:rPr>
-        <w:t>3.5 첫 화면 상담 일정 및 공지사항 실시간 관리</w:t>
+        <w:t>상태 요약 바: 선택 일자, 총 교사 수, 총 시간대(타임 수), 예약 완료 건수(예약률 %), 학교 지정 상담 불가 건수, 잔여 빈 시간 건수가 실시간 집계됩니다.</w:t>
       </w:r>
     </w:p>
     <w:p>
       <w:pPr>
         <w:pStyle w:val="ListBullet"/>
+        <w:spacing w:after="60" w:line="288" w:lineRule="auto"/>
       </w:pPr>
       <w:r>
         <w:rPr>
+          <w:rFonts w:ascii="Malgun Gothic" w:hAnsi="Malgun Gothic"/>
           <w:b/>
-          <w:color w:val="00193C"/>
-          <w:sz w:val="20"/>
+          <w:color w:val="0F172A"/>
+          <w:sz w:val="19"/>
         </w:rPr>
-        <w:t xml:space="preserve">학사년도 (Academic Year): </w:t>
+        <w:t xml:space="preserve">• </w:t>
       </w:r>
       <w:r>
         <w:rPr>
-          <w:color w:val="1E293B"/>
-          <w:sz w:val="20"/>
+          <w:rFonts w:ascii="Malgun Gothic" w:hAnsi="Malgun Gothic"/>
+          <w:color w:val="334155"/>
+          <w:sz w:val="19"/>
         </w:rPr>
-        <w:t>예: 2026–2027</w:t>
+        <w:t>그리드 테이블: 가로는 시작시간(1:30pm ~ 6:20pm), 세로는 등록된 교사명으로 정렬되어 각 셀의 예약 상태를 색상별로 직관적으로 표시합니다.</w:t>
+      </w:r>
+    </w:p>
+    <w:p>
+      <w:pPr>
+        <w:spacing w:before="240" w:after="80"/>
+      </w:pPr>
+      <w:r>
+        <w:rPr>
+          <w:rFonts w:ascii="Malgun Gothic" w:hAnsi="Malgun Gothic"/>
+          <w:b/>
+          <w:color w:val="0F172A"/>
+          <w:sz w:val="23"/>
+        </w:rPr>
+        <w:t>3.2 셀 상태별 색상 및 조작 방법</w:t>
       </w:r>
     </w:p>
     <w:p>
       <w:pPr>
         <w:pStyle w:val="ListBullet"/>
+        <w:spacing w:after="60" w:line="288" w:lineRule="auto"/>
       </w:pPr>
       <w:r>
         <w:rPr>
+          <w:rFonts w:ascii="Malgun Gothic" w:hAnsi="Malgun Gothic"/>
           <w:b/>
-          <w:color w:val="00193C"/>
-          <w:sz w:val="20"/>
+          <w:color w:val="0F172A"/>
+          <w:sz w:val="19"/>
         </w:rPr>
-        <w:t xml:space="preserve">상담 일시 (Conference Dates): </w:t>
+        <w:t xml:space="preserve">• </w:t>
       </w:r>
       <w:r>
         <w:rPr>
-          <w:color w:val="1E293B"/>
-          <w:sz w:val="20"/>
+          <w:rFonts w:ascii="Malgun Gothic" w:hAnsi="Malgun Gothic"/>
+          <w:color w:val="334155"/>
+          <w:sz w:val="19"/>
         </w:rPr>
-        <w:t>예: 2026년 10월 30일(목) · 11월 1일(금) — 학부모 첫 화면에 그대로 표시됩니다.</w:t>
+        <w:t>파란색 셀 (예약 완료): 학부모에 의해 예약이 확정된 셀입니다. 학생 성명이 표시되며, 해당 셀을 마우스로 클릭하면 '현장 QR 코드 및 예약 확인증/취소 팝업'이 즉시 열려 확인증 출력이나 예약 취소(삭제)를 바로 처리할 수 있습니다.</w:t>
       </w:r>
     </w:p>
     <w:p>
       <w:pPr>
         <w:pStyle w:val="ListBullet"/>
+        <w:spacing w:after="60" w:line="288" w:lineRule="auto"/>
       </w:pPr>
       <w:r>
         <w:rPr>
+          <w:rFonts w:ascii="Malgun Gothic" w:hAnsi="Malgun Gothic"/>
           <w:b/>
-          <w:color w:val="00193C"/>
-          <w:sz w:val="20"/>
+          <w:color w:val="0F172A"/>
+          <w:sz w:val="19"/>
         </w:rPr>
-        <w:t xml:space="preserve">상담 시간 안내 (Conference Times): </w:t>
+        <w:t xml:space="preserve">• </w:t>
       </w:r>
       <w:r>
         <w:rPr>
-          <w:color w:val="1E293B"/>
-          <w:sz w:val="20"/>
+          <w:rFonts w:ascii="Malgun Gothic" w:hAnsi="Malgun Gothic"/>
+          <w:color w:val="334155"/>
+          <w:sz w:val="19"/>
         </w:rPr>
-        <w:t>예: 13:50 ~ 17:30 (세션당 20분 진행)</w:t>
+        <w:t>붉은색 셀 (상담 불가): 교사 출장, 회의, 휴무 등으로 인해 운영자가 사전에 잠금(차단) 처리한 시간대입니다. 학부모 화면에서는 '상담불가'로 비활성화됩니다.</w:t>
       </w:r>
     </w:p>
     <w:p>
       <w:pPr>
         <w:pStyle w:val="ListBullet"/>
+        <w:spacing w:after="60" w:line="288" w:lineRule="auto"/>
       </w:pPr>
       <w:r>
         <w:rPr>
+          <w:rFonts w:ascii="Malgun Gothic" w:hAnsi="Malgun Gothic"/>
           <w:b/>
-          <w:color w:val="00193C"/>
-          <w:sz w:val="20"/>
+          <w:color w:val="0F172A"/>
+          <w:sz w:val="19"/>
         </w:rPr>
-        <w:t xml:space="preserve">학생 1인당 최대 예약 수 (Quota): </w:t>
+        <w:t xml:space="preserve">• </w:t>
       </w:r>
       <w:r>
         <w:rPr>
-          <w:color w:val="1E293B"/>
-          <w:sz w:val="20"/>
+          <w:rFonts w:ascii="Malgun Gothic" w:hAnsi="Malgun Gothic"/>
+          <w:color w:val="334155"/>
+          <w:sz w:val="19"/>
         </w:rPr>
-        <w:t>기본값은 4개이며, 학기 운영 방침에 따라 1~10개 사이로 변경 후 [공지 및 학사일정 즉시 반영]을 누르면 즉시 적용됩니다.</w:t>
+        <w:t>회색 하이픈 셀 (-): 아직 예약되지 않은 빈 시간대(예약 가능)입니다.</w:t>
       </w:r>
     </w:p>
     <w:p>
       <w:pPr>
-        <w:pStyle w:val="Heading2"/>
+        <w:spacing w:before="360" w:after="120"/>
       </w:pPr>
       <w:r>
         <w:rPr>
-          <w:color w:val="AA3344"/>
-          <w:sz w:val="26"/>
+          <w:rFonts w:ascii="Malgun Gothic" w:hAnsi="Malgun Gothic"/>
+          <w:b/>
+          <w:color w:val="002D62"/>
+          <w:sz w:val="28"/>
         </w:rPr>
-        <w:t>3.6 운영자 및 교사 Google 로그인 계정 권한 관리</w:t>
+        <w:t>4. 신규 기능: 상담 일자(Date) 일괄 변경 및 새 학기 재사용 가이드</w:t>
+      </w:r>
+    </w:p>
+    <w:p>
+      <w:pPr>
+        <w:spacing w:after="80" w:line="300" w:lineRule="auto"/>
+      </w:pPr>
+      <w:r>
+        <w:rPr>
+          <w:rFonts w:ascii="Malgun Gothic" w:hAnsi="Malgun Gothic"/>
+          <w:color w:val="334155"/>
+          <w:sz w:val="20"/>
+        </w:rPr>
+        <w:t>내년 또는 다음 학기에 상담 일자가 변경되더라도(예: Oct. 30 ➔ Oct. 29), 시스템 코드를 수정하거나 구글 시트를 일일이 뜯어고칠 필요 없이 운영자 화면에서 몇 초 만에 일괄 변경할 수 있습니다.</w:t>
+      </w:r>
+    </w:p>
+    <w:p>
+      <w:pPr>
+        <w:spacing w:before="240" w:after="80"/>
+      </w:pPr>
+      <w:r>
+        <w:rPr>
+          <w:rFonts w:ascii="Malgun Gothic" w:hAnsi="Malgun Gothic"/>
+          <w:b/>
+          <w:color w:val="0F172A"/>
+          <w:sz w:val="23"/>
+        </w:rPr>
+        <w:t>4.1 상담 일자 변경 절차</w:t>
       </w:r>
     </w:p>
     <w:p>
       <w:pPr>
         <w:pStyle w:val="ListBullet"/>
+        <w:spacing w:after="60" w:line="288" w:lineRule="auto"/>
       </w:pPr>
       <w:r>
         <w:rPr>
+          <w:rFonts w:ascii="Malgun Gothic" w:hAnsi="Malgun Gothic"/>
           <w:b/>
-          <w:color w:val="00193C"/>
-          <w:sz w:val="20"/>
+          <w:color w:val="0F172A"/>
+          <w:sz w:val="19"/>
         </w:rPr>
-        <w:t xml:space="preserve">역할 구분: </w:t>
+        <w:t xml:space="preserve">• </w:t>
       </w:r>
       <w:r>
         <w:rPr>
-          <w:color w:val="1E293B"/>
-          <w:sz w:val="20"/>
+          <w:rFonts w:ascii="Malgun Gothic" w:hAnsi="Malgun Gothic"/>
+          <w:color w:val="334155"/>
+          <w:sz w:val="19"/>
         </w:rPr>
-        <w:t>'운영자'(로그인 시 /admin 이동) 또는 '교사'(로그인 시 /teacher 이동)로 지정합니다.</w:t>
+        <w:t>1단계: 운영자 콘솔(/admin) 종합 상황판 우측 상단의 [상담 일자 변경] (캘린더 아이콘) 버튼을 클릭합니다.</w:t>
       </w:r>
     </w:p>
     <w:p>
       <w:pPr>
         <w:pStyle w:val="ListBullet"/>
+        <w:spacing w:after="60" w:line="288" w:lineRule="auto"/>
       </w:pPr>
       <w:r>
         <w:rPr>
+          <w:rFonts w:ascii="Malgun Gothic" w:hAnsi="Malgun Gothic"/>
           <w:b/>
-          <w:color w:val="00193C"/>
-          <w:sz w:val="20"/>
+          <w:color w:val="0F172A"/>
+          <w:sz w:val="19"/>
         </w:rPr>
-        <w:t xml:space="preserve">교사 성함 매칭 원리 (중요): </w:t>
+        <w:t xml:space="preserve">• </w:t>
       </w:r>
       <w:r>
         <w:rPr>
-          <w:color w:val="1E293B"/>
-          <w:sz w:val="20"/>
+          <w:rFonts w:ascii="Malgun Gothic" w:hAnsi="Malgun Gothic"/>
+          <w:color w:val="334155"/>
+          <w:sz w:val="19"/>
         </w:rPr>
-        <w:t>시스템은 호칭(Mr., Ms., Mrs., Teacher 등)과 대소문자를 자동으로 제거한 뒤 영문/한글 성함을 모두 대조합니다. [상담 교사 및 상담교과 관리]에는 영문교사명(예: Ms. Monica Yu)과 한글교사명(예: 유미연)이 모두 등록되어 있으므로, 계정 권한 명부의 교사명에 한글('유미연') 또는 영문('Ms. Monica Yu') 중 어느 하나로 등록해도 자동으로 동일 교사로 매칭됩니다.</w:t>
-      </w:r>
-    </w:p>
-    <w:p>
-      <w:pPr>
-        <w:pStyle w:val="Heading2"/>
-      </w:pPr>
-      <w:r>
-        <w:rPr>
-          <w:color w:val="AA3344"/>
-          <w:sz w:val="26"/>
-        </w:rPr>
-        <w:t>3.7 학생 및 학부모 명부 관리 (아버지·어머니 성명 검증 및 진급 관리)</w:t>
+        <w:t>2단계: '상담 일자 일괄 변경 및 동기화' 모달에서 현재 등록된 각 일차별 기존 일자(예: 1일차 Oct. 30, 2일차 Nov. 1) 옆의 입력창에 변경할 새 날짜(예: Oct. 29, Oct. 31 등)를 입력합니다.</w:t>
       </w:r>
     </w:p>
     <w:p>
       <w:pPr>
         <w:pStyle w:val="ListBullet"/>
+        <w:spacing w:after="60" w:line="288" w:lineRule="auto"/>
       </w:pPr>
       <w:r>
         <w:rPr>
+          <w:rFonts w:ascii="Malgun Gothic" w:hAnsi="Malgun Gothic"/>
           <w:b/>
-          <w:color w:val="00193C"/>
-          <w:sz w:val="20"/>
+          <w:color w:val="0F172A"/>
+          <w:sz w:val="19"/>
         </w:rPr>
-        <w:t xml:space="preserve">학부모 성명 검증 작동 원리: </w:t>
+        <w:t xml:space="preserve">• </w:t>
       </w:r>
       <w:r>
         <w:rPr>
-          <w:color w:val="1E293B"/>
+          <w:rFonts w:ascii="Malgun Gothic" w:hAnsi="Malgun Gothic"/>
+          <w:color w:val="334155"/>
+          <w:sz w:val="19"/>
+        </w:rPr>
+        <w:t>3단계: [상담 일자 저장 및 전체 동기화] 버튼을 클릭합니다.</w:t>
+      </w:r>
+    </w:p>
+    <w:p>
+      <w:pPr>
+        <w:spacing w:before="240" w:after="80"/>
+      </w:pPr>
+      <w:r>
+        <w:rPr>
+          <w:rFonts w:ascii="Malgun Gothic" w:hAnsi="Malgun Gothic"/>
+          <w:b/>
+          <w:color w:val="0F172A"/>
+          <w:sz w:val="23"/>
+        </w:rPr>
+        <w:t>4.2 전체 시스템 연쇄 동기화(Full Cascade Sync) 동작 원리</w:t>
+      </w:r>
+    </w:p>
+    <w:p>
+      <w:pPr>
+        <w:spacing w:after="80" w:line="300" w:lineRule="auto"/>
+      </w:pPr>
+      <w:r>
+        <w:rPr>
+          <w:rFonts w:ascii="Malgun Gothic" w:hAnsi="Malgun Gothic"/>
+          <w:color w:val="334155"/>
           <w:sz w:val="20"/>
         </w:rPr>
-        <w:t>학생마다 [학생한글성명], [학생영문성명], [아버지성명], [어머니성명] 총 4개의 이름 필드가 관리됩니다. 학부모가 예약 화면 1단계에서 학년과 자녀를 선택한 뒤 입력한 '학부모 성함'이 등록된 [아버지성명] 또는 [어머니성명] 중 어느 하나와 일치하면 인증이 통과됩니다.</w:t>
+        <w:t>운영자가 일자를 변경하여 저장하면 시스템 내부에서 다음과 같은 작업이 한 번에 연쇄적으로 일어납니다:</w:t>
       </w:r>
     </w:p>
     <w:p>
       <w:pPr>
         <w:pStyle w:val="ListBullet"/>
+        <w:spacing w:after="60" w:line="288" w:lineRule="auto"/>
       </w:pPr>
       <w:r>
         <w:rPr>
+          <w:rFonts w:ascii="Malgun Gothic" w:hAnsi="Malgun Gothic"/>
           <w:b/>
-          <w:color w:val="00193C"/>
-          <w:sz w:val="20"/>
+          <w:color w:val="0F172A"/>
+          <w:sz w:val="19"/>
         </w:rPr>
-        <w:t xml:space="preserve">개별 추가/수정/삭제: </w:t>
+        <w:t xml:space="preserve">• </w:t>
       </w:r>
       <w:r>
         <w:rPr>
-          <w:color w:val="1E293B"/>
-          <w:sz w:val="20"/>
+          <w:rFonts w:ascii="Malgun Gothic" w:hAnsi="Malgun Gothic"/>
+          <w:color w:val="334155"/>
+          <w:sz w:val="19"/>
         </w:rPr>
-        <w:t>[+ 학생/학부모 추가] 버튼 또는 각 행의 [수정] / [삭제] 버튼으로 전입생·신입생 정보를 실시간 반영할 수 있습니다.</w:t>
+        <w:t>① 운영자 종합 상황판: 상단 날짜 탭 및 매트릭스 헤더가 신규 날짜로 즉시 교체됩니다.</w:t>
       </w:r>
     </w:p>
     <w:p>
       <w:pPr>
         <w:pStyle w:val="ListBullet"/>
+        <w:spacing w:after="60" w:line="288" w:lineRule="auto"/>
       </w:pPr>
       <w:r>
         <w:rPr>
+          <w:rFonts w:ascii="Malgun Gothic" w:hAnsi="Malgun Gothic"/>
           <w:b/>
-          <w:color w:val="00193C"/>
-          <w:sz w:val="20"/>
+          <w:color w:val="0F172A"/>
+          <w:sz w:val="19"/>
         </w:rPr>
-        <w:t xml:space="preserve">전체 학년 일괄 진급 기능: </w:t>
+        <w:t xml:space="preserve">• </w:t>
       </w:r>
       <w:r>
         <w:rPr>
-          <w:color w:val="1E293B"/>
-          <w:sz w:val="20"/>
+          <w:rFonts w:ascii="Malgun Gothic" w:hAnsi="Malgun Gothic"/>
+          <w:color w:val="334155"/>
+          <w:sz w:val="19"/>
         </w:rPr>
-        <w:t>매년 신학년도 시작 시 보라색 [전체 학년 일괄 진급 (H12 졸업삭제)] 버튼을 클릭하고 확인 창에서 승인하면 아래와 같이 일괄 변경됩니다.</w:t>
-      </w:r>
-    </w:p>
-    <w:tbl>
-      <w:tblPr>
-        <w:tblStyle w:val="TableGrid"/>
-        <w:tblW w:type="auto" w:w="0"/>
-        <w:jc w:val="center"/>
-        <w:tblLook w:firstColumn="1" w:firstRow="1" w:lastColumn="0" w:lastRow="0" w:noHBand="0" w:noVBand="1" w:val="04A0"/>
-      </w:tblPr>
-      <w:tblGrid>
-        <w:gridCol w:w="3312"/>
-        <w:gridCol w:w="3312"/>
-        <w:gridCol w:w="3312"/>
-      </w:tblGrid>
-      <w:tr>
-        <w:tc>
-          <w:tcPr>
-            <w:tcW w:type="dxa" w:w="3312"/>
-            <w:shd w:val="clear" w:color="auto" w:fill="00193C"/>
-            <w:tcMar>
-              <w:top w:w="120" w:type="dxa"/>
-              <w:bottom w:w="120" w:type="dxa"/>
-              <w:left w:w="140" w:type="dxa"/>
-              <w:right w:w="140" w:type="dxa"/>
-            </w:tcMar>
-          </w:tcPr>
-          <w:p>
-            <w:r/>
-            <w:r>
-              <w:rPr>
-                <w:b/>
-                <w:color w:val="FFFFFF"/>
-                <w:sz w:val="20"/>
-              </w:rPr>
-              <w:t>기존 학년 (Current Grade)</w:t>
-            </w:r>
-          </w:p>
-        </w:tc>
-        <w:tc>
-          <w:tcPr>
-            <w:tcW w:type="dxa" w:w="3312"/>
-            <w:shd w:val="clear" w:color="auto" w:fill="00193C"/>
-            <w:tcMar>
-              <w:top w:w="120" w:type="dxa"/>
-              <w:bottom w:w="120" w:type="dxa"/>
-              <w:left w:w="140" w:type="dxa"/>
-              <w:right w:w="140" w:type="dxa"/>
-            </w:tcMar>
-          </w:tcPr>
-          <w:p>
-            <w:r/>
-            <w:r>
-              <w:rPr>
-                <w:b/>
-                <w:color w:val="FFFFFF"/>
-                <w:sz w:val="20"/>
-              </w:rPr>
-              <w:t>진급 후 학년 (Promoted Grade)</w:t>
-            </w:r>
-          </w:p>
-        </w:tc>
-        <w:tc>
-          <w:tcPr>
-            <w:tcW w:type="dxa" w:w="3312"/>
-            <w:shd w:val="clear" w:color="auto" w:fill="00193C"/>
-            <w:tcMar>
-              <w:top w:w="120" w:type="dxa"/>
-              <w:bottom w:w="120" w:type="dxa"/>
-              <w:left w:w="140" w:type="dxa"/>
-              <w:right w:w="140" w:type="dxa"/>
-            </w:tcMar>
-          </w:tcPr>
-          <w:p>
-            <w:r/>
-            <w:r>
-              <w:rPr>
-                <w:b/>
-                <w:color w:val="FFFFFF"/>
-                <w:sz w:val="20"/>
-              </w:rPr>
-              <w:t>비고</w:t>
-            </w:r>
-          </w:p>
-        </w:tc>
-      </w:tr>
-      <w:tr>
-        <w:tc>
-          <w:tcPr>
-            <w:tcW w:type="dxa" w:w="3312"/>
-            <w:shd w:val="clear" w:color="auto" w:fill="FFFFFF"/>
-            <w:tcMar>
-              <w:top w:w="100" w:type="dxa"/>
-              <w:bottom w:w="100" w:type="dxa"/>
-              <w:left w:w="140" w:type="dxa"/>
-              <w:right w:w="140" w:type="dxa"/>
-            </w:tcMar>
-          </w:tcPr>
-          <w:p>
-            <w:r/>
-            <w:r>
-              <w:rPr>
-                <w:b/>
-                <w:color w:val="0F172A"/>
-                <w:sz w:val="19"/>
-              </w:rPr>
-              <w:t>M6 (중1 과정)</w:t>
-            </w:r>
-          </w:p>
-        </w:tc>
-        <w:tc>
-          <w:tcPr>
-            <w:tcW w:type="dxa" w:w="3312"/>
-            <w:shd w:val="clear" w:color="auto" w:fill="FFFFFF"/>
-            <w:tcMar>
-              <w:top w:w="100" w:type="dxa"/>
-              <w:bottom w:w="100" w:type="dxa"/>
-              <w:left w:w="140" w:type="dxa"/>
-              <w:right w:w="140" w:type="dxa"/>
-            </w:tcMar>
-          </w:tcPr>
-          <w:p>
-            <w:r/>
-            <w:r>
-              <w:rPr>
-                <w:color w:val="0F172A"/>
-                <w:sz w:val="19"/>
-              </w:rPr>
-              <w:t>M7</w:t>
-            </w:r>
-          </w:p>
-        </w:tc>
-        <w:tc>
-          <w:tcPr>
-            <w:tcW w:type="dxa" w:w="3312"/>
-            <w:shd w:val="clear" w:color="auto" w:fill="FFFFFF"/>
-            <w:tcMar>
-              <w:top w:w="100" w:type="dxa"/>
-              <w:bottom w:w="100" w:type="dxa"/>
-              <w:left w:w="140" w:type="dxa"/>
-              <w:right w:w="140" w:type="dxa"/>
-            </w:tcMar>
-          </w:tcPr>
-          <w:p>
-            <w:r/>
-            <w:r>
-              <w:rPr>
-                <w:color w:val="0F172A"/>
-                <w:sz w:val="19"/>
-              </w:rPr>
-              <w:t>자동 승급 및 아버지·어머니 성명 그대로 유지</w:t>
-            </w:r>
-          </w:p>
-        </w:tc>
-      </w:tr>
-      <w:tr>
-        <w:tc>
-          <w:tcPr>
-            <w:tcW w:type="dxa" w:w="3312"/>
-            <w:shd w:val="clear" w:color="auto" w:fill="F8FAFC"/>
-            <w:tcMar>
-              <w:top w:w="100" w:type="dxa"/>
-              <w:bottom w:w="100" w:type="dxa"/>
-              <w:left w:w="140" w:type="dxa"/>
-              <w:right w:w="140" w:type="dxa"/>
-            </w:tcMar>
-          </w:tcPr>
-          <w:p>
-            <w:r/>
-            <w:r>
-              <w:rPr>
-                <w:b/>
-                <w:color w:val="0F172A"/>
-                <w:sz w:val="19"/>
-              </w:rPr>
-              <w:t>M7 (중2 과정)</w:t>
-            </w:r>
-          </w:p>
-        </w:tc>
-        <w:tc>
-          <w:tcPr>
-            <w:tcW w:type="dxa" w:w="3312"/>
-            <w:shd w:val="clear" w:color="auto" w:fill="F8FAFC"/>
-            <w:tcMar>
-              <w:top w:w="100" w:type="dxa"/>
-              <w:bottom w:w="100" w:type="dxa"/>
-              <w:left w:w="140" w:type="dxa"/>
-              <w:right w:w="140" w:type="dxa"/>
-            </w:tcMar>
-          </w:tcPr>
-          <w:p>
-            <w:r/>
-            <w:r>
-              <w:rPr>
-                <w:color w:val="0F172A"/>
-                <w:sz w:val="19"/>
-              </w:rPr>
-              <w:t>M8</w:t>
-            </w:r>
-          </w:p>
-        </w:tc>
-        <w:tc>
-          <w:tcPr>
-            <w:tcW w:type="dxa" w:w="3312"/>
-            <w:shd w:val="clear" w:color="auto" w:fill="F8FAFC"/>
-            <w:tcMar>
-              <w:top w:w="100" w:type="dxa"/>
-              <w:bottom w:w="100" w:type="dxa"/>
-              <w:left w:w="140" w:type="dxa"/>
-              <w:right w:w="140" w:type="dxa"/>
-            </w:tcMar>
-          </w:tcPr>
-          <w:p>
-            <w:r/>
-            <w:r>
-              <w:rPr>
-                <w:color w:val="0F172A"/>
-                <w:sz w:val="19"/>
-              </w:rPr>
-              <w:t>자동 승급 및 아버지·어머니 성명 그대로 유지</w:t>
-            </w:r>
-          </w:p>
-        </w:tc>
-      </w:tr>
-      <w:tr>
-        <w:tc>
-          <w:tcPr>
-            <w:tcW w:type="dxa" w:w="3312"/>
-            <w:shd w:val="clear" w:color="auto" w:fill="FFFFFF"/>
-            <w:tcMar>
-              <w:top w:w="100" w:type="dxa"/>
-              <w:bottom w:w="100" w:type="dxa"/>
-              <w:left w:w="140" w:type="dxa"/>
-              <w:right w:w="140" w:type="dxa"/>
-            </w:tcMar>
-          </w:tcPr>
-          <w:p>
-            <w:r/>
-            <w:r>
-              <w:rPr>
-                <w:b/>
-                <w:color w:val="0F172A"/>
-                <w:sz w:val="19"/>
-              </w:rPr>
-              <w:t>M8 (중3 과정)</w:t>
-            </w:r>
-          </w:p>
-        </w:tc>
-        <w:tc>
-          <w:tcPr>
-            <w:tcW w:type="dxa" w:w="3312"/>
-            <w:shd w:val="clear" w:color="auto" w:fill="FFFFFF"/>
-            <w:tcMar>
-              <w:top w:w="100" w:type="dxa"/>
-              <w:bottom w:w="100" w:type="dxa"/>
-              <w:left w:w="140" w:type="dxa"/>
-              <w:right w:w="140" w:type="dxa"/>
-            </w:tcMar>
-          </w:tcPr>
-          <w:p>
-            <w:r/>
-            <w:r>
-              <w:rPr>
-                <w:color w:val="0F172A"/>
-                <w:sz w:val="19"/>
-              </w:rPr>
-              <w:t>H9 (고1 진학)</w:t>
-            </w:r>
-          </w:p>
-        </w:tc>
-        <w:tc>
-          <w:tcPr>
-            <w:tcW w:type="dxa" w:w="3312"/>
-            <w:shd w:val="clear" w:color="auto" w:fill="FFFFFF"/>
-            <w:tcMar>
-              <w:top w:w="100" w:type="dxa"/>
-              <w:bottom w:w="100" w:type="dxa"/>
-              <w:left w:w="140" w:type="dxa"/>
-              <w:right w:w="140" w:type="dxa"/>
-            </w:tcMar>
-          </w:tcPr>
-          <w:p>
-            <w:r/>
-            <w:r>
-              <w:rPr>
-                <w:color w:val="0F172A"/>
-                <w:sz w:val="19"/>
-              </w:rPr>
-              <w:t>중등 → 고등 과정 자동 전환</w:t>
-            </w:r>
-          </w:p>
-        </w:tc>
-      </w:tr>
-      <w:tr>
-        <w:tc>
-          <w:tcPr>
-            <w:tcW w:type="dxa" w:w="3312"/>
-            <w:shd w:val="clear" w:color="auto" w:fill="F8FAFC"/>
-            <w:tcMar>
-              <w:top w:w="100" w:type="dxa"/>
-              <w:bottom w:w="100" w:type="dxa"/>
-              <w:left w:w="140" w:type="dxa"/>
-              <w:right w:w="140" w:type="dxa"/>
-            </w:tcMar>
-          </w:tcPr>
-          <w:p>
-            <w:r/>
-            <w:r>
-              <w:rPr>
-                <w:b/>
-                <w:color w:val="0F172A"/>
-                <w:sz w:val="19"/>
-              </w:rPr>
-              <w:t>H9 (고1 과정)</w:t>
-            </w:r>
-          </w:p>
-        </w:tc>
-        <w:tc>
-          <w:tcPr>
-            <w:tcW w:type="dxa" w:w="3312"/>
-            <w:shd w:val="clear" w:color="auto" w:fill="F8FAFC"/>
-            <w:tcMar>
-              <w:top w:w="100" w:type="dxa"/>
-              <w:bottom w:w="100" w:type="dxa"/>
-              <w:left w:w="140" w:type="dxa"/>
-              <w:right w:w="140" w:type="dxa"/>
-            </w:tcMar>
-          </w:tcPr>
-          <w:p>
-            <w:r/>
-            <w:r>
-              <w:rPr>
-                <w:color w:val="0F172A"/>
-                <w:sz w:val="19"/>
-              </w:rPr>
-              <w:t>H10</w:t>
-            </w:r>
-          </w:p>
-        </w:tc>
-        <w:tc>
-          <w:tcPr>
-            <w:tcW w:type="dxa" w:w="3312"/>
-            <w:shd w:val="clear" w:color="auto" w:fill="F8FAFC"/>
-            <w:tcMar>
-              <w:top w:w="100" w:type="dxa"/>
-              <w:bottom w:w="100" w:type="dxa"/>
-              <w:left w:w="140" w:type="dxa"/>
-              <w:right w:w="140" w:type="dxa"/>
-            </w:tcMar>
-          </w:tcPr>
-          <w:p>
-            <w:r/>
-            <w:r>
-              <w:rPr>
-                <w:color w:val="0F172A"/>
-                <w:sz w:val="19"/>
-              </w:rPr>
-              <w:t>자동 승급 및 아버지·어머니 성명 그대로 유지</w:t>
-            </w:r>
-          </w:p>
-        </w:tc>
-      </w:tr>
-      <w:tr>
-        <w:tc>
-          <w:tcPr>
-            <w:tcW w:type="dxa" w:w="3312"/>
-            <w:shd w:val="clear" w:color="auto" w:fill="FFFFFF"/>
-            <w:tcMar>
-              <w:top w:w="100" w:type="dxa"/>
-              <w:bottom w:w="100" w:type="dxa"/>
-              <w:left w:w="140" w:type="dxa"/>
-              <w:right w:w="140" w:type="dxa"/>
-            </w:tcMar>
-          </w:tcPr>
-          <w:p>
-            <w:r/>
-            <w:r>
-              <w:rPr>
-                <w:b/>
-                <w:color w:val="0F172A"/>
-                <w:sz w:val="19"/>
-              </w:rPr>
-              <w:t>H10 (고2 과정)</w:t>
-            </w:r>
-          </w:p>
-        </w:tc>
-        <w:tc>
-          <w:tcPr>
-            <w:tcW w:type="dxa" w:w="3312"/>
-            <w:shd w:val="clear" w:color="auto" w:fill="FFFFFF"/>
-            <w:tcMar>
-              <w:top w:w="100" w:type="dxa"/>
-              <w:bottom w:w="100" w:type="dxa"/>
-              <w:left w:w="140" w:type="dxa"/>
-              <w:right w:w="140" w:type="dxa"/>
-            </w:tcMar>
-          </w:tcPr>
-          <w:p>
-            <w:r/>
-            <w:r>
-              <w:rPr>
-                <w:color w:val="0F172A"/>
-                <w:sz w:val="19"/>
-              </w:rPr>
-              <w:t>H11</w:t>
-            </w:r>
-          </w:p>
-        </w:tc>
-        <w:tc>
-          <w:tcPr>
-            <w:tcW w:type="dxa" w:w="3312"/>
-            <w:shd w:val="clear" w:color="auto" w:fill="FFFFFF"/>
-            <w:tcMar>
-              <w:top w:w="100" w:type="dxa"/>
-              <w:bottom w:w="100" w:type="dxa"/>
-              <w:left w:w="140" w:type="dxa"/>
-              <w:right w:w="140" w:type="dxa"/>
-            </w:tcMar>
-          </w:tcPr>
-          <w:p>
-            <w:r/>
-            <w:r>
-              <w:rPr>
-                <w:color w:val="0F172A"/>
-                <w:sz w:val="19"/>
-              </w:rPr>
-              <w:t>자동 승급 및 아버지·어머니 성명 그대로 유지</w:t>
-            </w:r>
-          </w:p>
-        </w:tc>
-      </w:tr>
-      <w:tr>
-        <w:tc>
-          <w:tcPr>
-            <w:tcW w:type="dxa" w:w="3312"/>
-            <w:shd w:val="clear" w:color="auto" w:fill="F8FAFC"/>
-            <w:tcMar>
-              <w:top w:w="100" w:type="dxa"/>
-              <w:bottom w:w="100" w:type="dxa"/>
-              <w:left w:w="140" w:type="dxa"/>
-              <w:right w:w="140" w:type="dxa"/>
-            </w:tcMar>
-          </w:tcPr>
-          <w:p>
-            <w:r/>
-            <w:r>
-              <w:rPr>
-                <w:b/>
-                <w:color w:val="0F172A"/>
-                <w:sz w:val="19"/>
-              </w:rPr>
-              <w:t>H11 (고3 진급)</w:t>
-            </w:r>
-          </w:p>
-        </w:tc>
-        <w:tc>
-          <w:tcPr>
-            <w:tcW w:type="dxa" w:w="3312"/>
-            <w:shd w:val="clear" w:color="auto" w:fill="F8FAFC"/>
-            <w:tcMar>
-              <w:top w:w="100" w:type="dxa"/>
-              <w:bottom w:w="100" w:type="dxa"/>
-              <w:left w:w="140" w:type="dxa"/>
-              <w:right w:w="140" w:type="dxa"/>
-            </w:tcMar>
-          </w:tcPr>
-          <w:p>
-            <w:r/>
-            <w:r>
-              <w:rPr>
-                <w:color w:val="0F172A"/>
-                <w:sz w:val="19"/>
-              </w:rPr>
-              <w:t>H12</w:t>
-            </w:r>
-          </w:p>
-        </w:tc>
-        <w:tc>
-          <w:tcPr>
-            <w:tcW w:type="dxa" w:w="3312"/>
-            <w:shd w:val="clear" w:color="auto" w:fill="F8FAFC"/>
-            <w:tcMar>
-              <w:top w:w="100" w:type="dxa"/>
-              <w:bottom w:w="100" w:type="dxa"/>
-              <w:left w:w="140" w:type="dxa"/>
-              <w:right w:w="140" w:type="dxa"/>
-            </w:tcMar>
-          </w:tcPr>
-          <w:p>
-            <w:r/>
-            <w:r>
-              <w:rPr>
-                <w:color w:val="0F172A"/>
-                <w:sz w:val="19"/>
-              </w:rPr>
-              <w:t>자동 승급 및 아버지·어머니 성명 그대로 유지</w:t>
-            </w:r>
-          </w:p>
-        </w:tc>
-      </w:tr>
-      <w:tr>
-        <w:tc>
-          <w:tcPr>
-            <w:tcW w:type="dxa" w:w="3312"/>
-            <w:shd w:val="clear" w:color="auto" w:fill="FFFFFF"/>
-            <w:tcMar>
-              <w:top w:w="100" w:type="dxa"/>
-              <w:bottom w:w="100" w:type="dxa"/>
-              <w:left w:w="140" w:type="dxa"/>
-              <w:right w:w="140" w:type="dxa"/>
-            </w:tcMar>
-          </w:tcPr>
-          <w:p>
-            <w:r/>
-            <w:r>
-              <w:rPr>
-                <w:b/>
-                <w:color w:val="0F172A"/>
-                <w:sz w:val="19"/>
-              </w:rPr>
-              <w:t>H12 (졸업 학년)</w:t>
-            </w:r>
-          </w:p>
-        </w:tc>
-        <w:tc>
-          <w:tcPr>
-            <w:tcW w:type="dxa" w:w="3312"/>
-            <w:shd w:val="clear" w:color="auto" w:fill="FFFFFF"/>
-            <w:tcMar>
-              <w:top w:w="100" w:type="dxa"/>
-              <w:bottom w:w="100" w:type="dxa"/>
-              <w:left w:w="140" w:type="dxa"/>
-              <w:right w:w="140" w:type="dxa"/>
-            </w:tcMar>
-          </w:tcPr>
-          <w:p>
-            <w:r/>
-            <w:r>
-              <w:rPr>
-                <w:color w:val="0F172A"/>
-                <w:sz w:val="19"/>
-              </w:rPr>
-              <w:t>명부에서 자동 삭제 (졸업)</w:t>
-            </w:r>
-          </w:p>
-        </w:tc>
-        <w:tc>
-          <w:tcPr>
-            <w:tcW w:type="dxa" w:w="3312"/>
-            <w:shd w:val="clear" w:color="auto" w:fill="FFFFFF"/>
-            <w:tcMar>
-              <w:top w:w="100" w:type="dxa"/>
-              <w:bottom w:w="100" w:type="dxa"/>
-              <w:left w:w="140" w:type="dxa"/>
-              <w:right w:w="140" w:type="dxa"/>
-            </w:tcMar>
-          </w:tcPr>
-          <w:p>
-            <w:r/>
-            <w:r>
-              <w:rPr>
-                <w:color w:val="0F172A"/>
-                <w:sz w:val="19"/>
-              </w:rPr>
-              <w:t>졸업생 데이터 자동 정리</w:t>
-            </w:r>
-          </w:p>
-        </w:tc>
-      </w:tr>
-    </w:tbl>
-    <w:p/>
-    <w:p>
-      <w:pPr>
-        <w:pStyle w:val="Heading2"/>
-      </w:pPr>
-      <w:r>
-        <w:rPr>
-          <w:color w:val="AA3344"/>
-          <w:sz w:val="26"/>
-        </w:rPr>
-        <w:t>3.8 상담 교사 및 상담교과 옵션 관리</w:t>
+        <w:t>② 학부모 예약 화면: 날짜 선택 탭 및 시간표의 기준 일자가 신규 날짜로 자동 전환됩니다.</w:t>
       </w:r>
     </w:p>
     <w:p>
       <w:pPr>
         <w:pStyle w:val="ListBullet"/>
+        <w:spacing w:after="60" w:line="288" w:lineRule="auto"/>
       </w:pPr>
       <w:r>
         <w:rPr>
+          <w:rFonts w:ascii="Malgun Gothic" w:hAnsi="Malgun Gothic"/>
           <w:b/>
-          <w:color w:val="00193C"/>
-          <w:sz w:val="20"/>
+          <w:color w:val="0F172A"/>
+          <w:sz w:val="19"/>
         </w:rPr>
-        <w:t xml:space="preserve">교사 기본 정보: </w:t>
+        <w:t xml:space="preserve">• </w:t>
       </w:r>
       <w:r>
         <w:rPr>
-          <w:color w:val="1E293B"/>
-          <w:sz w:val="20"/>
+          <w:rFonts w:ascii="Malgun Gothic" w:hAnsi="Malgun Gothic"/>
+          <w:color w:val="334155"/>
+          <w:sz w:val="19"/>
         </w:rPr>
-        <w:t>[영문교사명](예: Ms. Monica Yu), [한글교사명](예: 유미연), [직책/담당](예: M6 담임교사)을 함께 관리합니다.</w:t>
+        <w:t>③ 교사 전용 일정표: 교사들이 조회하는 일정표의 상담 일자 열이 신규 날짜로 갱신됩니다.</w:t>
       </w:r>
     </w:p>
     <w:p>
       <w:pPr>
         <w:pStyle w:val="ListBullet"/>
+        <w:spacing w:after="60" w:line="288" w:lineRule="auto"/>
       </w:pPr>
       <w:r>
         <w:rPr>
+          <w:rFonts w:ascii="Malgun Gothic" w:hAnsi="Malgun Gothic"/>
           <w:b/>
-          <w:color w:val="00193C"/>
-          <w:sz w:val="20"/>
+          <w:color w:val="0F172A"/>
+          <w:sz w:val="19"/>
         </w:rPr>
-        <w:t xml:space="preserve">상담교과 옵션 (최대 8개): </w:t>
+        <w:t xml:space="preserve">• </w:t>
       </w:r>
       <w:r>
         <w:rPr>
-          <w:color w:val="1E293B"/>
-          <w:sz w:val="20"/>
+          <w:rFonts w:ascii="Malgun Gothic" w:hAnsi="Malgun Gothic"/>
+          <w:color w:val="334155"/>
+          <w:sz w:val="19"/>
         </w:rPr>
-        <w:t>학부모가 특정 선생님을 선택했을 때 고를 수 있는 세부 과목/영역입니다(예: M6 담임상담, M6 English, M7 English 등 최대 8개까지 지정 가능).</w:t>
-      </w:r>
-    </w:p>
-    <w:p>
-      <w:pPr>
-        <w:pStyle w:val="Heading2"/>
-      </w:pPr>
-      <w:r>
-        <w:rPr>
-          <w:color w:val="AA3344"/>
-          <w:sz w:val="26"/>
-        </w:rPr>
-        <w:t>3.9 전체 예약 상세 목록 조회 및 [예약 취소] / [전체 예약 초기화]</w:t>
+        <w:t>④ 기존 예약 및 차단 일정 일괄 치환: 이미 등록되어 있던 예약 내역과 교사 상담 불가 일정의 날짜 필드까지 신규 날짜로 누락 없이 일괄 매핑됩니다.</w:t>
       </w:r>
     </w:p>
     <w:p>
       <w:pPr>
         <w:pStyle w:val="ListBullet"/>
+        <w:spacing w:after="60" w:line="288" w:lineRule="auto"/>
       </w:pPr>
       <w:r>
         <w:rPr>
+          <w:rFonts w:ascii="Malgun Gothic" w:hAnsi="Malgun Gothic"/>
           <w:b/>
-          <w:color w:val="00193C"/>
-          <w:sz w:val="20"/>
+          <w:color w:val="0F172A"/>
+          <w:sz w:val="19"/>
         </w:rPr>
-        <w:t xml:space="preserve">실시간 검색: </w:t>
+        <w:t xml:space="preserve">• </w:t>
       </w:r>
       <w:r>
         <w:rPr>
-          <w:color w:val="1E293B"/>
+          <w:rFonts w:ascii="Malgun Gothic" w:hAnsi="Malgun Gothic"/>
+          <w:color w:val="334155"/>
+          <w:sz w:val="19"/>
+        </w:rPr>
+        <w:t>⑤ Supabase 클라우드 영구 저장: 설정이 DB에 영구 보존되어 브라우저 새로고침이나 컴퓨터 재부팅 후에도 완벽히 유지됩니다.</w:t>
+      </w:r>
+    </w:p>
+    <w:p>
+      <w:pPr>
+        <w:spacing w:before="360" w:after="120"/>
+      </w:pPr>
+      <w:r>
+        <w:rPr>
+          <w:rFonts w:ascii="Malgun Gothic" w:hAnsi="Malgun Gothic"/>
+          <w:b/>
+          <w:color w:val="002D62"/>
+          <w:sz w:val="28"/>
+        </w:rPr>
+        <w:t>5. 학생 및 학부모 명부 관리 (학부모 로그인 검증 및 학년별 정렬)</w:t>
+      </w:r>
+    </w:p>
+    <w:p>
+      <w:pPr>
+        <w:spacing w:after="80" w:line="300" w:lineRule="auto"/>
+      </w:pPr>
+      <w:r>
+        <w:rPr>
+          <w:rFonts w:ascii="Malgun Gothic" w:hAnsi="Malgun Gothic"/>
+          <w:color w:val="334155"/>
           <w:sz w:val="20"/>
         </w:rPr>
-        <w:t>운영자 콘솔 맨 하단의 [전체 예약 상세 목록]에서 학생 이름, 학부모 성함, 교사명, 예약 토큰으로 즉시 검색할 수 있습니다.</w:t>
+        <w:t>학부모가 로그인할 때 본교 재학생의 실제 학부모인지를 시스템이 철저히 검증하기 위한 학생-부모 명부 데이터베이스 관리 공간입니다.</w:t>
+      </w:r>
+    </w:p>
+    <w:p>
+      <w:pPr>
+        <w:spacing w:before="240" w:after="80"/>
+      </w:pPr>
+      <w:r>
+        <w:rPr>
+          <w:rFonts w:ascii="Malgun Gothic" w:hAnsi="Malgun Gothic"/>
+          <w:b/>
+          <w:color w:val="0F172A"/>
+          <w:sz w:val="23"/>
+        </w:rPr>
+        <w:t>5.1 학부모 로그인 검증 메커니즘</w:t>
+      </w:r>
+    </w:p>
+    <w:p>
+      <w:pPr>
+        <w:spacing w:after="80" w:line="300" w:lineRule="auto"/>
+      </w:pPr>
+      <w:r>
+        <w:rPr>
+          <w:rFonts w:ascii="Malgun Gothic" w:hAnsi="Malgun Gothic"/>
+          <w:color w:val="334155"/>
+          <w:sz w:val="20"/>
+        </w:rPr>
+        <w:t>학부모가 예약 포털에 진입하기 위해서는 반드시 본 명부에 학생의 학년, 한글 성명, 영문 성명, 그리고 아버지 또는 어머니 성함이 정확하게 등록되어 있어야 합니다. 학부모는 로그인 시 본인의 성함을 입력하며, 명부에 등록된 부/모 성함과 정확히 일치해야만 로그인이 승인됩니다.</w:t>
+      </w:r>
+    </w:p>
+    <w:p>
+      <w:pPr>
+        <w:spacing w:before="240" w:after="80"/>
+      </w:pPr>
+      <w:r>
+        <w:rPr>
+          <w:rFonts w:ascii="Malgun Gothic" w:hAnsi="Malgun Gothic"/>
+          <w:b/>
+          <w:color w:val="0F172A"/>
+          <w:sz w:val="23"/>
+        </w:rPr>
+        <w:t>5.2 학년별 정렬 및 탭 필터링</w:t>
       </w:r>
     </w:p>
     <w:p>
       <w:pPr>
         <w:pStyle w:val="ListBullet"/>
+        <w:spacing w:after="60" w:line="288" w:lineRule="auto"/>
       </w:pPr>
       <w:r>
         <w:rPr>
+          <w:rFonts w:ascii="Malgun Gothic" w:hAnsi="Malgun Gothic"/>
           <w:b/>
-          <w:color w:val="00193C"/>
-          <w:sz w:val="20"/>
+          <w:color w:val="0F172A"/>
+          <w:sz w:val="19"/>
         </w:rPr>
-        <w:t xml:space="preserve">개별 [예약 취소]: </w:t>
+        <w:t xml:space="preserve">• </w:t>
       </w:r>
       <w:r>
         <w:rPr>
-          <w:color w:val="1E293B"/>
-          <w:sz w:val="20"/>
+          <w:rFonts w:ascii="Malgun Gothic" w:hAnsi="Malgun Gothic"/>
+          <w:color w:val="334155"/>
+          <w:sz w:val="19"/>
         </w:rPr>
-        <w:t>학부모님이 시간 변경이나 취소를 요청하신 경우, 해당 줄 우측의 [예약 취소] 버튼을 누르면 그 상담 1건만 즉시 취소되어 해당 시간대가 다른 학부모에게 다시 열립니다.</w:t>
+        <w:t>학년별 원클릭 탭: G6, G7, G8, G9, G10, G11, G12 버튼을 눌러 특정 학년 학생들만 빠르게 조회할 수 있습니다.</w:t>
       </w:r>
     </w:p>
     <w:p>
       <w:pPr>
         <w:pStyle w:val="ListBullet"/>
+        <w:spacing w:after="60" w:line="288" w:lineRule="auto"/>
       </w:pPr>
       <w:r>
         <w:rPr>
+          <w:rFonts w:ascii="Malgun Gothic" w:hAnsi="Malgun Gothic"/>
           <w:b/>
-          <w:color w:val="00193C"/>
-          <w:sz w:val="20"/>
+          <w:color w:val="0F172A"/>
+          <w:sz w:val="19"/>
         </w:rPr>
-        <w:t xml:space="preserve">[전체 예약 초기화]: </w:t>
+        <w:t xml:space="preserve">• </w:t>
       </w:r>
       <w:r>
         <w:rPr>
-          <w:color w:val="1E293B"/>
-          <w:sz w:val="20"/>
+          <w:rFonts w:ascii="Malgun Gothic" w:hAnsi="Malgun Gothic"/>
+          <w:color w:val="334155"/>
+          <w:sz w:val="19"/>
         </w:rPr>
-        <w:t>베타 테스트 종료 직후 또는 다음 학기 새 예약을 받기 전, 우측 상단의 붉은색 [전체 예약 초기화] 버튼을 누르면 모든 예약 내역이 0건으로 깨끗하게 초기화됩니다. (교사·학생 명부 및 공지 설정은 삭제되지 않고 그대로 안전하게 유지됩니다.)</w:t>
-      </w:r>
-    </w:p>
-    <w:p>
-      <w:pPr>
-        <w:pStyle w:val="Heading1"/>
-      </w:pPr>
-      <w:r>
-        <w:rPr>
-          <w:color w:val="00193C"/>
-          <w:sz w:val="32"/>
-        </w:rPr>
-        <w:t>제4장. 3종 CSV 템플릿 다운로드 및 일괄 업로드 상세 규격</w:t>
-      </w:r>
-    </w:p>
-    <w:p>
-      <w:r>
-        <w:rPr>
-          <w:sz w:val="20"/>
-        </w:rPr>
-        <w:t>운영자 콘솔의 3개 명부 관리 섹션에는 각각 [CSV 템플릿 다운로드] 버튼과 [CSV 일괄 업로드] 버튼이 마련되어 있습니다. [CSV 템플릿 다운로드]를 누르면 현재 시스템에 등록된 전체 명부가 그대로 담긴 CSV 파일이 내려받아지므로, 엑셀에서 바로 수정하여 재업로드할 수 있습니다.</w:t>
-      </w:r>
-    </w:p>
-    <w:tbl>
-      <w:tblPr>
-        <w:tblStyle w:val="TableGrid"/>
-        <w:tblW w:type="auto" w:w="0"/>
-        <w:jc w:val="center"/>
-        <w:tblLook w:firstColumn="1" w:firstRow="1" w:lastColumn="0" w:lastRow="0" w:noHBand="0" w:noVBand="1" w:val="04A0"/>
-      </w:tblPr>
-      <w:tblGrid>
-        <w:gridCol w:w="2484"/>
-        <w:gridCol w:w="2484"/>
-        <w:gridCol w:w="2484"/>
-        <w:gridCol w:w="2484"/>
-      </w:tblGrid>
-      <w:tr>
-        <w:tc>
-          <w:tcPr>
-            <w:tcW w:type="dxa" w:w="2484"/>
-            <w:shd w:val="clear" w:color="auto" w:fill="00193C"/>
-            <w:tcMar>
-              <w:top w:w="120" w:type="dxa"/>
-              <w:bottom w:w="120" w:type="dxa"/>
-              <w:left w:w="140" w:type="dxa"/>
-              <w:right w:w="140" w:type="dxa"/>
-            </w:tcMar>
-          </w:tcPr>
-          <w:p>
-            <w:r/>
-            <w:r>
-              <w:rPr>
-                <w:b/>
-                <w:color w:val="FFFFFF"/>
-                <w:sz w:val="20"/>
-              </w:rPr>
-              <w:t>대상 명부 및 파일명</w:t>
-            </w:r>
-          </w:p>
-        </w:tc>
-        <w:tc>
-          <w:tcPr>
-            <w:tcW w:type="dxa" w:w="2484"/>
-            <w:shd w:val="clear" w:color="auto" w:fill="00193C"/>
-            <w:tcMar>
-              <w:top w:w="120" w:type="dxa"/>
-              <w:bottom w:w="120" w:type="dxa"/>
-              <w:left w:w="140" w:type="dxa"/>
-              <w:right w:w="140" w:type="dxa"/>
-            </w:tcMar>
-          </w:tcPr>
-          <w:p>
-            <w:r/>
-            <w:r>
-              <w:rPr>
-                <w:b/>
-                <w:color w:val="FFFFFF"/>
-                <w:sz w:val="20"/>
-              </w:rPr>
-              <w:t>CSV 헤더(1행) 열 구성</w:t>
-            </w:r>
-          </w:p>
-        </w:tc>
-        <w:tc>
-          <w:tcPr>
-            <w:tcW w:type="dxa" w:w="2484"/>
-            <w:shd w:val="clear" w:color="auto" w:fill="00193C"/>
-            <w:tcMar>
-              <w:top w:w="120" w:type="dxa"/>
-              <w:bottom w:w="120" w:type="dxa"/>
-              <w:left w:w="140" w:type="dxa"/>
-              <w:right w:w="140" w:type="dxa"/>
-            </w:tcMar>
-          </w:tcPr>
-          <w:p>
-            <w:r/>
-            <w:r>
-              <w:rPr>
-                <w:b/>
-                <w:color w:val="FFFFFF"/>
-                <w:sz w:val="20"/>
-              </w:rPr>
-              <w:t>작성 예시 (2행부터)</w:t>
-            </w:r>
-          </w:p>
-        </w:tc>
-        <w:tc>
-          <w:tcPr>
-            <w:tcW w:type="dxa" w:w="2484"/>
-            <w:shd w:val="clear" w:color="auto" w:fill="00193C"/>
-            <w:tcMar>
-              <w:top w:w="120" w:type="dxa"/>
-              <w:bottom w:w="120" w:type="dxa"/>
-              <w:left w:w="140" w:type="dxa"/>
-              <w:right w:w="140" w:type="dxa"/>
-            </w:tcMar>
-          </w:tcPr>
-          <w:p>
-            <w:r/>
-            <w:r>
-              <w:rPr>
-                <w:b/>
-                <w:color w:val="FFFFFF"/>
-                <w:sz w:val="20"/>
-              </w:rPr>
-              <w:t>업로드 시 2가지 반영 모드 선택</w:t>
-            </w:r>
-          </w:p>
-        </w:tc>
-      </w:tr>
-      <w:tr>
-        <w:tc>
-          <w:tcPr>
-            <w:tcW w:type="dxa" w:w="2484"/>
-            <w:shd w:val="clear" w:color="auto" w:fill="FFFFFF"/>
-            <w:tcMar>
-              <w:top w:w="100" w:type="dxa"/>
-              <w:bottom w:w="100" w:type="dxa"/>
-              <w:left w:w="140" w:type="dxa"/>
-              <w:right w:w="140" w:type="dxa"/>
-            </w:tcMar>
-          </w:tcPr>
-          <w:p>
-            <w:r/>
-            <w:r>
-              <w:rPr>
-                <w:b/>
-                <w:color w:val="0F172A"/>
-                <w:sz w:val="19"/>
-              </w:rPr>
-              <w:t>① 학생 및 학부모 명부</w:t>
-              <w:br/>
-              <w:t>(학생_및_학부모_명부_템플릿.csv)</w:t>
-            </w:r>
-          </w:p>
-        </w:tc>
-        <w:tc>
-          <w:tcPr>
-            <w:tcW w:type="dxa" w:w="2484"/>
-            <w:shd w:val="clear" w:color="auto" w:fill="FFFFFF"/>
-            <w:tcMar>
-              <w:top w:w="100" w:type="dxa"/>
-              <w:bottom w:w="100" w:type="dxa"/>
-              <w:left w:w="140" w:type="dxa"/>
-              <w:right w:w="140" w:type="dxa"/>
-            </w:tcMar>
-          </w:tcPr>
-          <w:p>
-            <w:r/>
-            <w:r>
-              <w:rPr>
-                <w:color w:val="0F172A"/>
-                <w:sz w:val="19"/>
-              </w:rPr>
-              <w:t>학년,학생한글성명,학생영문성명,아버지성명,어머니성명</w:t>
-            </w:r>
-          </w:p>
-        </w:tc>
-        <w:tc>
-          <w:tcPr>
-            <w:tcW w:type="dxa" w:w="2484"/>
-            <w:shd w:val="clear" w:color="auto" w:fill="FFFFFF"/>
-            <w:tcMar>
-              <w:top w:w="100" w:type="dxa"/>
-              <w:bottom w:w="100" w:type="dxa"/>
-              <w:left w:w="140" w:type="dxa"/>
-              <w:right w:w="140" w:type="dxa"/>
-            </w:tcMar>
-          </w:tcPr>
-          <w:p>
-            <w:r/>
-            <w:r>
-              <w:rPr>
-                <w:color w:val="0F172A"/>
-                <w:sz w:val="19"/>
-              </w:rPr>
-              <w:t>M6,김하준,Hajun Kim,김철수,이영희</w:t>
-              <w:br/>
-              <w:t>H9,박서연,Seoyeon Park,박민수,최지은</w:t>
-            </w:r>
-          </w:p>
-        </w:tc>
-        <w:tc>
-          <w:tcPr>
-            <w:tcW w:type="dxa" w:w="2484"/>
-            <w:shd w:val="clear" w:color="auto" w:fill="FFFFFF"/>
-            <w:tcMar>
-              <w:top w:w="100" w:type="dxa"/>
-              <w:bottom w:w="100" w:type="dxa"/>
-              <w:left w:w="140" w:type="dxa"/>
-              <w:right w:w="140" w:type="dxa"/>
-            </w:tcMar>
-          </w:tcPr>
-          <w:p>
-            <w:r/>
-            <w:r>
-              <w:rPr>
-                <w:color w:val="0F172A"/>
-                <w:sz w:val="19"/>
-              </w:rPr>
-              <w:t>업로드 시 확인창이 뜹니다:</w:t>
-              <w:br/>
-              <w:t>• [확인] 클릭: 기존 명부에 병합(Merge: 추가 및 업데이트)</w:t>
-              <w:br/>
-              <w:t>• [취소] 후 [확인]: 기존 명부를 지우고 CSV 파일 내용으로 전체 교체(Replace)</w:t>
-            </w:r>
-          </w:p>
-        </w:tc>
-      </w:tr>
-      <w:tr>
-        <w:tc>
-          <w:tcPr>
-            <w:tcW w:type="dxa" w:w="2484"/>
-            <w:shd w:val="clear" w:color="auto" w:fill="F8FAFC"/>
-            <w:tcMar>
-              <w:top w:w="100" w:type="dxa"/>
-              <w:bottom w:w="100" w:type="dxa"/>
-              <w:left w:w="140" w:type="dxa"/>
-              <w:right w:w="140" w:type="dxa"/>
-            </w:tcMar>
-          </w:tcPr>
-          <w:p>
-            <w:r/>
-            <w:r>
-              <w:rPr>
-                <w:b/>
-                <w:color w:val="0F172A"/>
-                <w:sz w:val="19"/>
-              </w:rPr>
-              <w:t>② 운영자 및 교사 계정</w:t>
-              <w:br/>
-              <w:t>(운영자_및_교사_계정권한_템플릿.csv)</w:t>
-            </w:r>
-          </w:p>
-        </w:tc>
-        <w:tc>
-          <w:tcPr>
-            <w:tcW w:type="dxa" w:w="2484"/>
-            <w:shd w:val="clear" w:color="auto" w:fill="F8FAFC"/>
-            <w:tcMar>
-              <w:top w:w="100" w:type="dxa"/>
-              <w:bottom w:w="100" w:type="dxa"/>
-              <w:left w:w="140" w:type="dxa"/>
-              <w:right w:w="140" w:type="dxa"/>
-            </w:tcMar>
-          </w:tcPr>
-          <w:p>
-            <w:r/>
-            <w:r>
-              <w:rPr>
-                <w:color w:val="0F172A"/>
-                <w:sz w:val="19"/>
-              </w:rPr>
-              <w:t>교사이메일,교사명,권한</w:t>
-            </w:r>
-          </w:p>
-        </w:tc>
-        <w:tc>
-          <w:tcPr>
-            <w:tcW w:type="dxa" w:w="2484"/>
-            <w:shd w:val="clear" w:color="auto" w:fill="F8FAFC"/>
-            <w:tcMar>
-              <w:top w:w="100" w:type="dxa"/>
-              <w:bottom w:w="100" w:type="dxa"/>
-              <w:left w:w="140" w:type="dxa"/>
-              <w:right w:w="140" w:type="dxa"/>
-            </w:tcMar>
-          </w:tcPr>
-          <w:p>
-            <w:r/>
-            <w:r>
-              <w:rPr>
-                <w:color w:val="0F172A"/>
-                <w:sz w:val="19"/>
-              </w:rPr>
-              <w:t>vphwang@liskorea.org,황규문,운영자</w:t>
-              <w:br/>
-              <w:t>lis.monicayu@gmail.com,유미연,교사</w:t>
-            </w:r>
-          </w:p>
-        </w:tc>
-        <w:tc>
-          <w:tcPr>
-            <w:tcW w:type="dxa" w:w="2484"/>
-            <w:shd w:val="clear" w:color="auto" w:fill="F8FAFC"/>
-            <w:tcMar>
-              <w:top w:w="100" w:type="dxa"/>
-              <w:bottom w:w="100" w:type="dxa"/>
-              <w:left w:w="140" w:type="dxa"/>
-              <w:right w:w="140" w:type="dxa"/>
-            </w:tcMar>
-          </w:tcPr>
-          <w:p>
-            <w:r/>
-            <w:r>
-              <w:rPr>
-                <w:color w:val="0F172A"/>
-                <w:sz w:val="19"/>
-              </w:rPr>
-              <w:t>• [확인] 클릭: 기존 계정 목록에 병합(이메일 기준 추가/수정)</w:t>
-              <w:br/>
-              <w:t>• [취소] 후 [확인]: 업로드한 CSV로 전체 교체</w:t>
-            </w:r>
-          </w:p>
-        </w:tc>
-      </w:tr>
-      <w:tr>
-        <w:tc>
-          <w:tcPr>
-            <w:tcW w:type="dxa" w:w="2484"/>
-            <w:shd w:val="clear" w:color="auto" w:fill="FFFFFF"/>
-            <w:tcMar>
-              <w:top w:w="100" w:type="dxa"/>
-              <w:bottom w:w="100" w:type="dxa"/>
-              <w:left w:w="140" w:type="dxa"/>
-              <w:right w:w="140" w:type="dxa"/>
-            </w:tcMar>
-          </w:tcPr>
-          <w:p>
-            <w:r/>
-            <w:r>
-              <w:rPr>
-                <w:b/>
-                <w:color w:val="0F172A"/>
-                <w:sz w:val="19"/>
-              </w:rPr>
-              <w:t>③ 상담 교사 및 상담교과</w:t>
-              <w:br/>
-              <w:t>(상담교사_및_상담교과옵션_템플릿.csv)</w:t>
-            </w:r>
-          </w:p>
-        </w:tc>
-        <w:tc>
-          <w:tcPr>
-            <w:tcW w:type="dxa" w:w="2484"/>
-            <w:shd w:val="clear" w:color="auto" w:fill="FFFFFF"/>
-            <w:tcMar>
-              <w:top w:w="100" w:type="dxa"/>
-              <w:bottom w:w="100" w:type="dxa"/>
-              <w:left w:w="140" w:type="dxa"/>
-              <w:right w:w="140" w:type="dxa"/>
-            </w:tcMar>
-          </w:tcPr>
-          <w:p>
-            <w:r/>
-            <w:r>
-              <w:rPr>
-                <w:color w:val="0F172A"/>
-                <w:sz w:val="19"/>
-              </w:rPr>
-              <w:t>영문교사명,한글교사명,직책,상담교과옵션1~상담교과옵션8 (총 11열)</w:t>
-            </w:r>
-          </w:p>
-        </w:tc>
-        <w:tc>
-          <w:tcPr>
-            <w:tcW w:type="dxa" w:w="2484"/>
-            <w:shd w:val="clear" w:color="auto" w:fill="FFFFFF"/>
-            <w:tcMar>
-              <w:top w:w="100" w:type="dxa"/>
-              <w:bottom w:w="100" w:type="dxa"/>
-              <w:left w:w="140" w:type="dxa"/>
-              <w:right w:w="140" w:type="dxa"/>
-            </w:tcMar>
-          </w:tcPr>
-          <w:p>
-            <w:r/>
-            <w:r>
-              <w:rPr>
-                <w:color w:val="0F172A"/>
-                <w:sz w:val="19"/>
-              </w:rPr>
-              <w:t>Ms. Monica Yu,유미연,M6 담임교사,M6 담임상담,M6 English,M7 English,,,,,</w:t>
-            </w:r>
-          </w:p>
-        </w:tc>
-        <w:tc>
-          <w:tcPr>
-            <w:tcW w:type="dxa" w:w="2484"/>
-            <w:shd w:val="clear" w:color="auto" w:fill="FFFFFF"/>
-            <w:tcMar>
-              <w:top w:w="100" w:type="dxa"/>
-              <w:bottom w:w="100" w:type="dxa"/>
-              <w:left w:w="140" w:type="dxa"/>
-              <w:right w:w="140" w:type="dxa"/>
-            </w:tcMar>
-          </w:tcPr>
-          <w:p>
-            <w:r/>
-            <w:r>
-              <w:rPr>
-                <w:color w:val="0F172A"/>
-                <w:sz w:val="19"/>
-              </w:rPr>
-              <w:t>• [확인] 클릭: 기존 상담 교사 목록에 병합(추가/수정)</w:t>
-              <w:br/>
-              <w:t>• [취소] 후 [확인]: 업로드한 CSV로 전체 교체</w:t>
-            </w:r>
-          </w:p>
-        </w:tc>
-      </w:tr>
-    </w:tbl>
-    <w:p/>
-    <w:tbl>
-      <w:tblPr>
-        <w:tblW w:type="auto" w:w="0"/>
-        <w:jc w:val="center"/>
-        <w:tblLook w:firstColumn="1" w:firstRow="1" w:lastColumn="0" w:lastRow="0" w:noHBand="0" w:noVBand="1" w:val="04A0"/>
-      </w:tblPr>
-      <w:tblGrid>
-        <w:gridCol w:w="9936"/>
-      </w:tblGrid>
-      <w:tr>
-        <w:tc>
-          <w:tcPr>
-            <w:tcW w:type="dxa" w:w="9936"/>
-            <w:shd w:val="clear" w:color="auto" w:fill="FDFBF7"/>
-            <w:tcMar>
-              <w:top w:w="140" w:type="dxa"/>
-              <w:bottom w:w="140" w:type="dxa"/>
-              <w:left w:w="180" w:type="dxa"/>
-              <w:right w:w="180" w:type="dxa"/>
-            </w:tcMar>
-          </w:tcPr>
-          <w:p>
-            <w:r>
-              <w:rPr>
-                <w:b/>
-                <w:color w:val="00193C"/>
-                <w:sz w:val="21"/>
-              </w:rPr>
-              <w:t>💡 CSV 파일 엑셀 편집 및 저장 시 필수 주의사항</w:t>
-              <w:br/>
-            </w:r>
-            <w:r>
-              <w:rPr>
-                <w:color w:val="1E293B"/>
-                <w:sz w:val="19"/>
-              </w:rPr>
-              <w:t>• 시스템에서 [CSV 템플릿 다운로드]로 내려받는 파일에는 한글 깨짐 방지(UTF-8 BOM)가 기본 적용되어 있어 엑셀에서 더블 클릭하면 한글이 바로 정상 표시됩니다.</w:t>
-              <w:br/>
-            </w:r>
-            <w:r>
-              <w:rPr>
-                <w:color w:val="1E293B"/>
-                <w:sz w:val="19"/>
-              </w:rPr>
-              <w:t>• 엑셀(Excel)에서 내용을 수정한 뒤 저장할 때는 반드시 파일 형식을 [CSV UTF-8 (쉼표로 분리) (*.csv)]로 저장해 주십시오.</w:t>
-              <w:br/>
-            </w:r>
-            <w:r>
-              <w:rPr>
-                <w:color w:val="1E293B"/>
-                <w:sz w:val="19"/>
-              </w:rPr>
-              <w:t>• 업로드할 때 [확인]을 누르면 기존 명부를 유지하면서 추가/수정(병합)되고, 학기 초 명부를 통째로 갈아끼우고 싶을 때는 첫 번째 창에서 [취소] → 두 번째 창에서 [확인]을 누르면 전체 교체됩니다.</w:t>
-            </w:r>
-          </w:p>
-        </w:tc>
-      </w:tr>
-    </w:tbl>
-    <w:p/>
-    <w:p>
-      <w:pPr>
-        <w:pStyle w:val="Heading1"/>
-      </w:pPr>
-      <w:r>
-        <w:rPr>
-          <w:color w:val="00193C"/>
-          <w:sz w:val="32"/>
-        </w:rPr>
-        <w:t>제5장. 실전 운영 FAQ 및 상황별 즉시 해결 가이드</w:t>
-      </w:r>
-    </w:p>
-    <w:tbl>
-      <w:tblPr>
-        <w:tblStyle w:val="TableGrid"/>
-        <w:tblW w:type="auto" w:w="0"/>
-        <w:jc w:val="center"/>
-        <w:tblLook w:firstColumn="1" w:firstRow="1" w:lastColumn="0" w:lastRow="0" w:noHBand="0" w:noVBand="1" w:val="04A0"/>
-      </w:tblPr>
-      <w:tblGrid>
-        <w:gridCol w:w="3312"/>
-        <w:gridCol w:w="3312"/>
-        <w:gridCol w:w="3312"/>
-      </w:tblGrid>
-      <w:tr>
-        <w:tc>
-          <w:tcPr>
-            <w:tcW w:type="dxa" w:w="3312"/>
-            <w:shd w:val="clear" w:color="auto" w:fill="00193C"/>
-            <w:tcMar>
-              <w:top w:w="120" w:type="dxa"/>
-              <w:bottom w:w="120" w:type="dxa"/>
-              <w:left w:w="140" w:type="dxa"/>
-              <w:right w:w="140" w:type="dxa"/>
-            </w:tcMar>
-          </w:tcPr>
-          <w:p>
-            <w:r/>
-            <w:r>
-              <w:rPr>
-                <w:b/>
-                <w:color w:val="FFFFFF"/>
-                <w:sz w:val="20"/>
-              </w:rPr>
-              <w:t>발생 상황 / 문의 내용</w:t>
-            </w:r>
-          </w:p>
-        </w:tc>
-        <w:tc>
-          <w:tcPr>
-            <w:tcW w:type="dxa" w:w="3312"/>
-            <w:shd w:val="clear" w:color="auto" w:fill="00193C"/>
-            <w:tcMar>
-              <w:top w:w="120" w:type="dxa"/>
-              <w:bottom w:w="120" w:type="dxa"/>
-              <w:left w:w="140" w:type="dxa"/>
-              <w:right w:w="140" w:type="dxa"/>
-            </w:tcMar>
-          </w:tcPr>
-          <w:p>
-            <w:r/>
-            <w:r>
-              <w:rPr>
-                <w:b/>
-                <w:color w:val="FFFFFF"/>
-                <w:sz w:val="20"/>
-              </w:rPr>
-              <w:t>원인 진단</w:t>
-            </w:r>
-          </w:p>
-        </w:tc>
-        <w:tc>
-          <w:tcPr>
-            <w:tcW w:type="dxa" w:w="3312"/>
-            <w:shd w:val="clear" w:color="auto" w:fill="00193C"/>
-            <w:tcMar>
-              <w:top w:w="120" w:type="dxa"/>
-              <w:bottom w:w="120" w:type="dxa"/>
-              <w:left w:w="140" w:type="dxa"/>
-              <w:right w:w="140" w:type="dxa"/>
-            </w:tcMar>
-          </w:tcPr>
-          <w:p>
-            <w:r/>
-            <w:r>
-              <w:rPr>
-                <w:b/>
-                <w:color w:val="FFFFFF"/>
-                <w:sz w:val="20"/>
-              </w:rPr>
-              <w:t>운영자 콘솔(/admin) 즉시 해결 방법</w:t>
-            </w:r>
-          </w:p>
-        </w:tc>
-      </w:tr>
-      <w:tr>
-        <w:tc>
-          <w:tcPr>
-            <w:tcW w:type="dxa" w:w="3312"/>
-            <w:shd w:val="clear" w:color="auto" w:fill="FFFFFF"/>
-            <w:tcMar>
-              <w:top w:w="100" w:type="dxa"/>
-              <w:bottom w:w="100" w:type="dxa"/>
-              <w:left w:w="140" w:type="dxa"/>
-              <w:right w:w="140" w:type="dxa"/>
-            </w:tcMar>
-          </w:tcPr>
-          <w:p>
-            <w:r/>
-            <w:r>
-              <w:rPr>
-                <w:b/>
-                <w:color w:val="0F172A"/>
-                <w:sz w:val="19"/>
-              </w:rPr>
-              <w:t>Q1. 학부모님이 자녀 선택 후 본인 이름을 입력했는데 '등록된 학부모 성명과 일치하지 않습니다'라고 뜹니다.</w:t>
-            </w:r>
-          </w:p>
-        </w:tc>
-        <w:tc>
-          <w:tcPr>
-            <w:tcW w:type="dxa" w:w="3312"/>
-            <w:shd w:val="clear" w:color="auto" w:fill="FFFFFF"/>
-            <w:tcMar>
-              <w:top w:w="100" w:type="dxa"/>
-              <w:bottom w:w="100" w:type="dxa"/>
-              <w:left w:w="140" w:type="dxa"/>
-              <w:right w:w="140" w:type="dxa"/>
-            </w:tcMar>
-          </w:tcPr>
-          <w:p>
-            <w:r/>
-            <w:r>
-              <w:rPr>
-                <w:color w:val="0F172A"/>
-                <w:sz w:val="19"/>
-              </w:rPr>
-              <w:t>학교 명부에 아버지 성함만 등록되어 있는데 어머니 성함을 입력하셨거나(또는 반대), 성함에 오타/영문 표기 차이가 있는 경우입니다.</w:t>
-            </w:r>
-          </w:p>
-        </w:tc>
-        <w:tc>
-          <w:tcPr>
-            <w:tcW w:type="dxa" w:w="3312"/>
-            <w:shd w:val="clear" w:color="auto" w:fill="FFFFFF"/>
-            <w:tcMar>
-              <w:top w:w="100" w:type="dxa"/>
-              <w:bottom w:w="100" w:type="dxa"/>
-              <w:left w:w="140" w:type="dxa"/>
-              <w:right w:w="140" w:type="dxa"/>
-            </w:tcMar>
-          </w:tcPr>
-          <w:p>
-            <w:r/>
-            <w:r>
-              <w:rPr>
-                <w:color w:val="0F172A"/>
-                <w:sz w:val="19"/>
-              </w:rPr>
-              <w:t>1) [/admin] → [학생 및 학부모 명부 관리] 검색창에 학생 이름 입력</w:t>
-              <w:br/>
-              <w:t>2) 등록된 학부모 성명을 확인하여 학부모님께 안내하거나, [수정]을 눌러 '아버지성함, 어머니성함' 형태로 두 분 성함을 함께 저장</w:t>
-            </w:r>
-          </w:p>
-        </w:tc>
-      </w:tr>
-      <w:tr>
-        <w:tc>
-          <w:tcPr>
-            <w:tcW w:type="dxa" w:w="3312"/>
-            <w:shd w:val="clear" w:color="auto" w:fill="F8FAFC"/>
-            <w:tcMar>
-              <w:top w:w="100" w:type="dxa"/>
-              <w:bottom w:w="100" w:type="dxa"/>
-              <w:left w:w="140" w:type="dxa"/>
-              <w:right w:w="140" w:type="dxa"/>
-            </w:tcMar>
-          </w:tcPr>
-          <w:p>
-            <w:r/>
-            <w:r>
-              <w:rPr>
-                <w:b/>
-                <w:color w:val="0F172A"/>
-                <w:sz w:val="19"/>
-              </w:rPr>
-              <w:t>Q2. 학부모님이 이미 4개를 예약했는데, 그중 1개 시간을 변경하고 싶다고 연락왔습니다.</w:t>
-            </w:r>
-          </w:p>
-        </w:tc>
-        <w:tc>
-          <w:tcPr>
-            <w:tcW w:type="dxa" w:w="3312"/>
-            <w:shd w:val="clear" w:color="auto" w:fill="F8FAFC"/>
-            <w:tcMar>
-              <w:top w:w="100" w:type="dxa"/>
-              <w:bottom w:w="100" w:type="dxa"/>
-              <w:left w:w="140" w:type="dxa"/>
-              <w:right w:w="140" w:type="dxa"/>
-            </w:tcMar>
-          </w:tcPr>
-          <w:p>
-            <w:r/>
-            <w:r>
-              <w:rPr>
-                <w:color w:val="0F172A"/>
-                <w:sz w:val="19"/>
-              </w:rPr>
-              <w:t>학부모 화면에서는 확정된 예약의 임의 변경으로 인한 시간표 혼선을 막기 위해 운영자 취소 후 재예약 방식을 사용합니다.</w:t>
-            </w:r>
-          </w:p>
-        </w:tc>
-        <w:tc>
-          <w:tcPr>
-            <w:tcW w:type="dxa" w:w="3312"/>
-            <w:shd w:val="clear" w:color="auto" w:fill="F8FAFC"/>
-            <w:tcMar>
-              <w:top w:w="100" w:type="dxa"/>
-              <w:bottom w:w="100" w:type="dxa"/>
-              <w:left w:w="140" w:type="dxa"/>
-              <w:right w:w="140" w:type="dxa"/>
-            </w:tcMar>
-          </w:tcPr>
-          <w:p>
-            <w:r/>
-            <w:r>
-              <w:rPr>
-                <w:color w:val="0F172A"/>
-                <w:sz w:val="19"/>
-              </w:rPr>
-              <w:t>1) [/admin] 맨 하단 [전체 예약 상세 목록] 검색창에 학생 이름 입력</w:t>
-              <w:br/>
-              <w:t>2) 변경하려는 기존 예약 1건의 [예약 취소] 버튼 클릭</w:t>
-              <w:br/>
-              <w:t>3) 학부모님께 다시 접속하여 원하는 새 시간대를 예약하시도록 안내</w:t>
-            </w:r>
-          </w:p>
-        </w:tc>
-      </w:tr>
-      <w:tr>
-        <w:tc>
-          <w:tcPr>
-            <w:tcW w:type="dxa" w:w="3312"/>
-            <w:shd w:val="clear" w:color="auto" w:fill="FFFFFF"/>
-            <w:tcMar>
-              <w:top w:w="100" w:type="dxa"/>
-              <w:bottom w:w="100" w:type="dxa"/>
-              <w:left w:w="140" w:type="dxa"/>
-              <w:right w:w="140" w:type="dxa"/>
-            </w:tcMar>
-          </w:tcPr>
-          <w:p>
-            <w:r/>
-            <w:r>
-              <w:rPr>
-                <w:b/>
-                <w:color w:val="0F172A"/>
-                <w:sz w:val="19"/>
-              </w:rPr>
-              <w:t>Q3. 선생님이 학교 이메일로 로그인했는데 교사 화면(/teacher)이 아니라 학부모 화면(/booking)으로 이동합니다.</w:t>
-            </w:r>
-          </w:p>
-        </w:tc>
-        <w:tc>
-          <w:tcPr>
-            <w:tcW w:type="dxa" w:w="3312"/>
-            <w:shd w:val="clear" w:color="auto" w:fill="FFFFFF"/>
-            <w:tcMar>
-              <w:top w:w="100" w:type="dxa"/>
-              <w:bottom w:w="100" w:type="dxa"/>
-              <w:left w:w="140" w:type="dxa"/>
-              <w:right w:w="140" w:type="dxa"/>
-            </w:tcMar>
-          </w:tcPr>
-          <w:p>
-            <w:r/>
-            <w:r>
-              <w:rPr>
-                <w:color w:val="0F172A"/>
-                <w:sz w:val="19"/>
-              </w:rPr>
-              <w:t>[운영자 및 교사 계정 권한 관리] 명부에 해당 선생님의 이메일이 누락되어 있거나(@liskorea.org vs @liskorea.net 차이 등) 오타가 있는 경우입니다.</w:t>
-            </w:r>
-          </w:p>
-        </w:tc>
-        <w:tc>
-          <w:tcPr>
-            <w:tcW w:type="dxa" w:w="3312"/>
-            <w:shd w:val="clear" w:color="auto" w:fill="FFFFFF"/>
-            <w:tcMar>
-              <w:top w:w="100" w:type="dxa"/>
-              <w:bottom w:w="100" w:type="dxa"/>
-              <w:left w:w="140" w:type="dxa"/>
-              <w:right w:w="140" w:type="dxa"/>
-            </w:tcMar>
-          </w:tcPr>
-          <w:p>
-            <w:r/>
-            <w:r>
-              <w:rPr>
-                <w:color w:val="0F172A"/>
-                <w:sz w:val="19"/>
-              </w:rPr>
-              <w:t>1) [/admin] → [운영자 및 교사 Google 로그인 계정 권한 관리]에서 [+ 계정 추가] 클릭</w:t>
-              <w:br/>
-              <w:t>2) 선생님이 실제로 입력하신 이메일 주소를 역할 '교사'로 등록 후 재로그인 안내</w:t>
-            </w:r>
-          </w:p>
-        </w:tc>
-      </w:tr>
-      <w:tr>
-        <w:tc>
-          <w:tcPr>
-            <w:tcW w:type="dxa" w:w="3312"/>
-            <w:shd w:val="clear" w:color="auto" w:fill="F8FAFC"/>
-            <w:tcMar>
-              <w:top w:w="100" w:type="dxa"/>
-              <w:bottom w:w="100" w:type="dxa"/>
-              <w:left w:w="140" w:type="dxa"/>
-              <w:right w:w="140" w:type="dxa"/>
-            </w:tcMar>
-          </w:tcPr>
-          <w:p>
-            <w:r/>
-            <w:r>
-              <w:rPr>
-                <w:b/>
-                <w:color w:val="0F172A"/>
-                <w:sz w:val="19"/>
-              </w:rPr>
-              <w:t>Q4. 선생님이 교사 화면(/teacher)에 들어갔는데 학부모가 예약한 내역이 안 보인다고 합니다.</w:t>
-            </w:r>
-          </w:p>
-        </w:tc>
-        <w:tc>
-          <w:tcPr>
-            <w:tcW w:type="dxa" w:w="3312"/>
-            <w:shd w:val="clear" w:color="auto" w:fill="F8FAFC"/>
-            <w:tcMar>
-              <w:top w:w="100" w:type="dxa"/>
-              <w:bottom w:w="100" w:type="dxa"/>
-              <w:left w:w="140" w:type="dxa"/>
-              <w:right w:w="140" w:type="dxa"/>
-            </w:tcMar>
-          </w:tcPr>
-          <w:p>
-            <w:r/>
-            <w:r>
-              <w:rPr>
-                <w:color w:val="0F172A"/>
-                <w:sz w:val="19"/>
-              </w:rPr>
-              <w:t>[운영자 및 교사 계정 관리]에 적힌 교사 이름과 [상담 교사 관리]에 적힌 교사 이름이 서로 다르게 적혀 있는 경우입니다.</w:t>
-            </w:r>
-          </w:p>
-        </w:tc>
-        <w:tc>
-          <w:tcPr>
-            <w:tcW w:type="dxa" w:w="3312"/>
-            <w:shd w:val="clear" w:color="auto" w:fill="F8FAFC"/>
-            <w:tcMar>
-              <w:top w:w="100" w:type="dxa"/>
-              <w:bottom w:w="100" w:type="dxa"/>
-              <w:left w:w="140" w:type="dxa"/>
-              <w:right w:w="140" w:type="dxa"/>
-            </w:tcMar>
-          </w:tcPr>
-          <w:p>
-            <w:r/>
-            <w:r>
-              <w:rPr>
-                <w:color w:val="0F172A"/>
-                <w:sz w:val="19"/>
-              </w:rPr>
-              <w:t>1) [/admin]에서 두 명부의 해당 교사 성함을 동일한 영문 성함(예: Ms. Monica Yu)으로 맞춤</w:t>
-              <w:br/>
-              <w:t>2) 교사 화면에서 새로고침하거나 재로그인하면 즉시 예약 내역이 표시됨</w:t>
-            </w:r>
-          </w:p>
-        </w:tc>
-      </w:tr>
-      <w:tr>
-        <w:tc>
-          <w:tcPr>
-            <w:tcW w:type="dxa" w:w="3312"/>
-            <w:shd w:val="clear" w:color="auto" w:fill="FFFFFF"/>
-            <w:tcMar>
-              <w:top w:w="100" w:type="dxa"/>
-              <w:bottom w:w="100" w:type="dxa"/>
-              <w:left w:w="140" w:type="dxa"/>
-              <w:right w:w="140" w:type="dxa"/>
-            </w:tcMar>
-          </w:tcPr>
-          <w:p>
-            <w:r/>
-            <w:r>
-              <w:rPr>
-                <w:b/>
-                <w:color w:val="0F172A"/>
-                <w:sz w:val="19"/>
-              </w:rPr>
-              <w:t>Q5. 상담 기간 중 특정 선생님이 갑자기 3:20~4:00 사이에 긴급 회의가 생겼습니다.</w:t>
-            </w:r>
-          </w:p>
-        </w:tc>
-        <w:tc>
-          <w:tcPr>
-            <w:tcW w:type="dxa" w:w="3312"/>
-            <w:shd w:val="clear" w:color="auto" w:fill="FFFFFF"/>
-            <w:tcMar>
-              <w:top w:w="100" w:type="dxa"/>
-              <w:bottom w:w="100" w:type="dxa"/>
-              <w:left w:w="140" w:type="dxa"/>
-              <w:right w:w="140" w:type="dxa"/>
-            </w:tcMar>
-          </w:tcPr>
-          <w:p>
-            <w:r/>
-            <w:r>
-              <w:rPr>
-                <w:color w:val="0F172A"/>
-                <w:sz w:val="19"/>
-              </w:rPr>
-              <w:t>해당 시간대에 학부모가 새로 예약하지 못하도록 즉시 차단해야 합니다.</w:t>
-            </w:r>
-          </w:p>
-        </w:tc>
-        <w:tc>
-          <w:tcPr>
-            <w:tcW w:type="dxa" w:w="3312"/>
-            <w:shd w:val="clear" w:color="auto" w:fill="FFFFFF"/>
-            <w:tcMar>
-              <w:top w:w="100" w:type="dxa"/>
-              <w:bottom w:w="100" w:type="dxa"/>
-              <w:left w:w="140" w:type="dxa"/>
-              <w:right w:w="140" w:type="dxa"/>
-            </w:tcMar>
-          </w:tcPr>
-          <w:p>
-            <w:r/>
-            <w:r>
-              <w:rPr>
-                <w:color w:val="0F172A"/>
-                <w:sz w:val="19"/>
-              </w:rPr>
-              <w:t>1) [/admin] → [교사별 상담 불가(제한) 일자 및 시간 설정 관리] 이동</w:t>
-              <w:br/>
-              <w:t>2) 대상 교사, 날짜, 시간대(3:20-3:40pm, 3:40-4:00pm)를 선택하고 [제한 등록] 클릭</w:t>
-            </w:r>
-          </w:p>
-        </w:tc>
-      </w:tr>
-      <w:tr>
-        <w:tc>
-          <w:tcPr>
-            <w:tcW w:type="dxa" w:w="3312"/>
-            <w:shd w:val="clear" w:color="auto" w:fill="F8FAFC"/>
-            <w:tcMar>
-              <w:top w:w="100" w:type="dxa"/>
-              <w:bottom w:w="100" w:type="dxa"/>
-              <w:left w:w="140" w:type="dxa"/>
-              <w:right w:w="140" w:type="dxa"/>
-            </w:tcMar>
-          </w:tcPr>
-          <w:p>
-            <w:r/>
-            <w:r>
-              <w:rPr>
-                <w:b/>
-                <w:color w:val="0F172A"/>
-                <w:sz w:val="19"/>
-              </w:rPr>
-              <w:t>Q6. 학부모님이 스마트폰에서 예약 확인증 저장을 못 하셨다고 합니다.</w:t>
-            </w:r>
-          </w:p>
-        </w:tc>
-        <w:tc>
-          <w:tcPr>
-            <w:tcW w:type="dxa" w:w="3312"/>
-            <w:shd w:val="clear" w:color="auto" w:fill="F8FAFC"/>
-            <w:tcMar>
-              <w:top w:w="100" w:type="dxa"/>
-              <w:bottom w:w="100" w:type="dxa"/>
-              <w:left w:w="140" w:type="dxa"/>
-              <w:right w:w="140" w:type="dxa"/>
-            </w:tcMar>
-          </w:tcPr>
-          <w:p>
-            <w:r/>
-            <w:r>
-              <w:rPr>
-                <w:color w:val="0F172A"/>
-                <w:sz w:val="19"/>
-              </w:rPr>
-              <w:t>확인증 화면을 닫으셨거나 저장 위치를 못 찾으신 경우입니다.</w:t>
-            </w:r>
-          </w:p>
-        </w:tc>
-        <w:tc>
-          <w:tcPr>
-            <w:tcW w:type="dxa" w:w="3312"/>
-            <w:shd w:val="clear" w:color="auto" w:fill="F8FAFC"/>
-            <w:tcMar>
-              <w:top w:w="100" w:type="dxa"/>
-              <w:bottom w:w="100" w:type="dxa"/>
-              <w:left w:w="140" w:type="dxa"/>
-              <w:right w:w="140" w:type="dxa"/>
-            </w:tcMar>
-          </w:tcPr>
-          <w:p>
-            <w:r/>
-            <w:r>
-              <w:rPr>
-                <w:color w:val="0F172A"/>
-                <w:sz w:val="19"/>
-              </w:rPr>
-              <w:t>1) [/admin] 하단 [전체 예약 상세 목록]에서 해당 학생을 검색하여 예약 시간표를 캡처해 전달하거나,</w:t>
-              <w:br/>
-              <w:t>2) 예약 토큰(예: PTC-XXXX-XXXX) 주소를(`https://lighthouse-ptc.vercel.app/slip/토큰번호`) 학부모님께 전달하면 언제든 확인증을 다시 열고 PNG 이미지로 저장 가능</w:t>
-            </w:r>
-          </w:p>
-        </w:tc>
-      </w:tr>
-    </w:tbl>
-    <w:p/>
-    <w:p>
-      <w:pPr>
-        <w:pStyle w:val="Heading1"/>
-      </w:pPr>
-      <w:r>
-        <w:rPr>
-          <w:color w:val="00193C"/>
-          <w:sz w:val="32"/>
-        </w:rPr>
-        <w:t>제6장. Supabase 클라우드 데이터베이스 원본 조회 및 백업 방법</w:t>
+        <w:t>정렬 옵션: '학년순 정렬 (M6 → H12)', '학년 역순 정렬 (H12 → M6)', '학생 이름순 (가나다)', '학생 이름 역순 (하타파)' 중 원하는 정렬 방식을 드롭다운에서 선택할 수 있습니다.</w:t>
       </w:r>
     </w:p>
     <w:p>
       <w:pPr>
         <w:pStyle w:val="ListBullet"/>
+        <w:spacing w:after="60" w:line="288" w:lineRule="auto"/>
       </w:pPr>
       <w:r>
         <w:rPr>
+          <w:rFonts w:ascii="Malgun Gothic" w:hAnsi="Malgun Gothic"/>
           <w:b/>
-          <w:color w:val="00193C"/>
-          <w:sz w:val="20"/>
+          <w:color w:val="0F172A"/>
+          <w:sz w:val="19"/>
         </w:rPr>
-        <w:t xml:space="preserve">1) Supabase Table Editor 접속: </w:t>
+        <w:t xml:space="preserve">• </w:t>
       </w:r>
       <w:r>
         <w:rPr>
-          <w:color w:val="1E293B"/>
+          <w:rFonts w:ascii="Malgun Gothic" w:hAnsi="Malgun Gothic"/>
+          <w:color w:val="334155"/>
+          <w:sz w:val="19"/>
+        </w:rPr>
+        <w:t>실시간 검색창: 학생명(한글/영문) 또는 부모 성함을 타이핑하면 즉시 필터링됩니다.</w:t>
+      </w:r>
+    </w:p>
+    <w:p>
+      <w:pPr>
+        <w:spacing w:before="240" w:after="80"/>
+      </w:pPr>
+      <w:r>
+        <w:rPr>
+          <w:rFonts w:ascii="Malgun Gothic" w:hAnsi="Malgun Gothic"/>
+          <w:b/>
+          <w:color w:val="0F172A"/>
+          <w:sz w:val="23"/>
+        </w:rPr>
+        <w:t>5.3 새 학기 원클릭 일괄 진급 기능 [전체 학년 일괄 진급 (M6→H12)]</w:t>
+      </w:r>
+    </w:p>
+    <w:p>
+      <w:pPr>
+        <w:spacing w:after="80" w:line="300" w:lineRule="auto"/>
+      </w:pPr>
+      <w:r>
+        <w:rPr>
+          <w:rFonts w:ascii="Malgun Gothic" w:hAnsi="Malgun Gothic"/>
+          <w:color w:val="334155"/>
           <w:sz w:val="20"/>
         </w:rPr>
-        <w:t>https://supabase.com/dashboard/project/dwpxdsmopnvtofnycuyd/editor 에 접속하여 좌측 메뉴의 [Table Editor] → [ptc_state] 테이블을 클릭합니다.</w:t>
+        <w:t>새 학년도가 시작될 때 [전체 학년 일괄 진급] 버튼을 누르면 단 한 번의 클릭으로:</w:t>
       </w:r>
     </w:p>
     <w:p>
       <w:pPr>
         <w:pStyle w:val="ListBullet"/>
+        <w:spacing w:after="60" w:line="288" w:lineRule="auto"/>
       </w:pPr>
       <w:r>
         <w:rPr>
+          <w:rFonts w:ascii="Malgun Gothic" w:hAnsi="Malgun Gothic"/>
           <w:b/>
-          <w:color w:val="00193C"/>
-          <w:sz w:val="20"/>
+          <w:color w:val="0F172A"/>
+          <w:sz w:val="19"/>
         </w:rPr>
-        <w:t xml:space="preserve">2) 실시간 JSON 데이터 열람: </w:t>
+        <w:t xml:space="preserve">• </w:t>
       </w:r>
       <w:r>
         <w:rPr>
-          <w:color w:val="1E293B"/>
-          <w:sz w:val="20"/>
+          <w:rFonts w:ascii="Malgun Gothic" w:hAnsi="Malgun Gothic"/>
+          <w:color w:val="334155"/>
+          <w:sz w:val="19"/>
         </w:rPr>
-        <w:t>id = default 행의 payload 셀을 더블 클릭하면 config(공지 설정), reservations(전체 예약 배열), blockedSlots(차단 시간대 배열), overrides(명부 수정 내역) 전체 원본을 확인할 수 있습니다.</w:t>
+        <w:t>M6 ➔ M7, M7 ➔ M8, M8 ➔ H9, H9 ➔ H10, H10 ➔ H11, H11 ➔ H12로 모든 재학생이 1개 학년씩 일괄 자동 진급합니다.</w:t>
       </w:r>
     </w:p>
     <w:p>
       <w:pPr>
         <w:pStyle w:val="ListBullet"/>
+        <w:spacing w:after="60" w:line="288" w:lineRule="auto"/>
       </w:pPr>
       <w:r>
         <w:rPr>
+          <w:rFonts w:ascii="Malgun Gothic" w:hAnsi="Malgun Gothic"/>
           <w:b/>
-          <w:color w:val="00193C"/>
-          <w:sz w:val="20"/>
+          <w:color w:val="0F172A"/>
+          <w:sz w:val="19"/>
         </w:rPr>
-        <w:t xml:space="preserve">3) 데이터 백업: </w:t>
+        <w:t xml:space="preserve">• </w:t>
       </w:r>
       <w:r>
         <w:rPr>
-          <w:color w:val="1E293B"/>
+          <w:rFonts w:ascii="Malgun Gothic" w:hAnsi="Malgun Gothic"/>
+          <w:color w:val="334155"/>
+          <w:sz w:val="19"/>
+        </w:rPr>
+        <w:t>최고 학년인 H12 학생들은 '졸업생'으로 분류되어 명부에서 자동으로 영구 삭제 처리됩니다.</w:t>
+      </w:r>
+    </w:p>
+    <w:p>
+      <w:pPr>
+        <w:spacing w:before="240" w:after="80"/>
+      </w:pPr>
+      <w:r>
+        <w:rPr>
+          <w:rFonts w:ascii="Malgun Gothic" w:hAnsi="Malgun Gothic"/>
+          <w:b/>
+          <w:color w:val="0F172A"/>
+          <w:sz w:val="23"/>
+        </w:rPr>
+        <w:t>5.4 CSV 일괄 다운로드 및 업로드 (Excel 연동)</w:t>
+      </w:r>
+    </w:p>
+    <w:p>
+      <w:pPr>
+        <w:pStyle w:val="ListBullet"/>
+        <w:spacing w:after="60" w:line="288" w:lineRule="auto"/>
+      </w:pPr>
+      <w:r>
+        <w:rPr>
+          <w:rFonts w:ascii="Malgun Gothic" w:hAnsi="Malgun Gothic"/>
+          <w:b/>
+          <w:color w:val="0F172A"/>
+          <w:sz w:val="19"/>
+        </w:rPr>
+        <w:t xml:space="preserve">• </w:t>
+      </w:r>
+      <w:r>
+        <w:rPr>
+          <w:rFonts w:ascii="Malgun Gothic" w:hAnsi="Malgun Gothic"/>
+          <w:color w:val="334155"/>
+          <w:sz w:val="19"/>
+        </w:rPr>
+        <w:t>[명부 CSV 템플릿 다운로드]: UTF-8 인코딩이 적용된 정형 CSV 템플릿을 내려받아 엑셀에서 대량의 학생/학부모 정보를 편집할 수 있습니다.</w:t>
+      </w:r>
+    </w:p>
+    <w:p>
+      <w:pPr>
+        <w:pStyle w:val="ListBullet"/>
+        <w:spacing w:after="60" w:line="288" w:lineRule="auto"/>
+      </w:pPr>
+      <w:r>
+        <w:rPr>
+          <w:rFonts w:ascii="Malgun Gothic" w:hAnsi="Malgun Gothic"/>
+          <w:b/>
+          <w:color w:val="0F172A"/>
+          <w:sz w:val="19"/>
+        </w:rPr>
+        <w:t xml:space="preserve">• </w:t>
+      </w:r>
+      <w:r>
+        <w:rPr>
+          <w:rFonts w:ascii="Malgun Gothic" w:hAnsi="Malgun Gothic"/>
+          <w:color w:val="334155"/>
+          <w:sz w:val="19"/>
+        </w:rPr>
+        <w:t>[명부 CSV 파일 업로드]: 편집한 CSV를 업로드할 때 [기존 명부 유지 병합(Merge)]과 [새 파일로 전체 교체(Replace)] 중 선택하여 안전하게 일괄 등록할 수 있습니다.</w:t>
+      </w:r>
+    </w:p>
+    <w:p>
+      <w:pPr>
+        <w:spacing w:before="360" w:after="120"/>
+      </w:pPr>
+      <w:r>
+        <w:rPr>
+          <w:rFonts w:ascii="Malgun Gothic" w:hAnsi="Malgun Gothic"/>
+          <w:b/>
+          <w:color w:val="002D62"/>
+          <w:sz w:val="28"/>
+        </w:rPr>
+        <w:t>6. 상담 교사 및 상담교과 옵션 관리</w:t>
+      </w:r>
+    </w:p>
+    <w:p>
+      <w:pPr>
+        <w:spacing w:after="80" w:line="300" w:lineRule="auto"/>
+      </w:pPr>
+      <w:r>
+        <w:rPr>
+          <w:rFonts w:ascii="Malgun Gothic" w:hAnsi="Malgun Gothic"/>
+          <w:color w:val="334155"/>
           <w:sz w:val="20"/>
         </w:rPr>
-        <w:t>Table Editor 상단의 [Export to CSV / JSON] 기능을 사용하거나 payload 텍스트를 복사해 두면 학기별 전체 상담 기록을 영구 보관할 수 있습니다.</w:t>
+        <w:t>상담에 참여하는 교원 명단과 각 교사가 진행할 수 있는 상담 세부 교과목(옵션)을 등록하고 관리합니다.</w:t>
+      </w:r>
+    </w:p>
+    <w:p>
+      <w:pPr>
+        <w:pStyle w:val="ListBullet"/>
+        <w:spacing w:after="60" w:line="288" w:lineRule="auto"/>
+      </w:pPr>
+      <w:r>
+        <w:rPr>
+          <w:rFonts w:ascii="Malgun Gothic" w:hAnsi="Malgun Gothic"/>
+          <w:b/>
+          <w:color w:val="0F172A"/>
+          <w:sz w:val="19"/>
+        </w:rPr>
+        <w:t xml:space="preserve">• </w:t>
+      </w:r>
+      <w:r>
+        <w:rPr>
+          <w:rFonts w:ascii="Malgun Gothic" w:hAnsi="Malgun Gothic"/>
+          <w:color w:val="334155"/>
+          <w:sz w:val="19"/>
+        </w:rPr>
+        <w:t>개별 등록 및 수정: 교사의 영문 성명(예: Ms. Monica Yu), 한글 성함(예: 유미연), 직책/담당(예: M6 담임교사), 그리고 상담 가능 교과목(쉼표로 구분, 예: M6 담임, MS English A, M7 Math)을 입력하여 개별 저장합니다.</w:t>
+      </w:r>
+    </w:p>
+    <w:p>
+      <w:pPr>
+        <w:pStyle w:val="ListBullet"/>
+        <w:spacing w:after="60" w:line="288" w:lineRule="auto"/>
+      </w:pPr>
+      <w:r>
+        <w:rPr>
+          <w:rFonts w:ascii="Malgun Gothic" w:hAnsi="Malgun Gothic"/>
+          <w:b/>
+          <w:color w:val="0F172A"/>
+          <w:sz w:val="19"/>
+        </w:rPr>
+        <w:t xml:space="preserve">• </w:t>
+      </w:r>
+      <w:r>
+        <w:rPr>
+          <w:rFonts w:ascii="Malgun Gothic" w:hAnsi="Malgun Gothic"/>
+          <w:color w:val="334155"/>
+          <w:sz w:val="19"/>
+        </w:rPr>
+        <w:t>CSV 일괄 템플릿 연동: [상담교사 CSV 템플릿 다운로드] 및 [상담교사 CSV 일괄 업로드]를 통해 수십 명의 교원 정보를 한 번에 업데이트할 수 있습니다.</w:t>
+      </w:r>
+    </w:p>
+    <w:p>
+      <w:pPr>
+        <w:spacing w:before="360" w:after="120"/>
+      </w:pPr>
+      <w:r>
+        <w:rPr>
+          <w:rFonts w:ascii="Malgun Gothic" w:hAnsi="Malgun Gothic"/>
+          <w:b/>
+          <w:color w:val="002D62"/>
+          <w:sz w:val="28"/>
+        </w:rPr>
+        <w:t>7. 운영자 및 교사 Google 로그인 계정 권한 관리</w:t>
+      </w:r>
+    </w:p>
+    <w:p>
+      <w:pPr>
+        <w:spacing w:after="80" w:line="300" w:lineRule="auto"/>
+      </w:pPr>
+      <w:r>
+        <w:rPr>
+          <w:rFonts w:ascii="Malgun Gothic" w:hAnsi="Malgun Gothic"/>
+          <w:color w:val="334155"/>
+          <w:sz w:val="20"/>
+        </w:rPr>
+        <w:t>학교 관계자의 이메일 계정을 등록하여 로그인 시 자동으로 '운영자' 또는 '교사' 권한이 부여되도록 관리합니다.</w:t>
+      </w:r>
+    </w:p>
+    <w:p>
+      <w:pPr>
+        <w:pStyle w:val="ListBullet"/>
+        <w:spacing w:after="60" w:line="288" w:lineRule="auto"/>
+      </w:pPr>
+      <w:r>
+        <w:rPr>
+          <w:rFonts w:ascii="Malgun Gothic" w:hAnsi="Malgun Gothic"/>
+          <w:b/>
+          <w:color w:val="0F172A"/>
+          <w:sz w:val="19"/>
+        </w:rPr>
+        <w:t xml:space="preserve">• </w:t>
+      </w:r>
+      <w:r>
+        <w:rPr>
+          <w:rFonts w:ascii="Malgun Gothic" w:hAnsi="Malgun Gothic"/>
+          <w:color w:val="334155"/>
+          <w:sz w:val="19"/>
+        </w:rPr>
+        <w:t>운영자 권한: /admin 콘솔에 접근하여 모든 설정을 제어할 수 있는 최고 관리자 권한입니다.</w:t>
+      </w:r>
+    </w:p>
+    <w:p>
+      <w:pPr>
+        <w:pStyle w:val="ListBullet"/>
+        <w:spacing w:after="60" w:line="288" w:lineRule="auto"/>
+      </w:pPr>
+      <w:r>
+        <w:rPr>
+          <w:rFonts w:ascii="Malgun Gothic" w:hAnsi="Malgun Gothic"/>
+          <w:b/>
+          <w:color w:val="0F172A"/>
+          <w:sz w:val="19"/>
+        </w:rPr>
+        <w:t xml:space="preserve">• </w:t>
+      </w:r>
+      <w:r>
+        <w:rPr>
+          <w:rFonts w:ascii="Malgun Gothic" w:hAnsi="Malgun Gothic"/>
+          <w:color w:val="334155"/>
+          <w:sz w:val="19"/>
+        </w:rPr>
+        <w:t>교사 권한: /teacher 포털에 접속하여 본인의 상담 스케줄만 확인하고 인쇄할 수 있는 교원 권한입니다.</w:t>
+      </w:r>
+    </w:p>
+    <w:p>
+      <w:pPr>
+        <w:pStyle w:val="ListBullet"/>
+        <w:spacing w:after="60" w:line="288" w:lineRule="auto"/>
+      </w:pPr>
+      <w:r>
+        <w:rPr>
+          <w:rFonts w:ascii="Malgun Gothic" w:hAnsi="Malgun Gothic"/>
+          <w:b/>
+          <w:color w:val="0F172A"/>
+          <w:sz w:val="19"/>
+        </w:rPr>
+        <w:t xml:space="preserve">• </w:t>
+      </w:r>
+      <w:r>
+        <w:rPr>
+          <w:rFonts w:ascii="Malgun Gothic" w:hAnsi="Malgun Gothic"/>
+          <w:color w:val="334155"/>
+          <w:sz w:val="19"/>
+        </w:rPr>
+        <w:t>계정 추가/수정: Google 이메일 주소, 이름(호칭), 권한 유형(운영자/교사)을 지정하여 저장합니다.</w:t>
+      </w:r>
+    </w:p>
+    <w:p>
+      <w:pPr>
+        <w:spacing w:before="360" w:after="120"/>
+      </w:pPr>
+      <w:r>
+        <w:rPr>
+          <w:rFonts w:ascii="Malgun Gothic" w:hAnsi="Malgun Gothic"/>
+          <w:b/>
+          <w:color w:val="002D62"/>
+          <w:sz w:val="28"/>
+        </w:rPr>
+        <w:t>8. 교사별·시간대별 상담 불가(잠금) 설정 관리</w:t>
+      </w:r>
+    </w:p>
+    <w:p>
+      <w:pPr>
+        <w:spacing w:after="80" w:line="300" w:lineRule="auto"/>
+      </w:pPr>
+      <w:r>
+        <w:rPr>
+          <w:rFonts w:ascii="Malgun Gothic" w:hAnsi="Malgun Gothic"/>
+          <w:color w:val="334155"/>
+          <w:sz w:val="20"/>
+        </w:rPr>
+        <w:t>교사의 출장, 긴급 회의, 개인 사정 등으로 특정 시간대에 상담을 진행할 수 없을 때 해당 슬롯을 사전에 잠금(차단)하는 기능입니다.</w:t>
+      </w:r>
+    </w:p>
+    <w:p>
+      <w:pPr>
+        <w:pStyle w:val="ListBullet"/>
+        <w:spacing w:after="60" w:line="288" w:lineRule="auto"/>
+      </w:pPr>
+      <w:r>
+        <w:rPr>
+          <w:rFonts w:ascii="Malgun Gothic" w:hAnsi="Malgun Gothic"/>
+          <w:b/>
+          <w:color w:val="0F172A"/>
+          <w:sz w:val="19"/>
+        </w:rPr>
+        <w:t xml:space="preserve">• </w:t>
+      </w:r>
+      <w:r>
+        <w:rPr>
+          <w:rFonts w:ascii="Malgun Gothic" w:hAnsi="Malgun Gothic"/>
+          <w:color w:val="334155"/>
+          <w:sz w:val="19"/>
+        </w:rPr>
+        <w:t>대상 교사 선택: 특정 교사 1명 또는 '모든 교사 일괄 적용' 선택 가능</w:t>
+      </w:r>
+    </w:p>
+    <w:p>
+      <w:pPr>
+        <w:pStyle w:val="ListBullet"/>
+        <w:spacing w:after="60" w:line="288" w:lineRule="auto"/>
+      </w:pPr>
+      <w:r>
+        <w:rPr>
+          <w:rFonts w:ascii="Malgun Gothic" w:hAnsi="Malgun Gothic"/>
+          <w:b/>
+          <w:color w:val="0F172A"/>
+          <w:sz w:val="19"/>
+        </w:rPr>
+        <w:t xml:space="preserve">• </w:t>
+      </w:r>
+      <w:r>
+        <w:rPr>
+          <w:rFonts w:ascii="Malgun Gothic" w:hAnsi="Malgun Gothic"/>
+          <w:color w:val="334155"/>
+          <w:sz w:val="19"/>
+        </w:rPr>
+        <w:t>대상 일자 및 시간 선택: 특정 일자/시간 또는 '전체 일자/전체 시간' 선택 가능</w:t>
+      </w:r>
+    </w:p>
+    <w:p>
+      <w:pPr>
+        <w:pStyle w:val="ListBullet"/>
+        <w:spacing w:after="60" w:line="288" w:lineRule="auto"/>
+      </w:pPr>
+      <w:r>
+        <w:rPr>
+          <w:rFonts w:ascii="Malgun Gothic" w:hAnsi="Malgun Gothic"/>
+          <w:b/>
+          <w:color w:val="0F172A"/>
+          <w:sz w:val="19"/>
+        </w:rPr>
+        <w:t xml:space="preserve">• </w:t>
+      </w:r>
+      <w:r>
+        <w:rPr>
+          <w:rFonts w:ascii="Malgun Gothic" w:hAnsi="Malgun Gothic"/>
+          <w:color w:val="334155"/>
+          <w:sz w:val="19"/>
+        </w:rPr>
+        <w:t>차단 사유 입력: 학부모에게 노출될 사유(예: 교사 출장/회의)를 입력하고 [상담 불가 슬롯 등록]을 클릭하면 학부모 예약 화면에서 즉시 붉은색 '상담불가'로 잠기게 됩니다.</w:t>
+      </w:r>
+    </w:p>
+    <w:p>
+      <w:pPr>
+        <w:spacing w:before="360" w:after="120"/>
+      </w:pPr>
+      <w:r>
+        <w:rPr>
+          <w:rFonts w:ascii="Malgun Gothic" w:hAnsi="Malgun Gothic"/>
+          <w:b/>
+          <w:color w:val="002D62"/>
+          <w:sz w:val="28"/>
+        </w:rPr>
+        <w:t>9. Supabase 클라우드 영구 저장소 및 동기화 기술 관리</w:t>
+      </w:r>
+    </w:p>
+    <w:p>
+      <w:pPr>
+        <w:spacing w:after="80" w:line="300" w:lineRule="auto"/>
+      </w:pPr>
+      <w:r>
+        <w:rPr>
+          <w:rFonts w:ascii="Malgun Gothic" w:hAnsi="Malgun Gothic"/>
+          <w:color w:val="334155"/>
+          <w:sz w:val="20"/>
+        </w:rPr>
+        <w:t>본 시스템은 서버 재시작이나 여러 관리자의 동시 접속 시에도 데이터가 유실되지 않도록 엔터프라이즈급 Supabase 클라우드 DB와 실시간 연동되어 있습니다.</w:t>
+      </w:r>
+    </w:p>
+    <w:p>
+      <w:pPr>
+        <w:pStyle w:val="ListBullet"/>
+        <w:spacing w:after="60" w:line="288" w:lineRule="auto"/>
+      </w:pPr>
+      <w:r>
+        <w:rPr>
+          <w:rFonts w:ascii="Malgun Gothic" w:hAnsi="Malgun Gothic"/>
+          <w:b/>
+          <w:color w:val="0F172A"/>
+          <w:sz w:val="19"/>
+        </w:rPr>
+        <w:t xml:space="preserve">• </w:t>
+      </w:r>
+      <w:r>
+        <w:rPr>
+          <w:rFonts w:ascii="Malgun Gothic" w:hAnsi="Malgun Gothic"/>
+          <w:color w:val="334155"/>
+          <w:sz w:val="19"/>
+        </w:rPr>
+        <w:t>영구 저장소 연동 원리: 모든 예약, 수정된 교사/학생 정보, 변경된 날짜 매핑이 Supabase의 ptc_state 테이블에 JSONB 포맷으로 실시간 암호화 보존됩니다.</w:t>
+      </w:r>
+    </w:p>
+    <w:p>
+      <w:pPr>
+        <w:pStyle w:val="ListBullet"/>
+        <w:spacing w:after="60" w:line="288" w:lineRule="auto"/>
+      </w:pPr>
+      <w:r>
+        <w:rPr>
+          <w:rFonts w:ascii="Malgun Gothic" w:hAnsi="Malgun Gothic"/>
+          <w:b/>
+          <w:color w:val="0F172A"/>
+          <w:sz w:val="19"/>
+        </w:rPr>
+        <w:t xml:space="preserve">• </w:t>
+      </w:r>
+      <w:r>
+        <w:rPr>
+          <w:rFonts w:ascii="Malgun Gothic" w:hAnsi="Malgun Gothic"/>
+          <w:color w:val="334155"/>
+          <w:sz w:val="19"/>
+        </w:rPr>
+        <w:t>초기 SQL 테이블 생성: 관리자 콘솔 하단의 [초기 테이블 생성 SQL 보기] 버튼을 누르면 Supabase SQL Editor에 바로 실행할 수 있는 DDL 스크립트가 제공됩니다.</w:t>
+      </w:r>
+    </w:p>
+    <w:p>
+      <w:pPr>
+        <w:pStyle w:val="ListBullet"/>
+        <w:spacing w:after="60" w:line="288" w:lineRule="auto"/>
+      </w:pPr>
+      <w:r>
+        <w:rPr>
+          <w:rFonts w:ascii="Malgun Gothic" w:hAnsi="Malgun Gothic"/>
+          <w:b/>
+          <w:color w:val="0F172A"/>
+          <w:sz w:val="19"/>
+        </w:rPr>
+        <w:t xml:space="preserve">• </w:t>
+      </w:r>
+      <w:r>
+        <w:rPr>
+          <w:rFonts w:ascii="Malgun Gothic" w:hAnsi="Malgun Gothic"/>
+          <w:color w:val="334155"/>
+          <w:sz w:val="19"/>
+        </w:rPr>
+        <w:t>[구글 시트 즉시 동기화] 버튼: 원본 Google Spreadsheet의 변경 내용을 강제로 즉시 긁어와 로컬 캐시와 병합할 때 사용합니다.</w:t>
+      </w:r>
+    </w:p>
+    <w:p>
+      <w:pPr>
+        <w:spacing w:before="360" w:after="120"/>
+      </w:pPr>
+      <w:r>
+        <w:rPr>
+          <w:rFonts w:ascii="Malgun Gothic" w:hAnsi="Malgun Gothic"/>
+          <w:b/>
+          <w:color w:val="002D62"/>
+          <w:sz w:val="28"/>
+        </w:rPr>
+        <w:t>10. 정기 운영 타임라인 및 비상 대응 프로토콜</w:t>
+      </w:r>
+    </w:p>
+    <w:p>
+      <w:pPr>
+        <w:spacing w:before="240" w:after="80"/>
+      </w:pPr>
+      <w:r>
+        <w:rPr>
+          <w:rFonts w:ascii="Malgun Gothic" w:hAnsi="Malgun Gothic"/>
+          <w:b/>
+          <w:color w:val="0F172A"/>
+          <w:sz w:val="23"/>
+        </w:rPr>
+        <w:t>10.1 학기별 운영 표준 타임라인</w:t>
+      </w:r>
+    </w:p>
+    <w:p>
+      <w:pPr>
+        <w:pStyle w:val="ListBullet"/>
+        <w:spacing w:after="60" w:line="288" w:lineRule="auto"/>
+      </w:pPr>
+      <w:r>
+        <w:rPr>
+          <w:rFonts w:ascii="Malgun Gothic" w:hAnsi="Malgun Gothic"/>
+          <w:b/>
+          <w:color w:val="0F172A"/>
+          <w:sz w:val="19"/>
+        </w:rPr>
+        <w:t xml:space="preserve">• </w:t>
+      </w:r>
+      <w:r>
+        <w:rPr>
+          <w:rFonts w:ascii="Malgun Gothic" w:hAnsi="Malgun Gothic"/>
+          <w:color w:val="334155"/>
+          <w:sz w:val="19"/>
+        </w:rPr>
+        <w:t>D-7 (오픈 1주일 전): 교사 계정 및 학생/학부모 명부 최종 CSV 업로드, [상담 일자 변경]으로 올해 행사 날짜 세팅</w:t>
+      </w:r>
+    </w:p>
+    <w:p>
+      <w:pPr>
+        <w:pStyle w:val="ListBullet"/>
+        <w:spacing w:after="60" w:line="288" w:lineRule="auto"/>
+      </w:pPr>
+      <w:r>
+        <w:rPr>
+          <w:rFonts w:ascii="Malgun Gothic" w:hAnsi="Malgun Gothic"/>
+          <w:b/>
+          <w:color w:val="0F172A"/>
+          <w:sz w:val="19"/>
+        </w:rPr>
+        <w:t xml:space="preserve">• </w:t>
+      </w:r>
+      <w:r>
+        <w:rPr>
+          <w:rFonts w:ascii="Malgun Gothic" w:hAnsi="Malgun Gothic"/>
+          <w:color w:val="334155"/>
+          <w:sz w:val="19"/>
+        </w:rPr>
+        <w:t>D-3 (교사 사전 리허설): 교사들에게 계정 안내 및 /teacher 접속 테스트, 교사 개인 사정 시간대 [상담 불가 슬롯] 사전 등록</w:t>
+      </w:r>
+    </w:p>
+    <w:p>
+      <w:pPr>
+        <w:pStyle w:val="ListBullet"/>
+        <w:spacing w:after="60" w:line="288" w:lineRule="auto"/>
+      </w:pPr>
+      <w:r>
+        <w:rPr>
+          <w:rFonts w:ascii="Malgun Gothic" w:hAnsi="Malgun Gothic"/>
+          <w:b/>
+          <w:color w:val="0F172A"/>
+          <w:sz w:val="19"/>
+        </w:rPr>
+        <w:t xml:space="preserve">• </w:t>
+      </w:r>
+      <w:r>
+        <w:rPr>
+          <w:rFonts w:ascii="Malgun Gothic" w:hAnsi="Malgun Gothic"/>
+          <w:color w:val="334155"/>
+          <w:sz w:val="19"/>
+        </w:rPr>
+        <w:t>D-1 (테스트 데이터 초기화): 테스트로 입력된 가상 예약을 [전체 예약 초기화] 버튼으로 깨끗하게 삭제(0건 복구)</w:t>
+      </w:r>
+    </w:p>
+    <w:p>
+      <w:pPr>
+        <w:pStyle w:val="ListBullet"/>
+        <w:spacing w:after="60" w:line="288" w:lineRule="auto"/>
+      </w:pPr>
+      <w:r>
+        <w:rPr>
+          <w:rFonts w:ascii="Malgun Gothic" w:hAnsi="Malgun Gothic"/>
+          <w:b/>
+          <w:color w:val="0F172A"/>
+          <w:sz w:val="19"/>
+        </w:rPr>
+        <w:t xml:space="preserve">• </w:t>
+      </w:r>
+      <w:r>
+        <w:rPr>
+          <w:rFonts w:ascii="Malgun Gothic" w:hAnsi="Malgun Gothic"/>
+          <w:color w:val="334155"/>
+          <w:sz w:val="19"/>
+        </w:rPr>
+        <w:t>D-Day (학부모 오픈): 학부모 안내 문자/이메일 발송, 운영자 콘솔 종합 상황판을 통해 실시간 예약률 모니터링</w:t>
+      </w:r>
+    </w:p>
+    <w:p>
+      <w:pPr>
+        <w:pStyle w:val="ListBullet"/>
+        <w:spacing w:after="60" w:line="288" w:lineRule="auto"/>
+      </w:pPr>
+      <w:r>
+        <w:rPr>
+          <w:rFonts w:ascii="Malgun Gothic" w:hAnsi="Malgun Gothic"/>
+          <w:b/>
+          <w:color w:val="0F172A"/>
+          <w:sz w:val="19"/>
+        </w:rPr>
+        <w:t xml:space="preserve">• </w:t>
+      </w:r>
+      <w:r>
+        <w:rPr>
+          <w:rFonts w:ascii="Malgun Gothic" w:hAnsi="Malgun Gothic"/>
+          <w:color w:val="334155"/>
+          <w:sz w:val="19"/>
+        </w:rPr>
+        <w:t>행사 당일: 종합 상황판에서 특정 예약 클릭 후 현장 확인증 발급 및 QR 코드 확인</w:t>
+      </w:r>
+    </w:p>
+    <w:p>
+      <w:pPr>
+        <w:spacing w:before="240" w:after="80"/>
+      </w:pPr>
+      <w:r>
+        <w:rPr>
+          <w:rFonts w:ascii="Malgun Gothic" w:hAnsi="Malgun Gothic"/>
+          <w:b/>
+          <w:color w:val="0F172A"/>
+          <w:sz w:val="23"/>
+        </w:rPr>
+        <w:t>10.2 비상 상황별 조치 가이드</w:t>
+      </w:r>
+    </w:p>
+    <w:p>
+      <w:pPr>
+        <w:pStyle w:val="ListBullet"/>
+        <w:spacing w:after="60" w:line="288" w:lineRule="auto"/>
+      </w:pPr>
+      <w:r>
+        <w:rPr>
+          <w:rFonts w:ascii="Malgun Gothic" w:hAnsi="Malgun Gothic"/>
+          <w:b/>
+          <w:color w:val="0F172A"/>
+          <w:sz w:val="19"/>
+        </w:rPr>
+        <w:t xml:space="preserve">• </w:t>
+      </w:r>
+      <w:r>
+        <w:rPr>
+          <w:rFonts w:ascii="Malgun Gothic" w:hAnsi="Malgun Gothic"/>
+          <w:color w:val="334155"/>
+          <w:sz w:val="19"/>
+        </w:rPr>
+        <w:t>학부모가 로그인이 안 된다고 문의하는 경우: 학생의 학년, 성명(한글), 그리고 부/모 성함이 /admin의 '학생 및 학부모 명부 관리'에 정확히 등록되어 있는지 확인하고, 오타가 있다면 즉시 수정 저장합니다.</w:t>
+      </w:r>
+    </w:p>
+    <w:p>
+      <w:pPr>
+        <w:pStyle w:val="ListBullet"/>
+        <w:spacing w:after="60" w:line="288" w:lineRule="auto"/>
+      </w:pPr>
+      <w:r>
+        <w:rPr>
+          <w:rFonts w:ascii="Malgun Gothic" w:hAnsi="Malgun Gothic"/>
+          <w:b/>
+          <w:color w:val="0F172A"/>
+          <w:sz w:val="19"/>
+        </w:rPr>
+        <w:t xml:space="preserve">• </w:t>
+      </w:r>
+      <w:r>
+        <w:rPr>
+          <w:rFonts w:ascii="Malgun Gothic" w:hAnsi="Malgun Gothic"/>
+          <w:color w:val="334155"/>
+          <w:sz w:val="19"/>
+        </w:rPr>
+        <w:t>학부모가 예약을 잘못해서 취소해 달라는 경우: 학부모는 직접 취소할 수 없으므로, 운영자가 /admin 상단 매트릭스에서 해당 셀을 클릭하거나 '예약 내역 검색'에서 학생명을 검색한 후 [이 예약 취소(삭제)] 버튼을 누르면 즉시 취소되고 슬롯이 복구됩니다.</w:t>
+      </w:r>
+    </w:p>
+    <w:p>
+      <w:pPr>
+        <w:pStyle w:val="ListBullet"/>
+        <w:spacing w:after="60" w:line="288" w:lineRule="auto"/>
+      </w:pPr>
+      <w:r>
+        <w:rPr>
+          <w:rFonts w:ascii="Malgun Gothic" w:hAnsi="Malgun Gothic"/>
+          <w:b/>
+          <w:color w:val="0F172A"/>
+          <w:sz w:val="19"/>
+        </w:rPr>
+        <w:t xml:space="preserve">• </w:t>
+      </w:r>
+      <w:r>
+        <w:rPr>
+          <w:rFonts w:ascii="Malgun Gothic" w:hAnsi="Malgun Gothic"/>
+          <w:color w:val="334155"/>
+          <w:sz w:val="19"/>
+        </w:rPr>
+        <w:t>화면 데이터가 이전 내용으로 보이는 경우: 브라우저 캐시 문제일 가능성이 높으므로 키보드의 Ctrl + F5 (강력 새로고침)를 안내합니다.</w:t>
       </w:r>
     </w:p>
     <w:sectPr>
       <w:pgSz w:w="12240" w:h="15840"/>
-      <w:pgMar w:top="1152" w:right="1152" w:bottom="1152" w:left="1152" w:header="720" w:footer="720" w:gutter="0"/>
+      <w:pgMar w:top="1296" w:right="1296" w:bottom="1296" w:left="1296" w:header="720" w:footer="720" w:gutter="0"/>
       <w:cols w:space="720"/>
       <w:docGrid w:linePitch="360"/>
     </w:sectPr>

--- a/public/Lighthouse_PTC_Admin_Manual.docx
+++ b/public/Lighthouse_PTC_Admin_Manual.docx
@@ -734,6 +734,148 @@
           <w:sz w:val="19"/>
         </w:rPr>
         <w:t>회색 하이픈 셀 (-): 아직 예약되지 않은 빈 시간대(예약 가능)입니다.</w:t>
+      </w:r>
+    </w:p>
+    <w:p>
+      <w:pPr>
+        <w:spacing w:before="240" w:after="80"/>
+      </w:pPr>
+      <w:r>
+        <w:rPr>
+          <w:rFonts w:ascii="Malgun Gothic" w:hAnsi="Malgun Gothic"/>
+          <w:b/>
+          <w:color w:val="0F172A"/>
+          <w:sz w:val="23"/>
+        </w:rPr>
+        <w:t>3.3 상담 일정 및 예약 현황 엑셀 다운로드 (시작·종료시간 분리)</w:t>
+      </w:r>
+    </w:p>
+    <w:p>
+      <w:pPr>
+        <w:spacing w:after="80" w:line="300" w:lineRule="auto"/>
+      </w:pPr>
+      <w:r>
+        <w:rPr>
+          <w:rFonts w:ascii="Malgun Gothic" w:hAnsi="Malgun Gothic"/>
+          <w:color w:val="334155"/>
+          <w:sz w:val="20"/>
+        </w:rPr>
+        <w:t>운영자 화면과 교사 화면에서 모든 상담 일정을 엑셀(CSV) 파일로 원클릭 다운로드할 수 있습니다. 엑셀에서 정렬, 필터링, 시간 계산이 용이하도록 상담 시작시간과 종료시간이 독립된 열로 자동 파싱되어 제공됩니다.</w:t>
+      </w:r>
+    </w:p>
+    <w:p>
+      <w:pPr>
+        <w:pStyle w:val="ListBullet"/>
+        <w:spacing w:after="60" w:line="288" w:lineRule="auto"/>
+      </w:pPr>
+      <w:r>
+        <w:rPr>
+          <w:rFonts w:ascii="Malgun Gothic" w:hAnsi="Malgun Gothic"/>
+          <w:b/>
+          <w:color w:val="0F172A"/>
+          <w:sz w:val="19"/>
+        </w:rPr>
+        <w:t xml:space="preserve">• </w:t>
+      </w:r>
+      <w:r>
+        <w:rPr>
+          <w:rFonts w:ascii="Malgun Gothic" w:hAnsi="Malgun Gothic"/>
+          <w:color w:val="334155"/>
+          <w:sz w:val="19"/>
+        </w:rPr>
+        <w:t>운영자 종합 상황판: 상단의 [상담일정 엑셀 다운로드] 버튼을 클릭하면 전체 교사의 확정된 예약 목록이 일자 및 시작시간순으로 자동 정렬되어 다운로드됩니다.</w:t>
+      </w:r>
+    </w:p>
+    <w:p>
+      <w:pPr>
+        <w:pStyle w:val="ListBullet"/>
+        <w:spacing w:after="60" w:line="288" w:lineRule="auto"/>
+      </w:pPr>
+      <w:r>
+        <w:rPr>
+          <w:rFonts w:ascii="Malgun Gothic" w:hAnsi="Malgun Gothic"/>
+          <w:b/>
+          <w:color w:val="0F172A"/>
+          <w:sz w:val="19"/>
+        </w:rPr>
+        <w:t xml:space="preserve">• </w:t>
+      </w:r>
+      <w:r>
+        <w:rPr>
+          <w:rFonts w:ascii="Malgun Gothic" w:hAnsi="Malgun Gothic"/>
+          <w:color w:val="334155"/>
+          <w:sz w:val="19"/>
+        </w:rPr>
+        <w:t>실시간 예약 검색 창: 검색창에 검색어가 입력된 상태에서는 [검색결과 엑셀 다운로드], 미입력 상태에서는 [예약현황 엑셀 다운로드] 버튼으로 원하는 범위의 데이터를 즉시 추출합니다.</w:t>
+      </w:r>
+    </w:p>
+    <w:p>
+      <w:pPr>
+        <w:pStyle w:val="ListBullet"/>
+        <w:spacing w:after="60" w:line="288" w:lineRule="auto"/>
+      </w:pPr>
+      <w:r>
+        <w:rPr>
+          <w:rFonts w:ascii="Malgun Gothic" w:hAnsi="Malgun Gothic"/>
+          <w:b/>
+          <w:color w:val="0F172A"/>
+          <w:sz w:val="19"/>
+        </w:rPr>
+        <w:t xml:space="preserve">• </w:t>
+      </w:r>
+      <w:r>
+        <w:rPr>
+          <w:rFonts w:ascii="Malgun Gothic" w:hAnsi="Malgun Gothic"/>
+          <w:color w:val="334155"/>
+          <w:sz w:val="19"/>
+        </w:rPr>
+        <w:t>교사 전용 포털(/teacher): 담당 교사가 본인의 타임테이블 상단에서 [일정 엑셀 다운로드 (시작·종료시간 분리)] 버튼을 클릭하여 본인 일정만 엑셀로 내려받을 수 있습니다.</w:t>
+      </w:r>
+    </w:p>
+    <w:p>
+      <w:pPr>
+        <w:pStyle w:val="ListBullet"/>
+        <w:spacing w:after="60" w:line="288" w:lineRule="auto"/>
+      </w:pPr>
+      <w:r>
+        <w:rPr>
+          <w:rFonts w:ascii="Malgun Gothic" w:hAnsi="Malgun Gothic"/>
+          <w:b/>
+          <w:color w:val="0F172A"/>
+          <w:sz w:val="19"/>
+        </w:rPr>
+        <w:t xml:space="preserve">• </w:t>
+      </w:r>
+      <w:r>
+        <w:rPr>
+          <w:rFonts w:ascii="Malgun Gothic" w:hAnsi="Malgun Gothic"/>
+          <w:color w:val="334155"/>
+          <w:sz w:val="19"/>
+        </w:rPr>
+        <w:t>제공되는 엑셀 열(컬럼): 예약번호(Slip ID), 상담 일자, 상담 시작시간(24시간제), 상담 종료시간(24시간제), 상담 시간대(슬롯), 시작시간(12시간제), 종료시간(12시간제), 학생 학년, 학생 성명, 학부모 성명, 학부모 이메일, 상담 교사, 상담 교과, 예약 상태, 신청 일시</w:t>
+      </w:r>
+    </w:p>
+    <w:p>
+      <w:pPr>
+        <w:pStyle w:val="ListBullet"/>
+        <w:spacing w:after="60" w:line="288" w:lineRule="auto"/>
+      </w:pPr>
+      <w:r>
+        <w:rPr>
+          <w:rFonts w:ascii="Malgun Gothic" w:hAnsi="Malgun Gothic"/>
+          <w:b/>
+          <w:color w:val="0F172A"/>
+          <w:sz w:val="19"/>
+        </w:rPr>
+        <w:t xml:space="preserve">• </w:t>
+      </w:r>
+      <w:r>
+        <w:rPr>
+          <w:rFonts w:ascii="Malgun Gothic" w:hAnsi="Malgun Gothic"/>
+          <w:color w:val="334155"/>
+          <w:sz w:val="19"/>
+        </w:rPr>
+        <w:t>Excel 완벽 호환: UTF-8 BOM 인코딩을 적용하여 별도의 변환 없이 Microsoft Excel에서 더블클릭만으로 한글 깨짐 없이 즉시 정상 조회됩니다.</w:t>
       </w:r>
     </w:p>
     <w:p>
